--- a/media/R2601/output_dir/jl/测试用例记录.docx
+++ b/media/R2601/output_dir/jl/测试用例记录.docx
@@ -4069,7 +4069,7 @@
                 <w:noProof/>
                 <w:szCs w:val="21"/>
               </w:rPr>
-              <w:t xml:space="preserve">2026-04-16</w:t>
+              <w:t xml:space="preserve">2026-04-20</w:t>
             </w:r>
           </w:p>
         </w:tc>
@@ -4358,7 +4358,7 @@
                 <w:rFonts w:hint="eastAsia"/>
                 <w:szCs w:val="21"/>
               </w:rPr>
-              <w:t xml:space="preserve">串口校验位</w:t>
+              <w:t xml:space="preserve">其他批量替换后初始化</w:t>
             </w:r>
           </w:p>
         </w:tc>
@@ -4583,7 +4583,7 @@
                 <w:rFonts w:hint="eastAsia"/>
                 <w:szCs w:val="21"/>
               </w:rPr>
-              <w:t xml:space="preserve">测试串口校验位</w:t>
+              <w:t xml:space="preserve"/>
             </w:r>
           </w:p>
         </w:tc>
@@ -4630,7 +4630,7 @@
                 <w:rFonts w:hint="eastAsia"/>
                 <w:szCs w:val="21"/>
               </w:rPr>
-              <w:t xml:space="preserve">软件正常启动，正常登录进软件</w:t>
+              <w:t xml:space="preserve">软件正常启动，正常运行</w:t>
             </w:r>
           </w:p>
         </w:tc>
@@ -4677,7 +4677,7 @@
                 <w:rFonts w:hint="eastAsia"/>
                 <w:szCs w:val="21"/>
               </w:rPr>
-              <w:t xml:space="preserve">软件正常启动，各界面显示工作正常</w:t>
+              <w:t xml:space="preserve">软件正常启动，外部接口运行正常</w:t>
             </w:r>
           </w:p>
         </w:tc>
@@ -4891,7 +4891,7 @@
                 <w:rFonts w:hint="eastAsia"/>
                 <w:szCs w:val="21"/>
               </w:rPr>
-              <w:t xml:space="preserve">进行XXX替换操作</w:t>
+              <w:t xml:space="preserve">XXX替换3</w:t>
             </w:r>
           </w:p>
         </w:tc>
@@ -4914,7 +4914,7 @@
                 <w:szCs w:val="21"/>
               </w:rPr>
               <w:lastRenderedPageBreak/>
-              <w:t xml:space="preserve">XXX替换正确</w:t>
+              <w:t xml:space="preserve">YUQI3</w:t>
             </w:r>
           </w:p>
         </w:tc>
@@ -4934,7 +4934,7 @@
                 <w:rFonts w:hint="eastAsia"/>
                 <w:szCs w:val="21"/>
               </w:rPr>
-              <w:t xml:space="preserve">XXX替换X正确</w:t>
+              <w:t xml:space="preserve"/>
             </w:r>
           </w:p>
         </w:tc>
@@ -4956,7 +4956,225 @@
                 <w:szCs w:val="21"/>
               </w:rPr>
               <w:lastRenderedPageBreak/>
-              <w:t xml:space="preserve">未通过</w:t>
+              <w:t xml:space="preserve">未执行</w:t>
+            </w:r>
+          </w:p>
+        </w:tc>
+      </w:tr>
+      <w:tr>
+        <w:tc>
+          <w:tcPr>
+            <w:tcW w:w="1181" w:type="dxa"/>
+          </w:tcPr>
+          <w:p>
+            <w:pPr>
+              <w:jc w:val="center"/>
+              <w:rPr>
+                <w:noProof/>
+                <w:szCs w:val="21"/>
+              </w:rPr>
+            </w:pPr>
+            <w:r>
+              <w:rPr>
+                <w:rFonts w:hint="eastAsia"/>
+                <w:noProof/>
+                <w:szCs w:val="21"/>
+              </w:rPr>
+              <w:t xml:space="preserve">2</w:t>
+            </w:r>
+          </w:p>
+        </w:tc>
+        <w:tc>
+          <w:tcPr>
+            <w:tcW w:w="4335" w:type="dxa"/>
+            <w:gridSpan w:val="2"/>
+          </w:tcPr>
+          <w:p>
+            <w:pPr>
+              <w:rPr>
+                <w:szCs w:val="21"/>
+              </w:rPr>
+            </w:pPr>
+            <w:r>
+              <w:rPr>
+                <w:rFonts w:hint="eastAsia"/>
+                <w:szCs w:val="21"/>
+              </w:rPr>
+              <w:t xml:space="preserve">XXX替换4</w:t>
+            </w:r>
+          </w:p>
+        </w:tc>
+        <w:tc>
+          <w:tcPr>
+            <w:tcW w:w="2694" w:type="dxa"/>
+            <w:gridSpan w:val="3"/>
+          </w:tcPr>
+          <w:p>
+            <w:pPr>
+              <w:rPr>
+                <w:noProof/>
+                <w:szCs w:val="21"/>
+              </w:rPr>
+            </w:pPr>
+            <w:r>
+              <w:rPr>
+                <w:rFonts w:hint="eastAsia"/>
+                <w:noProof/>
+                <w:szCs w:val="21"/>
+              </w:rPr>
+              <w:lastRenderedPageBreak/>
+              <w:t xml:space="preserve">YUQI4</w:t>
+            </w:r>
+          </w:p>
+        </w:tc>
+        <w:tc>
+          <w:tcPr>
+            <w:tcW w:w="4703" w:type="dxa"/>
+            <w:gridSpan w:val="2"/>
+          </w:tcPr>
+          <w:p>
+            <w:pPr>
+              <w:rPr>
+                <w:szCs w:val="21"/>
+              </w:rPr>
+            </w:pPr>
+            <w:r>
+              <w:rPr>
+                <w:rFonts w:hint="eastAsia"/>
+                <w:szCs w:val="21"/>
+              </w:rPr>
+              <w:t xml:space="preserve"/>
+            </w:r>
+          </w:p>
+        </w:tc>
+        <w:tc>
+          <w:tcPr>
+            <w:tcW w:w="1059" w:type="dxa"/>
+          </w:tcPr>
+          <w:p>
+            <w:pPr>
+              <w:rPr>
+                <w:noProof/>
+                <w:szCs w:val="21"/>
+              </w:rPr>
+            </w:pPr>
+            <w:r>
+              <w:rPr>
+                <w:rFonts w:hint="eastAsia"/>
+                <w:noProof/>
+                <w:szCs w:val="21"/>
+              </w:rPr>
+              <w:lastRenderedPageBreak/>
+              <w:t xml:space="preserve">未执行</w:t>
+            </w:r>
+          </w:p>
+        </w:tc>
+      </w:tr>
+      <w:tr>
+        <w:tc>
+          <w:tcPr>
+            <w:tcW w:w="1181" w:type="dxa"/>
+          </w:tcPr>
+          <w:p>
+            <w:pPr>
+              <w:jc w:val="center"/>
+              <w:rPr>
+                <w:noProof/>
+                <w:szCs w:val="21"/>
+              </w:rPr>
+            </w:pPr>
+            <w:r>
+              <w:rPr>
+                <w:rFonts w:hint="eastAsia"/>
+                <w:noProof/>
+                <w:szCs w:val="21"/>
+              </w:rPr>
+              <w:t xml:space="preserve">3</w:t>
+            </w:r>
+          </w:p>
+        </w:tc>
+        <w:tc>
+          <w:tcPr>
+            <w:tcW w:w="4335" w:type="dxa"/>
+            <w:gridSpan w:val="2"/>
+          </w:tcPr>
+          <w:p>
+            <w:pPr>
+              <w:rPr>
+                <w:szCs w:val="21"/>
+              </w:rPr>
+            </w:pPr>
+            <w:r>
+              <w:rPr>
+                <w:rFonts w:hint="eastAsia"/>
+                <w:szCs w:val="21"/>
+              </w:rPr>
+              <w:t xml:space="preserve">XXX替换5</w:t>
+            </w:r>
+          </w:p>
+        </w:tc>
+        <w:tc>
+          <w:tcPr>
+            <w:tcW w:w="2694" w:type="dxa"/>
+            <w:gridSpan w:val="3"/>
+          </w:tcPr>
+          <w:p>
+            <w:pPr>
+              <w:rPr>
+                <w:noProof/>
+                <w:szCs w:val="21"/>
+              </w:rPr>
+            </w:pPr>
+            <w:r>
+              <w:rPr>
+                <w:rFonts w:hint="eastAsia"/>
+                <w:noProof/>
+                <w:szCs w:val="21"/>
+              </w:rPr>
+              <w:lastRenderedPageBreak/>
+              <w:t xml:space="preserve">YUQI5</w:t>
+            </w:r>
+          </w:p>
+        </w:tc>
+        <w:tc>
+          <w:tcPr>
+            <w:tcW w:w="4703" w:type="dxa"/>
+            <w:gridSpan w:val="2"/>
+          </w:tcPr>
+          <w:p>
+            <w:pPr>
+              <w:rPr>
+                <w:szCs w:val="21"/>
+              </w:rPr>
+            </w:pPr>
+            <w:r>
+              <w:rPr>
+                <w:rFonts w:hint="eastAsia"/>
+                <w:szCs w:val="21"/>
+              </w:rPr>
+              <w:t xml:space="preserve"/>
+            </w:r>
+          </w:p>
+        </w:tc>
+        <w:tc>
+          <w:tcPr>
+            <w:tcW w:w="1059" w:type="dxa"/>
+          </w:tcPr>
+          <w:p>
+            <w:pPr>
+              <w:rPr>
+                <w:noProof/>
+                <w:szCs w:val="21"/>
+              </w:rPr>
+            </w:pPr>
+            <w:r>
+              <w:rPr>
+                <w:rFonts w:hint="eastAsia"/>
+                <w:noProof/>
+                <w:szCs w:val="21"/>
+              </w:rPr>
+              <w:lastRenderedPageBreak/>
+              <w:t xml:space="preserve">未执行</w:t>
             </w:r>
           </w:p>
         </w:tc>
@@ -5050,7 +5268,7 @@
                 <w:noProof/>
                 <w:szCs w:val="21"/>
               </w:rPr>
-              <w:t xml:space="preserve">2026-04-16</w:t>
+              <w:t xml:space="preserve">2026-04-20</w:t>
             </w:r>
           </w:p>
         </w:tc>
@@ -5099,7 +5317,7 @@
                 <w:noProof/>
                 <w:szCs w:val="21"/>
               </w:rPr>
-              <w:t xml:space="preserve">某测试人员1</w:t>
+              <w:t xml:space="preserve">陈俊亦</w:t>
             </w:r>
           </w:p>
         </w:tc>
@@ -5145,7 +5363,7 @@
                 <w:noProof/>
                 <w:szCs w:val="21"/>
               </w:rPr>
-              <w:t xml:space="preserve">某测试人员2</w:t>
+              <w:t xml:space="preserve">陈俊亦</w:t>
             </w:r>
           </w:p>
         </w:tc>
@@ -5194,7 +5412,7 @@
                 <w:noProof/>
                 <w:szCs w:val="21"/>
               </w:rPr>
-              <w:t xml:space="preserve">PT_R2601_1</w:t>
+              <w:t xml:space="preserve"/>
             </w:r>
           </w:p>
         </w:tc>
@@ -5339,7 +5557,7 @@
                 <w:rFonts w:hint="eastAsia"/>
                 <w:szCs w:val="21"/>
               </w:rPr>
-              <w:t xml:space="preserve">其他批量替换后初始化</w:t>
+              <w:t xml:space="preserve">串口校验位</w:t>
             </w:r>
           </w:p>
         </w:tc>
@@ -5564,7 +5782,7 @@
                 <w:rFonts w:hint="eastAsia"/>
                 <w:szCs w:val="21"/>
               </w:rPr>
-              <w:t xml:space="preserve"/>
+              <w:t xml:space="preserve">测试串口校验位</w:t>
             </w:r>
           </w:p>
         </w:tc>
@@ -5611,7 +5829,7 @@
                 <w:rFonts w:hint="eastAsia"/>
                 <w:szCs w:val="21"/>
               </w:rPr>
-              <w:t xml:space="preserve">软件正常启动，正常运行</w:t>
+              <w:t xml:space="preserve">软件正常启动，正常登录进软件</w:t>
             </w:r>
           </w:p>
         </w:tc>
@@ -5658,7 +5876,7 @@
                 <w:rFonts w:hint="eastAsia"/>
                 <w:szCs w:val="21"/>
               </w:rPr>
-              <w:t xml:space="preserve">软件正常启动，外部接口运行正常</w:t>
+              <w:t xml:space="preserve">软件正常启动，各界面显示工作正常</w:t>
             </w:r>
           </w:p>
         </w:tc>
@@ -5872,7 +6090,7 @@
                 <w:rFonts w:hint="eastAsia"/>
                 <w:szCs w:val="21"/>
               </w:rPr>
-              <w:t xml:space="preserve">XXX替换3</w:t>
+              <w:t xml:space="preserve">进行XXX替换操作</w:t>
             </w:r>
           </w:p>
         </w:tc>
@@ -5895,7 +6113,7 @@
                 <w:szCs w:val="21"/>
               </w:rPr>
               <w:lastRenderedPageBreak/>
-              <w:t xml:space="preserve">YUQI3</w:t>
+              <w:t xml:space="preserve">XXX替换正确</w:t>
             </w:r>
           </w:p>
         </w:tc>
@@ -5915,7 +6133,7 @@
                 <w:rFonts w:hint="eastAsia"/>
                 <w:szCs w:val="21"/>
               </w:rPr>
-              <w:t xml:space="preserve"/>
+              <w:t xml:space="preserve">XXX替换X正确</w:t>
             </w:r>
           </w:p>
         </w:tc>
@@ -5937,225 +6155,7 @@
                 <w:szCs w:val="21"/>
               </w:rPr>
               <w:lastRenderedPageBreak/>
-              <w:t xml:space="preserve">未执行</w:t>
-            </w:r>
-          </w:p>
-        </w:tc>
-      </w:tr>
-      <w:tr>
-        <w:tc>
-          <w:tcPr>
-            <w:tcW w:w="1181" w:type="dxa"/>
-          </w:tcPr>
-          <w:p>
-            <w:pPr>
-              <w:jc w:val="center"/>
-              <w:rPr>
-                <w:noProof/>
-                <w:szCs w:val="21"/>
-              </w:rPr>
-            </w:pPr>
-            <w:r>
-              <w:rPr>
-                <w:rFonts w:hint="eastAsia"/>
-                <w:noProof/>
-                <w:szCs w:val="21"/>
-              </w:rPr>
-              <w:t xml:space="preserve">2</w:t>
-            </w:r>
-          </w:p>
-        </w:tc>
-        <w:tc>
-          <w:tcPr>
-            <w:tcW w:w="4335" w:type="dxa"/>
-            <w:gridSpan w:val="2"/>
-          </w:tcPr>
-          <w:p>
-            <w:pPr>
-              <w:rPr>
-                <w:szCs w:val="21"/>
-              </w:rPr>
-            </w:pPr>
-            <w:r>
-              <w:rPr>
-                <w:rFonts w:hint="eastAsia"/>
-                <w:szCs w:val="21"/>
-              </w:rPr>
-              <w:t xml:space="preserve">XXX替换4</w:t>
-            </w:r>
-          </w:p>
-        </w:tc>
-        <w:tc>
-          <w:tcPr>
-            <w:tcW w:w="2694" w:type="dxa"/>
-            <w:gridSpan w:val="3"/>
-          </w:tcPr>
-          <w:p>
-            <w:pPr>
-              <w:rPr>
-                <w:noProof/>
-                <w:szCs w:val="21"/>
-              </w:rPr>
-            </w:pPr>
-            <w:r>
-              <w:rPr>
-                <w:rFonts w:hint="eastAsia"/>
-                <w:noProof/>
-                <w:szCs w:val="21"/>
-              </w:rPr>
-              <w:lastRenderedPageBreak/>
-              <w:t xml:space="preserve">YUQI4</w:t>
-            </w:r>
-          </w:p>
-        </w:tc>
-        <w:tc>
-          <w:tcPr>
-            <w:tcW w:w="4703" w:type="dxa"/>
-            <w:gridSpan w:val="2"/>
-          </w:tcPr>
-          <w:p>
-            <w:pPr>
-              <w:rPr>
-                <w:szCs w:val="21"/>
-              </w:rPr>
-            </w:pPr>
-            <w:r>
-              <w:rPr>
-                <w:rFonts w:hint="eastAsia"/>
-                <w:szCs w:val="21"/>
-              </w:rPr>
-              <w:t xml:space="preserve"/>
-            </w:r>
-          </w:p>
-        </w:tc>
-        <w:tc>
-          <w:tcPr>
-            <w:tcW w:w="1059" w:type="dxa"/>
-          </w:tcPr>
-          <w:p>
-            <w:pPr>
-              <w:rPr>
-                <w:noProof/>
-                <w:szCs w:val="21"/>
-              </w:rPr>
-            </w:pPr>
-            <w:r>
-              <w:rPr>
-                <w:rFonts w:hint="eastAsia"/>
-                <w:noProof/>
-                <w:szCs w:val="21"/>
-              </w:rPr>
-              <w:lastRenderedPageBreak/>
-              <w:t xml:space="preserve">未执行</w:t>
-            </w:r>
-          </w:p>
-        </w:tc>
-      </w:tr>
-      <w:tr>
-        <w:tc>
-          <w:tcPr>
-            <w:tcW w:w="1181" w:type="dxa"/>
-          </w:tcPr>
-          <w:p>
-            <w:pPr>
-              <w:jc w:val="center"/>
-              <w:rPr>
-                <w:noProof/>
-                <w:szCs w:val="21"/>
-              </w:rPr>
-            </w:pPr>
-            <w:r>
-              <w:rPr>
-                <w:rFonts w:hint="eastAsia"/>
-                <w:noProof/>
-                <w:szCs w:val="21"/>
-              </w:rPr>
-              <w:t xml:space="preserve">3</w:t>
-            </w:r>
-          </w:p>
-        </w:tc>
-        <w:tc>
-          <w:tcPr>
-            <w:tcW w:w="4335" w:type="dxa"/>
-            <w:gridSpan w:val="2"/>
-          </w:tcPr>
-          <w:p>
-            <w:pPr>
-              <w:rPr>
-                <w:szCs w:val="21"/>
-              </w:rPr>
-            </w:pPr>
-            <w:r>
-              <w:rPr>
-                <w:rFonts w:hint="eastAsia"/>
-                <w:szCs w:val="21"/>
-              </w:rPr>
-              <w:t xml:space="preserve">XXX替换5</w:t>
-            </w:r>
-          </w:p>
-        </w:tc>
-        <w:tc>
-          <w:tcPr>
-            <w:tcW w:w="2694" w:type="dxa"/>
-            <w:gridSpan w:val="3"/>
-          </w:tcPr>
-          <w:p>
-            <w:pPr>
-              <w:rPr>
-                <w:noProof/>
-                <w:szCs w:val="21"/>
-              </w:rPr>
-            </w:pPr>
-            <w:r>
-              <w:rPr>
-                <w:rFonts w:hint="eastAsia"/>
-                <w:noProof/>
-                <w:szCs w:val="21"/>
-              </w:rPr>
-              <w:lastRenderedPageBreak/>
-              <w:t xml:space="preserve">YUQI5</w:t>
-            </w:r>
-          </w:p>
-        </w:tc>
-        <w:tc>
-          <w:tcPr>
-            <w:tcW w:w="4703" w:type="dxa"/>
-            <w:gridSpan w:val="2"/>
-          </w:tcPr>
-          <w:p>
-            <w:pPr>
-              <w:rPr>
-                <w:szCs w:val="21"/>
-              </w:rPr>
-            </w:pPr>
-            <w:r>
-              <w:rPr>
-                <w:rFonts w:hint="eastAsia"/>
-                <w:szCs w:val="21"/>
-              </w:rPr>
-              <w:t xml:space="preserve"/>
-            </w:r>
-          </w:p>
-        </w:tc>
-        <w:tc>
-          <w:tcPr>
-            <w:tcW w:w="1059" w:type="dxa"/>
-          </w:tcPr>
-          <w:p>
-            <w:pPr>
-              <w:rPr>
-                <w:noProof/>
-                <w:szCs w:val="21"/>
-              </w:rPr>
-            </w:pPr>
-            <w:r>
-              <w:rPr>
-                <w:rFonts w:hint="eastAsia"/>
-                <w:noProof/>
-                <w:szCs w:val="21"/>
-              </w:rPr>
-              <w:lastRenderedPageBreak/>
-              <w:t xml:space="preserve">未执行</w:t>
+              <w:t xml:space="preserve">未通过</w:t>
             </w:r>
           </w:p>
         </w:tc>
@@ -6249,7 +6249,7 @@
                 <w:noProof/>
                 <w:szCs w:val="21"/>
               </w:rPr>
-              <w:t xml:space="preserve">2026-04-16</w:t>
+              <w:t xml:space="preserve">2026-04-20</w:t>
             </w:r>
           </w:p>
         </w:tc>
@@ -6298,7 +6298,7 @@
                 <w:noProof/>
                 <w:szCs w:val="21"/>
               </w:rPr>
-              <w:t xml:space="preserve">陈俊亦</w:t>
+              <w:t xml:space="preserve">某测试人员1</w:t>
             </w:r>
           </w:p>
         </w:tc>
@@ -6344,7 +6344,7 @@
                 <w:noProof/>
                 <w:szCs w:val="21"/>
               </w:rPr>
-              <w:t xml:space="preserve">陈俊亦</w:t>
+              <w:t xml:space="preserve">某测试人员2</w:t>
             </w:r>
           </w:p>
         </w:tc>
@@ -6393,7 +6393,7 @@
                 <w:noProof/>
                 <w:szCs w:val="21"/>
               </w:rPr>
-              <w:t xml:space="preserve"/>
+              <w:t xml:space="preserve">PT_R2601_1</w:t>
             </w:r>
           </w:p>
         </w:tc>
@@ -7230,7 +7230,7 @@
                 <w:noProof/>
                 <w:szCs w:val="21"/>
               </w:rPr>
-              <w:t xml:space="preserve">2026-04-16</w:t>
+              <w:t xml:space="preserve">2026-04-20</w:t>
             </w:r>
           </w:p>
         </w:tc>
@@ -7375,1130 +7375,6 @@
                 <w:szCs w:val="21"/>
               </w:rPr>
               <w:t xml:space="preserve">PT_R2601_1</w:t>
-            </w:r>
-          </w:p>
-        </w:tc>
-      </w:tr>
-      <w:tr>
-        <w:tc>
-          <w:tcPr>
-            <w:tcW w:w="1827" w:type="dxa"/>
-            <w:gridSpan w:val="2"/>
-          </w:tcPr>
-          <w:p>
-            <w:pPr>
-              <w:jc w:val="center"/>
-              <w:rPr>
-                <w:rFonts w:eastAsia="黑体"/>
-                <w:bCs/>
-                <w:szCs w:val="21"/>
-              </w:rPr>
-            </w:pPr>
-            <w:r>
-              <w:rPr>
-                <w:rFonts w:eastAsia="黑体"/>
-                <w:bCs/>
-                <w:szCs w:val="21"/>
-              </w:rPr>
-              <w:t>备注</w:t>
-            </w:r>
-          </w:p>
-        </w:tc>
-        <w:tc>
-          <w:tcPr>
-            <w:tcW w:w="12145" w:type="dxa"/>
-            <w:gridSpan w:val="7"/>
-          </w:tcPr>
-          <w:p>
-            <w:pPr>
-              <w:rPr>
-                <w:noProof/>
-                <w:szCs w:val="21"/>
-              </w:rPr>
-            </w:pPr>
-            <w:r>
-              <w:rPr>
-                <w:rFonts w:hint="eastAsia"/>
-                <w:noProof/>
-                <w:szCs w:val="21"/>
-              </w:rPr>
-              <w:t>/</w:t>
-            </w:r>
-          </w:p>
-        </w:tc>
-      </w:tr>
-    </w:tbl>
-    <w:bookmarkEnd w:id="3"/>
-    <w:p>
-      <w:pPr>
-        <w:pStyle w:val="30"/>
-        <w:rPr>
-          <w:sz w:val="24"/>
-          <w:szCs w:val="24"/>
-        </w:rPr>
-      </w:pPr>
-      <w:r>
-        <w:rPr>
-          <w:rFonts w:hint="eastAsia"/>
-          <w:sz w:val="24"/>
-          <w:szCs w:val="24"/>
-        </w:rPr>
-        <w:t xml:space="preserve">时钟布线与缓冲功能测试</w:t>
-      </w:r>
-    </w:p>
-    <w:p>
-      <w:pPr>
-        <w:pStyle w:val="30"/>
-        <w:rPr>
-          <w:sz w:val="24"/>
-          <w:szCs w:val="24"/>
-        </w:rPr>
-      </w:pPr>
-      <w:r>
-        <w:rPr>
-          <w:rFonts w:hint="eastAsia"/>
-          <w:sz w:val="24"/>
-          <w:szCs w:val="24"/>
-        </w:rPr>
-        <w:t xml:space="preserve">初始化功能测试</w:t>
-      </w:r>
-    </w:p>
-    <w:tbl>
-      <w:tblPr>
-        <w:tblStyle w:val="affa"/>
-        <w:tblW w:w="0" w:type="auto"/>
-        <w:tblLayout w:type="fixed"/>
-        <w:tblCellMar>
-          <w:top w:w="68" w:type="dxa"/>
-          <w:bottom w:w="68" w:type="dxa"/>
-        </w:tblCellMar>
-        <w:tblLook w:val="04A0" w:firstRow="1" w:lastRow="0" w:firstColumn="1" w:lastColumn="0" w:noHBand="0" w:noVBand="1"/>
-      </w:tblPr>
-      <w:tblGrid>
-        <w:gridCol w:w="1181"/>
-        <w:gridCol w:w="646"/>
-        <w:gridCol w:w="3689"/>
-        <w:gridCol w:w="397"/>
-        <w:gridCol w:w="735"/>
-        <w:gridCol w:w="1562"/>
-        <w:gridCol w:w="279"/>
-        <w:gridCol w:w="4424"/>
-        <w:gridCol w:w="1059"/>
-      </w:tblGrid>
-      <w:tr>
-        <w:trPr>
-          <w:cnfStyle w:val="100000000000" w:firstRow="1" w:lastRow="0" w:firstColumn="0" w:lastColumn="0" w:oddVBand="0" w:evenVBand="0" w:oddHBand="0" w:evenHBand="0" w:firstRowFirstColumn="0" w:firstRowLastColumn="0" w:lastRowFirstColumn="0" w:lastRowLastColumn="0"/>
-        </w:trPr>
-        <w:tc>
-          <w:tcPr>
-            <w:tcW w:w="13972" w:type="dxa"/>
-            <w:gridSpan w:val="9"/>
-          </w:tcPr>
-          <w:p>
-            <w:pPr>
-              <w:pStyle w:val="af7"/>
-              <w:numPr>
-                <w:ilvl w:val="0"/>
-                <w:numId w:val="81"/>
-              </w:numPr>
-              <w:ind w:firstLineChars="0"/>
-              <w:rPr>
-                <w:szCs w:val="21"/>
-              </w:rPr>
-            </w:pPr>
-            <w:bookmarkStart w:id="3" w:name="_Hlk161214131"/>
-          </w:p>
-        </w:tc>
-      </w:tr>
-      <w:tr>
-        <w:tc>
-          <w:tcPr>
-            <w:tcW w:w="1827" w:type="dxa"/>
-            <w:gridSpan w:val="2"/>
-            <w:hideMark/>
-          </w:tcPr>
-          <w:p>
-            <w:pPr>
-              <w:jc w:val="center"/>
-              <w:rPr>
-                <w:rFonts w:eastAsia="黑体"/>
-                <w:bCs/>
-                <w:szCs w:val="21"/>
-              </w:rPr>
-            </w:pPr>
-            <w:r>
-              <w:rPr>
-                <w:rFonts w:eastAsia="黑体"/>
-                <w:bCs/>
-                <w:szCs w:val="21"/>
-              </w:rPr>
-              <w:t>测试用例名称</w:t>
-            </w:r>
-          </w:p>
-        </w:tc>
-        <w:tc>
-          <w:tcPr>
-            <w:tcW w:w="4821" w:type="dxa"/>
-            <w:gridSpan w:val="3"/>
-          </w:tcPr>
-          <w:p>
-            <w:pPr>
-              <w:jc w:val="center"/>
-              <w:rPr>
-                <w:szCs w:val="21"/>
-              </w:rPr>
-            </w:pPr>
-            <w:r>
-              <w:rPr>
-                <w:rFonts w:hint="eastAsia"/>
-                <w:szCs w:val="21"/>
-              </w:rPr>
-              <w:t xml:space="preserve">串口初始化</w:t>
-            </w:r>
-          </w:p>
-        </w:tc>
-        <w:tc>
-          <w:tcPr>
-            <w:tcW w:w="1841" w:type="dxa"/>
-            <w:gridSpan w:val="2"/>
-            <w:hideMark/>
-          </w:tcPr>
-          <w:p>
-            <w:pPr>
-              <w:jc w:val="center"/>
-              <w:rPr>
-                <w:b/>
-                <w:szCs w:val="21"/>
-              </w:rPr>
-            </w:pPr>
-            <w:r>
-              <w:rPr>
-                <w:rFonts w:eastAsia="黑体"/>
-                <w:bCs/>
-                <w:szCs w:val="21"/>
-              </w:rPr>
-              <w:t>标</w:t>
-            </w:r>
-            <w:r>
-              <w:rPr>
-                <w:rFonts w:eastAsia="黑体"/>
-                <w:bCs/>
-                <w:szCs w:val="21"/>
-              </w:rPr>
-              <w:t xml:space="preserve">   </w:t>
-            </w:r>
-            <w:r>
-              <w:rPr>
-                <w:rFonts w:eastAsia="黑体"/>
-                <w:bCs/>
-                <w:szCs w:val="21"/>
-              </w:rPr>
-              <w:t>识</w:t>
-            </w:r>
-          </w:p>
-        </w:tc>
-        <w:tc>
-          <w:tcPr>
-            <w:tcW w:w="5483" w:type="dxa"/>
-            <w:gridSpan w:val="2"/>
-          </w:tcPr>
-          <w:p>
-            <w:pPr>
-              <w:jc w:val="center"/>
-              <w:rPr>
-                <w:b/>
-                <w:szCs w:val="21"/>
-              </w:rPr>
-            </w:pPr>
-            <w:r>
-              <w:rPr>
-                <w:rFonts w:hint="eastAsia"/>
-                <w:szCs w:val="21"/>
-              </w:rPr>
-              <w:t xml:space="preserve">YL_SU_CSH2_001</w:t>
-            </w:r>
-          </w:p>
-        </w:tc>
-      </w:tr>
-      <w:tr>
-        <w:tc>
-          <w:tcPr>
-            <w:tcW w:w="1827" w:type="dxa"/>
-            <w:gridSpan w:val="2"/>
-            <w:hideMark/>
-          </w:tcPr>
-          <w:p>
-            <w:pPr>
-              <w:jc w:val="center"/>
-              <w:rPr>
-                <w:b/>
-                <w:szCs w:val="21"/>
-              </w:rPr>
-            </w:pPr>
-            <w:r>
-              <w:rPr>
-                <w:rFonts w:eastAsia="黑体"/>
-                <w:bCs/>
-                <w:szCs w:val="21"/>
-              </w:rPr>
-              <w:t>追踪关系</w:t>
-            </w:r>
-          </w:p>
-        </w:tc>
-        <w:tc>
-          <w:tcPr>
-            <w:tcW w:w="12145" w:type="dxa"/>
-            <w:gridSpan w:val="7"/>
-          </w:tcPr>
-          <w:p>
-            <w:pPr>
-              <w:rPr>
-                <w:noProof/>
-                <w:szCs w:val="21"/>
-              </w:rPr>
-            </w:pPr>
-            <w:r>
-              <w:rPr>
-                <w:noProof/>
-                <w:szCs w:val="21"/>
-              </w:rPr>
-              <w:t>软件测试依据：</w:t>
-            </w:r>
-            <w:r>
-              <w:rPr>
-                <w:rFonts w:hint="eastAsia"/>
-                <w:noProof/>
-                <w:szCs w:val="21"/>
-              </w:rPr>
-              <w:t>测评大纲</w:t>
-            </w:r>
-          </w:p>
-          <w:p>
-            <w:pPr>
-              <w:rPr>
-                <w:noProof/>
-                <w:szCs w:val="21"/>
-              </w:rPr>
-            </w:pPr>
-            <w:r>
-              <w:rPr>
-                <w:noProof/>
-                <w:szCs w:val="21"/>
-              </w:rPr>
-              <w:t>测试需求分析：（</w:t>
-            </w:r>
-            <w:r>
-              <w:rPr>
-                <w:rFonts w:hint="eastAsia"/>
-                <w:noProof/>
-                <w:szCs w:val="21"/>
-              </w:rPr>
-              <w:t xml:space="preserve">6.2.4.3</w:t>
-            </w:r>
-            <w:r>
-              <w:rPr>
-                <w:noProof/>
-                <w:szCs w:val="21"/>
-              </w:rPr>
-              <w:t>）</w:t>
-            </w:r>
-            <w:r>
-              <w:rPr>
-                <w:rFonts w:hint="eastAsia"/>
-                <w:noProof/>
-                <w:szCs w:val="21"/>
-              </w:rPr>
-              <w:t xml:space="preserve">初始化功能测试</w:t>
-            </w:r>
-          </w:p>
-          <w:p>
-            <w:pPr>
-              <w:rPr>
-                <w:i/>
-                <w:szCs w:val="21"/>
-              </w:rPr>
-            </w:pPr>
-            <w:r>
-              <w:rPr>
-                <w:noProof/>
-                <w:szCs w:val="21"/>
-              </w:rPr>
-              <w:t>测试需求标识：</w:t>
-            </w:r>
-            <w:r>
-              <w:rPr>
-                <w:rFonts w:hint="eastAsia"/>
-                <w:noProof/>
-                <w:szCs w:val="21"/>
-              </w:rPr>
-              <w:t xml:space="preserve">XQ_SU_CSH2</w:t>
-            </w:r>
-          </w:p>
-        </w:tc>
-      </w:tr>
-      <w:tr>
-        <w:tc>
-          <w:tcPr>
-            <w:tcW w:w="1827" w:type="dxa"/>
-            <w:gridSpan w:val="2"/>
-            <w:hideMark/>
-          </w:tcPr>
-          <w:p>
-            <w:pPr>
-              <w:jc w:val="center"/>
-              <w:rPr>
-                <w:rFonts w:eastAsia="黑体"/>
-                <w:bCs/>
-                <w:szCs w:val="21"/>
-              </w:rPr>
-            </w:pPr>
-            <w:r>
-              <w:rPr>
-                <w:rFonts w:eastAsia="黑体"/>
-                <w:bCs/>
-                <w:szCs w:val="21"/>
-              </w:rPr>
-              <w:t>测试用例综述</w:t>
-            </w:r>
-          </w:p>
-        </w:tc>
-        <w:tc>
-          <w:tcPr>
-            <w:tcW w:w="12145" w:type="dxa"/>
-            <w:gridSpan w:val="7"/>
-          </w:tcPr>
-          <w:p>
-            <w:pPr>
-              <w:rPr>
-                <w:szCs w:val="21"/>
-              </w:rPr>
-            </w:pPr>
-            <w:r>
-              <w:rPr>
-                <w:rFonts w:hint="eastAsia"/>
-                <w:szCs w:val="21"/>
-              </w:rPr>
-              <w:t xml:space="preserve"/>
-            </w:r>
-          </w:p>
-        </w:tc>
-      </w:tr>
-      <w:tr>
-        <w:tc>
-          <w:tcPr>
-            <w:tcW w:w="1827" w:type="dxa"/>
-            <w:gridSpan w:val="2"/>
-            <w:hideMark/>
-          </w:tcPr>
-          <w:p>
-            <w:pPr>
-              <w:jc w:val="center"/>
-              <w:rPr>
-                <w:rFonts w:eastAsia="黑体"/>
-                <w:bCs/>
-                <w:szCs w:val="21"/>
-              </w:rPr>
-            </w:pPr>
-            <w:r>
-              <w:rPr>
-                <w:rFonts w:eastAsia="黑体"/>
-                <w:bCs/>
-                <w:szCs w:val="21"/>
-              </w:rPr>
-              <w:t>用例初始化</w:t>
-            </w:r>
-          </w:p>
-        </w:tc>
-        <w:tc>
-          <w:tcPr>
-            <w:tcW w:w="12145" w:type="dxa"/>
-            <w:gridSpan w:val="7"/>
-          </w:tcPr>
-          <w:p>
-            <w:pPr>
-              <w:rPr>
-                <w:szCs w:val="21"/>
-              </w:rPr>
-            </w:pPr>
-            <w:r>
-              <w:rPr>
-                <w:rFonts w:hint="eastAsia"/>
-                <w:szCs w:val="21"/>
-              </w:rPr>
-              <w:t xml:space="preserve">软件正常启动，正常运行</w:t>
-            </w:r>
-          </w:p>
-        </w:tc>
-      </w:tr>
-      <w:tr>
-        <w:tc>
-          <w:tcPr>
-            <w:tcW w:w="1827" w:type="dxa"/>
-            <w:gridSpan w:val="2"/>
-            <w:hideMark/>
-          </w:tcPr>
-          <w:p>
-            <w:pPr>
-              <w:jc w:val="center"/>
-              <w:rPr>
-                <w:rFonts w:eastAsia="黑体"/>
-                <w:bCs/>
-                <w:szCs w:val="21"/>
-              </w:rPr>
-            </w:pPr>
-            <w:r>
-              <w:rPr>
-                <w:rFonts w:eastAsia="黑体"/>
-                <w:bCs/>
-                <w:szCs w:val="21"/>
-              </w:rPr>
-              <w:t>前提和约束</w:t>
-            </w:r>
-          </w:p>
-        </w:tc>
-        <w:tc>
-          <w:tcPr>
-            <w:tcW w:w="12145" w:type="dxa"/>
-            <w:gridSpan w:val="7"/>
-          </w:tcPr>
-          <w:p>
-            <w:pPr>
-              <w:rPr>
-                <w:szCs w:val="21"/>
-              </w:rPr>
-            </w:pPr>
-            <w:r>
-              <w:rPr>
-                <w:rFonts w:hint="eastAsia"/>
-                <w:szCs w:val="21"/>
-              </w:rPr>
-              <w:t xml:space="preserve">软件正常启动，外部接口运行正常</w:t>
-            </w:r>
-          </w:p>
-        </w:tc>
-      </w:tr>
-      <w:tr>
-        <w:tc>
-          <w:tcPr>
-            <w:tcW w:w="13972" w:type="dxa"/>
-            <w:gridSpan w:val="9"/>
-            <w:hideMark/>
-          </w:tcPr>
-          <w:p>
-            <w:pPr>
-              <w:jc w:val="center"/>
-              <w:rPr>
-                <w:rFonts w:eastAsia="黑体"/>
-                <w:bCs/>
-                <w:szCs w:val="21"/>
-              </w:rPr>
-            </w:pPr>
-            <w:r>
-              <w:rPr>
-                <w:rFonts w:eastAsia="黑体"/>
-                <w:bCs/>
-                <w:szCs w:val="21"/>
-              </w:rPr>
-              <w:t>测试步骤</w:t>
-            </w:r>
-          </w:p>
-        </w:tc>
-      </w:tr>
-      <w:tr>
-        <w:tc>
-          <w:tcPr>
-            <w:tcW w:w="1181" w:type="dxa"/>
-            <w:hideMark/>
-          </w:tcPr>
-          <w:p>
-            <w:pPr>
-              <w:jc w:val="center"/>
-              <w:rPr>
-                <w:rFonts w:eastAsia="黑体"/>
-                <w:bCs/>
-                <w:szCs w:val="21"/>
-              </w:rPr>
-            </w:pPr>
-            <w:r>
-              <w:rPr>
-                <w:rFonts w:eastAsia="黑体"/>
-                <w:bCs/>
-                <w:szCs w:val="21"/>
-              </w:rPr>
-              <w:t>序号</w:t>
-            </w:r>
-          </w:p>
-        </w:tc>
-        <w:tc>
-          <w:tcPr>
-            <w:tcW w:w="4335" w:type="dxa"/>
-            <w:gridSpan w:val="2"/>
-            <w:hideMark/>
-          </w:tcPr>
-          <w:p>
-            <w:pPr>
-              <w:jc w:val="center"/>
-              <w:rPr>
-                <w:rFonts w:eastAsia="黑体"/>
-                <w:bCs/>
-                <w:szCs w:val="21"/>
-              </w:rPr>
-            </w:pPr>
-            <w:r>
-              <w:rPr>
-                <w:rFonts w:eastAsia="黑体"/>
-                <w:bCs/>
-                <w:szCs w:val="21"/>
-              </w:rPr>
-              <w:t>输入及操作</w:t>
-            </w:r>
-          </w:p>
-        </w:tc>
-        <w:tc>
-          <w:tcPr>
-            <w:tcW w:w="2694" w:type="dxa"/>
-            <w:gridSpan w:val="3"/>
-            <w:hideMark/>
-          </w:tcPr>
-          <w:p>
-            <w:pPr>
-              <w:jc w:val="center"/>
-              <w:rPr>
-                <w:rFonts w:eastAsia="黑体"/>
-                <w:bCs/>
-                <w:szCs w:val="21"/>
-              </w:rPr>
-            </w:pPr>
-            <w:r>
-              <w:rPr>
-                <w:rFonts w:eastAsia="黑体"/>
-                <w:bCs/>
-                <w:szCs w:val="21"/>
-              </w:rPr>
-              <w:t>期望结果与评估标准</w:t>
-            </w:r>
-          </w:p>
-        </w:tc>
-        <w:tc>
-          <w:tcPr>
-            <w:tcW w:w="4703" w:type="dxa"/>
-            <w:gridSpan w:val="2"/>
-            <w:hideMark/>
-          </w:tcPr>
-          <w:p>
-            <w:pPr>
-              <w:jc w:val="center"/>
-              <w:rPr>
-                <w:rFonts w:eastAsia="黑体"/>
-                <w:bCs/>
-                <w:szCs w:val="21"/>
-              </w:rPr>
-            </w:pPr>
-            <w:r>
-              <w:rPr>
-                <w:rFonts w:eastAsia="黑体"/>
-                <w:bCs/>
-                <w:szCs w:val="21"/>
-              </w:rPr>
-              <w:t>实测结果</w:t>
-            </w:r>
-          </w:p>
-        </w:tc>
-        <w:tc>
-          <w:tcPr>
-            <w:tcW w:w="1059" w:type="dxa"/>
-            <w:hideMark/>
-          </w:tcPr>
-          <w:p>
-            <w:pPr>
-              <w:jc w:val="center"/>
-              <w:rPr>
-                <w:rFonts w:eastAsia="黑体"/>
-                <w:bCs/>
-                <w:szCs w:val="21"/>
-              </w:rPr>
-            </w:pPr>
-            <w:r>
-              <w:rPr>
-                <w:rFonts w:eastAsia="黑体"/>
-                <w:bCs/>
-                <w:szCs w:val="21"/>
-              </w:rPr>
-              <w:t>通过</w:t>
-            </w:r>
-          </w:p>
-          <w:p>
-            <w:pPr>
-              <w:jc w:val="center"/>
-              <w:rPr>
-                <w:rFonts w:eastAsia="黑体"/>
-                <w:bCs/>
-                <w:szCs w:val="21"/>
-              </w:rPr>
-            </w:pPr>
-            <w:r>
-              <w:rPr>
-                <w:rFonts w:eastAsia="黑体"/>
-                <w:bCs/>
-                <w:szCs w:val="21"/>
-              </w:rPr>
-              <w:t>与否</w:t>
-            </w:r>
-          </w:p>
-        </w:tc>
-      </w:tr>
-      <w:tr>
-        <w:tc>
-          <w:tcPr>
-            <w:tcW w:w="1181" w:type="dxa"/>
-          </w:tcPr>
-          <w:p>
-            <w:pPr>
-              <w:jc w:val="center"/>
-              <w:rPr>
-                <w:noProof/>
-                <w:szCs w:val="21"/>
-              </w:rPr>
-            </w:pPr>
-            <w:r>
-              <w:rPr>
-                <w:rFonts w:hint="eastAsia"/>
-                <w:noProof/>
-                <w:szCs w:val="21"/>
-              </w:rPr>
-              <w:t xml:space="preserve">1</w:t>
-            </w:r>
-          </w:p>
-        </w:tc>
-        <w:tc>
-          <w:tcPr>
-            <w:tcW w:w="4335" w:type="dxa"/>
-            <w:gridSpan w:val="2"/>
-          </w:tcPr>
-          <w:p>
-            <w:pPr>
-              <w:rPr>
-                <w:szCs w:val="21"/>
-              </w:rPr>
-            </w:pPr>
-            <w:r>
-              <w:rPr>
-                <w:rFonts w:hint="eastAsia"/>
-                <w:szCs w:val="21"/>
-              </w:rPr>
-              <w:t xml:space="preserve">XXX1</w:t>
-            </w:r>
-          </w:p>
-        </w:tc>
-        <w:tc>
-          <w:tcPr>
-            <w:tcW w:w="2694" w:type="dxa"/>
-            <w:gridSpan w:val="3"/>
-          </w:tcPr>
-          <w:p>
-            <w:pPr>
-              <w:rPr>
-                <w:noProof/>
-                <w:szCs w:val="21"/>
-              </w:rPr>
-            </w:pPr>
-            <w:r>
-              <w:rPr>
-                <w:rFonts w:hint="eastAsia"/>
-                <w:noProof/>
-                <w:szCs w:val="21"/>
-              </w:rPr>
-              <w:lastRenderedPageBreak/>
-              <w:t xml:space="preserve">YUQI1</w:t>
-            </w:r>
-          </w:p>
-        </w:tc>
-        <w:tc>
-          <w:tcPr>
-            <w:tcW w:w="4703" w:type="dxa"/>
-            <w:gridSpan w:val="2"/>
-          </w:tcPr>
-          <w:p>
-            <w:pPr>
-              <w:rPr>
-                <w:szCs w:val="21"/>
-              </w:rPr>
-            </w:pPr>
-            <w:r>
-              <w:rPr>
-                <w:rFonts w:hint="eastAsia"/>
-                <w:szCs w:val="21"/>
-              </w:rPr>
-              <w:t xml:space="preserve"/>
-            </w:r>
-          </w:p>
-        </w:tc>
-        <w:tc>
-          <w:tcPr>
-            <w:tcW w:w="1059" w:type="dxa"/>
-          </w:tcPr>
-          <w:p>
-            <w:pPr>
-              <w:rPr>
-                <w:noProof/>
-                <w:szCs w:val="21"/>
-              </w:rPr>
-            </w:pPr>
-            <w:r>
-              <w:rPr>
-                <w:rFonts w:hint="eastAsia"/>
-                <w:noProof/>
-                <w:szCs w:val="21"/>
-              </w:rPr>
-              <w:lastRenderedPageBreak/>
-              <w:t xml:space="preserve">未执行</w:t>
-            </w:r>
-          </w:p>
-        </w:tc>
-      </w:tr>
-      <w:tr>
-        <w:tc>
-          <w:tcPr>
-            <w:tcW w:w="1181" w:type="dxa"/>
-          </w:tcPr>
-          <w:p>
-            <w:pPr>
-              <w:jc w:val="center"/>
-              <w:rPr>
-                <w:noProof/>
-                <w:szCs w:val="21"/>
-              </w:rPr>
-            </w:pPr>
-            <w:r>
-              <w:rPr>
-                <w:rFonts w:hint="eastAsia"/>
-                <w:noProof/>
-                <w:szCs w:val="21"/>
-              </w:rPr>
-              <w:t xml:space="preserve">2</w:t>
-            </w:r>
-          </w:p>
-        </w:tc>
-        <w:tc>
-          <w:tcPr>
-            <w:tcW w:w="4335" w:type="dxa"/>
-            <w:gridSpan w:val="2"/>
-          </w:tcPr>
-          <w:p>
-            <w:pPr>
-              <w:rPr>
-                <w:szCs w:val="21"/>
-              </w:rPr>
-            </w:pPr>
-            <w:r>
-              <w:rPr>
-                <w:rFonts w:hint="eastAsia"/>
-                <w:szCs w:val="21"/>
-              </w:rPr>
-              <w:t xml:space="preserve">XXX2</w:t>
-            </w:r>
-          </w:p>
-        </w:tc>
-        <w:tc>
-          <w:tcPr>
-            <w:tcW w:w="2694" w:type="dxa"/>
-            <w:gridSpan w:val="3"/>
-          </w:tcPr>
-          <w:p>
-            <w:pPr>
-              <w:rPr>
-                <w:noProof/>
-                <w:szCs w:val="21"/>
-              </w:rPr>
-            </w:pPr>
-            <w:r>
-              <w:rPr>
-                <w:rFonts w:hint="eastAsia"/>
-                <w:noProof/>
-                <w:szCs w:val="21"/>
-              </w:rPr>
-              <w:lastRenderedPageBreak/>
-              <w:t xml:space="preserve">YUQI2</w:t>
-            </w:r>
-          </w:p>
-        </w:tc>
-        <w:tc>
-          <w:tcPr>
-            <w:tcW w:w="4703" w:type="dxa"/>
-            <w:gridSpan w:val="2"/>
-          </w:tcPr>
-          <w:p>
-            <w:pPr>
-              <w:rPr>
-                <w:szCs w:val="21"/>
-              </w:rPr>
-            </w:pPr>
-            <w:r>
-              <w:rPr>
-                <w:rFonts w:hint="eastAsia"/>
-                <w:szCs w:val="21"/>
-              </w:rPr>
-              <w:t xml:space="preserve"/>
-            </w:r>
-          </w:p>
-        </w:tc>
-        <w:tc>
-          <w:tcPr>
-            <w:tcW w:w="1059" w:type="dxa"/>
-          </w:tcPr>
-          <w:p>
-            <w:pPr>
-              <w:rPr>
-                <w:noProof/>
-                <w:szCs w:val="21"/>
-              </w:rPr>
-            </w:pPr>
-            <w:r>
-              <w:rPr>
-                <w:rFonts w:hint="eastAsia"/>
-                <w:noProof/>
-                <w:szCs w:val="21"/>
-              </w:rPr>
-              <w:lastRenderedPageBreak/>
-              <w:t xml:space="preserve">未执行</w:t>
-            </w:r>
-          </w:p>
-        </w:tc>
-      </w:tr>
-      <w:tr>
-        <w:tc>
-          <w:tcPr>
-            <w:tcW w:w="1827" w:type="dxa"/>
-            <w:gridSpan w:val="2"/>
-            <w:hideMark/>
-          </w:tcPr>
-          <w:p>
-            <w:pPr>
-              <w:jc w:val="center"/>
-              <w:rPr>
-                <w:rFonts w:eastAsia="黑体"/>
-                <w:bCs/>
-                <w:szCs w:val="21"/>
-              </w:rPr>
-            </w:pPr>
-            <w:r>
-              <w:rPr>
-                <w:rFonts w:eastAsia="黑体"/>
-                <w:bCs/>
-                <w:szCs w:val="21"/>
-              </w:rPr>
-              <w:t>执行状态</w:t>
-            </w:r>
-          </w:p>
-        </w:tc>
-        <w:tc>
-          <w:tcPr>
-            <w:tcW w:w="4086" w:type="dxa"/>
-            <w:gridSpan w:val="2"/>
-          </w:tcPr>
-          <w:p>
-            <w:pPr>
-              <w:rPr>
-                <w:szCs w:val="21"/>
-              </w:rPr>
-            </w:pPr>
-            <w:r>
-              <w:rPr>
-                <w:rFonts w:hint="eastAsia"/>
-                <w:szCs w:val="21"/>
-              </w:rPr>
-              <w:t>已执行</w:t>
-            </w:r>
-          </w:p>
-        </w:tc>
-        <w:tc>
-          <w:tcPr>
-            <w:tcW w:w="2297" w:type="dxa"/>
-            <w:gridSpan w:val="2"/>
-            <w:hideMark/>
-          </w:tcPr>
-          <w:p>
-            <w:pPr>
-              <w:jc w:val="center"/>
-              <w:rPr>
-                <w:rFonts w:eastAsia="黑体"/>
-                <w:bCs/>
-                <w:szCs w:val="21"/>
-              </w:rPr>
-            </w:pPr>
-            <w:r>
-              <w:rPr>
-                <w:rFonts w:eastAsia="黑体"/>
-                <w:bCs/>
-                <w:szCs w:val="21"/>
-              </w:rPr>
-              <w:t>测试时间</w:t>
-            </w:r>
-          </w:p>
-        </w:tc>
-        <w:tc>
-          <w:tcPr>
-            <w:tcW w:w="5762" w:type="dxa"/>
-            <w:gridSpan w:val="3"/>
-          </w:tcPr>
-          <w:p>
-            <w:pPr>
-              <w:rPr>
-                <w:noProof/>
-                <w:szCs w:val="21"/>
-              </w:rPr>
-            </w:pPr>
-            <w:r>
-              <w:rPr>
-                <w:rFonts w:hint="eastAsia"/>
-                <w:noProof/>
-                <w:szCs w:val="21"/>
-              </w:rPr>
-              <w:t xml:space="preserve">2026-04-16</w:t>
-            </w:r>
-          </w:p>
-        </w:tc>
-      </w:tr>
-      <w:tr>
-        <w:tc>
-          <w:tcPr>
-            <w:tcW w:w="1827" w:type="dxa"/>
-            <w:gridSpan w:val="2"/>
-            <w:hideMark/>
-          </w:tcPr>
-          <w:p>
-            <w:pPr>
-              <w:jc w:val="center"/>
-              <w:rPr>
-                <w:rFonts w:eastAsia="黑体"/>
-                <w:bCs/>
-                <w:szCs w:val="21"/>
-              </w:rPr>
-            </w:pPr>
-            <w:r>
-              <w:rPr>
-                <w:rFonts w:eastAsia="黑体"/>
-                <w:bCs/>
-                <w:szCs w:val="21"/>
-              </w:rPr>
-              <w:t>测试人员</w:t>
-            </w:r>
-          </w:p>
-        </w:tc>
-        <w:tc>
-          <w:tcPr>
-            <w:tcW w:w="4086" w:type="dxa"/>
-            <w:gridSpan w:val="2"/>
-          </w:tcPr>
-          <w:p>
-            <w:pPr>
-              <w:rPr>
-                <w:noProof/>
-                <w:szCs w:val="21"/>
-              </w:rPr>
-            </w:pPr>
-            <w:r>
-              <w:rPr>
-                <w:rFonts w:hint="eastAsia"/>
-                <w:noProof/>
-                <w:szCs w:val="21"/>
-              </w:rPr>
-              <w:t xml:space="preserve">陈俊亦</w:t>
-            </w:r>
-          </w:p>
-        </w:tc>
-        <w:tc>
-          <w:tcPr>
-            <w:tcW w:w="2297" w:type="dxa"/>
-            <w:gridSpan w:val="2"/>
-          </w:tcPr>
-          <w:p>
-            <w:pPr>
-              <w:jc w:val="center"/>
-              <w:rPr>
-                <w:rFonts w:eastAsia="黑体"/>
-                <w:bCs/>
-                <w:szCs w:val="21"/>
-              </w:rPr>
-            </w:pPr>
-            <w:r>
-              <w:rPr>
-                <w:rFonts w:eastAsia="黑体"/>
-                <w:bCs/>
-                <w:szCs w:val="21"/>
-              </w:rPr>
-              <w:t>监测人员</w:t>
-            </w:r>
-          </w:p>
-        </w:tc>
-        <w:tc>
-          <w:tcPr>
-            <w:tcW w:w="5762" w:type="dxa"/>
-            <w:gridSpan w:val="3"/>
-          </w:tcPr>
-          <w:p>
-            <w:pPr>
-              <w:rPr>
-                <w:noProof/>
-                <w:szCs w:val="21"/>
-              </w:rPr>
-            </w:pPr>
-            <w:r>
-              <w:rPr>
-                <w:rFonts w:hint="eastAsia"/>
-                <w:noProof/>
-                <w:szCs w:val="21"/>
-              </w:rPr>
-              <w:t xml:space="preserve">陈俊亦</w:t>
-            </w:r>
-          </w:p>
-        </w:tc>
-      </w:tr>
-      <w:tr>
-        <w:tc>
-          <w:tcPr>
-            <w:tcW w:w="1827" w:type="dxa"/>
-            <w:gridSpan w:val="2"/>
-            <w:hideMark/>
-          </w:tcPr>
-          <w:p>
-            <w:pPr>
-              <w:jc w:val="center"/>
-              <w:rPr>
-                <w:rFonts w:eastAsia="黑体"/>
-                <w:bCs/>
-                <w:szCs w:val="21"/>
-              </w:rPr>
-            </w:pPr>
-            <w:r>
-              <w:rPr>
-                <w:rFonts w:eastAsia="黑体"/>
-                <w:bCs/>
-                <w:szCs w:val="21"/>
-              </w:rPr>
-              <w:t>问题单标识</w:t>
-            </w:r>
-          </w:p>
-        </w:tc>
-        <w:tc>
-          <w:tcPr>
-            <w:tcW w:w="12145" w:type="dxa"/>
-            <w:gridSpan w:val="7"/>
-          </w:tcPr>
-          <w:p>
-            <w:pPr>
-              <w:rPr>
-                <w:noProof/>
-                <w:szCs w:val="21"/>
-              </w:rPr>
-            </w:pPr>
-            <w:r>
-              <w:rPr>
-                <w:rFonts w:hint="eastAsia"/>
-                <w:noProof/>
-                <w:szCs w:val="21"/>
-              </w:rPr>
-              <w:t xml:space="preserve"/>
             </w:r>
           </w:p>
         </w:tc>
@@ -8643,7 +7519,7 @@
                 <w:rFonts w:hint="eastAsia"/>
                 <w:szCs w:val="21"/>
               </w:rPr>
-              <w:t xml:space="preserve">其他初始化</w:t>
+              <w:t xml:space="preserve">12312312</w:t>
             </w:r>
           </w:p>
         </w:tc>
@@ -8705,7 +7581,7 @@
                 <w:rFonts w:hint="eastAsia"/>
                 <w:szCs w:val="21"/>
               </w:rPr>
-              <w:t xml:space="preserve">YL_SU_CSH2_002</w:t>
+              <w:t xml:space="preserve">YL_SU_CSH_005</w:t>
             </w:r>
           </w:p>
         </w:tc>
@@ -8783,7 +7659,7 @@
                 <w:noProof/>
                 <w:szCs w:val="21"/>
               </w:rPr>
-              <w:t xml:space="preserve">6.2.4.3</w:t>
+              <w:t xml:space="preserve">6.2.4.1</w:t>
             </w:r>
             <w:r>
               <w:rPr>
@@ -8821,7 +7697,7 @@
                 <w:noProof/>
                 <w:szCs w:val="21"/>
               </w:rPr>
-              <w:t xml:space="preserve">XQ_SU_CSH2</w:t>
+              <w:t xml:space="preserve">XQ_SU_CSH</w:t>
             </w:r>
           </w:p>
         </w:tc>
@@ -8868,7 +7744,7 @@
                 <w:rFonts w:hint="eastAsia"/>
                 <w:szCs w:val="21"/>
               </w:rPr>
-              <w:t xml:space="preserve"/>
+              <w:t xml:space="preserve">312312</w:t>
             </w:r>
           </w:p>
         </w:tc>
@@ -8915,7 +7791,7 @@
                 <w:rFonts w:hint="eastAsia"/>
                 <w:szCs w:val="21"/>
               </w:rPr>
-              <w:t xml:space="preserve">软件正常启动，正常运行</w:t>
+              <w:t xml:space="preserve">软件正常启动，正常登录进软件</w:t>
             </w:r>
           </w:p>
         </w:tc>
@@ -8962,7 +7838,7 @@
                 <w:rFonts w:hint="eastAsia"/>
                 <w:szCs w:val="21"/>
               </w:rPr>
-              <w:t xml:space="preserve">软件正常启动，外部接口运行正常</w:t>
+              <w:t xml:space="preserve">软件正常启动，各界面显示工作正常</w:t>
             </w:r>
           </w:p>
         </w:tc>
@@ -9176,7 +8052,7 @@
                 <w:rFonts w:hint="eastAsia"/>
                 <w:szCs w:val="21"/>
               </w:rPr>
-              <w:t xml:space="preserve">XXX3</w:t>
+              <w:t xml:space="preserve">12312</w:t>
             </w:r>
           </w:p>
         </w:tc>
@@ -9199,7 +8075,7 @@
                 <w:szCs w:val="21"/>
               </w:rPr>
               <w:lastRenderedPageBreak/>
-              <w:t xml:space="preserve">YUQI3</w:t>
+              <w:t xml:space="preserve">312</w:t>
             </w:r>
           </w:p>
         </w:tc>
@@ -9219,225 +8095,7 @@
                 <w:rFonts w:hint="eastAsia"/>
                 <w:szCs w:val="21"/>
               </w:rPr>
-              <w:t xml:space="preserve"/>
-            </w:r>
-          </w:p>
-        </w:tc>
-        <w:tc>
-          <w:tcPr>
-            <w:tcW w:w="1059" w:type="dxa"/>
-          </w:tcPr>
-          <w:p>
-            <w:pPr>
-              <w:rPr>
-                <w:noProof/>
-                <w:szCs w:val="21"/>
-              </w:rPr>
-            </w:pPr>
-            <w:r>
-              <w:rPr>
-                <w:rFonts w:hint="eastAsia"/>
-                <w:noProof/>
-                <w:szCs w:val="21"/>
-              </w:rPr>
-              <w:lastRenderedPageBreak/>
-              <w:t xml:space="preserve">未执行</w:t>
-            </w:r>
-          </w:p>
-        </w:tc>
-      </w:tr>
-      <w:tr>
-        <w:tc>
-          <w:tcPr>
-            <w:tcW w:w="1181" w:type="dxa"/>
-          </w:tcPr>
-          <w:p>
-            <w:pPr>
-              <w:jc w:val="center"/>
-              <w:rPr>
-                <w:noProof/>
-                <w:szCs w:val="21"/>
-              </w:rPr>
-            </w:pPr>
-            <w:r>
-              <w:rPr>
-                <w:rFonts w:hint="eastAsia"/>
-                <w:noProof/>
-                <w:szCs w:val="21"/>
-              </w:rPr>
-              <w:t xml:space="preserve">2</w:t>
-            </w:r>
-          </w:p>
-        </w:tc>
-        <w:tc>
-          <w:tcPr>
-            <w:tcW w:w="4335" w:type="dxa"/>
-            <w:gridSpan w:val="2"/>
-          </w:tcPr>
-          <w:p>
-            <w:pPr>
-              <w:rPr>
-                <w:szCs w:val="21"/>
-              </w:rPr>
-            </w:pPr>
-            <w:r>
-              <w:rPr>
-                <w:rFonts w:hint="eastAsia"/>
-                <w:szCs w:val="21"/>
-              </w:rPr>
-              <w:t xml:space="preserve">XXX4</w:t>
-            </w:r>
-          </w:p>
-        </w:tc>
-        <w:tc>
-          <w:tcPr>
-            <w:tcW w:w="2694" w:type="dxa"/>
-            <w:gridSpan w:val="3"/>
-          </w:tcPr>
-          <w:p>
-            <w:pPr>
-              <w:rPr>
-                <w:noProof/>
-                <w:szCs w:val="21"/>
-              </w:rPr>
-            </w:pPr>
-            <w:r>
-              <w:rPr>
-                <w:rFonts w:hint="eastAsia"/>
-                <w:noProof/>
-                <w:szCs w:val="21"/>
-              </w:rPr>
-              <w:lastRenderedPageBreak/>
-              <w:t xml:space="preserve">YUQI4</w:t>
-            </w:r>
-          </w:p>
-        </w:tc>
-        <w:tc>
-          <w:tcPr>
-            <w:tcW w:w="4703" w:type="dxa"/>
-            <w:gridSpan w:val="2"/>
-          </w:tcPr>
-          <w:p>
-            <w:pPr>
-              <w:rPr>
-                <w:szCs w:val="21"/>
-              </w:rPr>
-            </w:pPr>
-            <w:r>
-              <w:rPr>
-                <w:rFonts w:hint="eastAsia"/>
-                <w:szCs w:val="21"/>
-              </w:rPr>
-              <w:t xml:space="preserve"/>
-            </w:r>
-          </w:p>
-        </w:tc>
-        <w:tc>
-          <w:tcPr>
-            <w:tcW w:w="1059" w:type="dxa"/>
-          </w:tcPr>
-          <w:p>
-            <w:pPr>
-              <w:rPr>
-                <w:noProof/>
-                <w:szCs w:val="21"/>
-              </w:rPr>
-            </w:pPr>
-            <w:r>
-              <w:rPr>
-                <w:rFonts w:hint="eastAsia"/>
-                <w:noProof/>
-                <w:szCs w:val="21"/>
-              </w:rPr>
-              <w:lastRenderedPageBreak/>
-              <w:t xml:space="preserve">未执行</w:t>
-            </w:r>
-          </w:p>
-        </w:tc>
-      </w:tr>
-      <w:tr>
-        <w:tc>
-          <w:tcPr>
-            <w:tcW w:w="1181" w:type="dxa"/>
-          </w:tcPr>
-          <w:p>
-            <w:pPr>
-              <w:jc w:val="center"/>
-              <w:rPr>
-                <w:noProof/>
-                <w:szCs w:val="21"/>
-              </w:rPr>
-            </w:pPr>
-            <w:r>
-              <w:rPr>
-                <w:rFonts w:hint="eastAsia"/>
-                <w:noProof/>
-                <w:szCs w:val="21"/>
-              </w:rPr>
-              <w:t xml:space="preserve">3</w:t>
-            </w:r>
-          </w:p>
-        </w:tc>
-        <w:tc>
-          <w:tcPr>
-            <w:tcW w:w="4335" w:type="dxa"/>
-            <w:gridSpan w:val="2"/>
-          </w:tcPr>
-          <w:p>
-            <w:pPr>
-              <w:rPr>
-                <w:szCs w:val="21"/>
-              </w:rPr>
-            </w:pPr>
-            <w:r>
-              <w:rPr>
-                <w:rFonts w:hint="eastAsia"/>
-                <w:szCs w:val="21"/>
-              </w:rPr>
-              <w:t xml:space="preserve">XXX5</w:t>
-            </w:r>
-          </w:p>
-        </w:tc>
-        <w:tc>
-          <w:tcPr>
-            <w:tcW w:w="2694" w:type="dxa"/>
-            <w:gridSpan w:val="3"/>
-          </w:tcPr>
-          <w:p>
-            <w:pPr>
-              <w:rPr>
-                <w:noProof/>
-                <w:szCs w:val="21"/>
-              </w:rPr>
-            </w:pPr>
-            <w:r>
-              <w:rPr>
-                <w:rFonts w:hint="eastAsia"/>
-                <w:noProof/>
-                <w:szCs w:val="21"/>
-              </w:rPr>
-              <w:lastRenderedPageBreak/>
-              <w:t xml:space="preserve">YUQI5</w:t>
-            </w:r>
-          </w:p>
-        </w:tc>
-        <w:tc>
-          <w:tcPr>
-            <w:tcW w:w="4703" w:type="dxa"/>
-            <w:gridSpan w:val="2"/>
-          </w:tcPr>
-          <w:p>
-            <w:pPr>
-              <w:rPr>
-                <w:szCs w:val="21"/>
-              </w:rPr>
-            </w:pPr>
-            <w:r>
-              <w:rPr>
-                <w:rFonts w:hint="eastAsia"/>
-                <w:szCs w:val="21"/>
-              </w:rPr>
-              <w:t xml:space="preserve"/>
+              <w:t xml:space="preserve">3123</w:t>
             </w:r>
           </w:p>
         </w:tc>
@@ -9553,7 +8211,7 @@
                 <w:noProof/>
                 <w:szCs w:val="21"/>
               </w:rPr>
-              <w:t xml:space="preserve">2026-04-16</w:t>
+              <w:t xml:space="preserve">2026-04-22</w:t>
             </w:r>
           </w:p>
         </w:tc>
@@ -9602,7 +8260,7 @@
                 <w:noProof/>
                 <w:szCs w:val="21"/>
               </w:rPr>
-              <w:t xml:space="preserve">陈俊亦</w:t>
+              <w:t xml:space="preserve">某测试人员2</w:t>
             </w:r>
           </w:p>
         </w:tc>
@@ -9648,7 +8306,7 @@
                 <w:noProof/>
                 <w:szCs w:val="21"/>
               </w:rPr>
-              <w:t xml:space="preserve">陈俊亦</w:t>
+              <w:t xml:space="preserve">某测试人员4</w:t>
             </w:r>
           </w:p>
         </w:tc>
@@ -9752,1001 +8410,6 @@
       </w:tr>
     </w:tbl>
     <w:bookmarkEnd w:id="3"/>
-    <w:tbl>
-      <w:tblPr>
-        <w:tblStyle w:val="affa"/>
-        <w:tblW w:w="0" w:type="auto"/>
-        <w:tblLayout w:type="fixed"/>
-        <w:tblCellMar>
-          <w:top w:w="68" w:type="dxa"/>
-          <w:bottom w:w="68" w:type="dxa"/>
-        </w:tblCellMar>
-        <w:tblLook w:val="04A0" w:firstRow="1" w:lastRow="0" w:firstColumn="1" w:lastColumn="0" w:noHBand="0" w:noVBand="1"/>
-      </w:tblPr>
-      <w:tblGrid>
-        <w:gridCol w:w="1181"/>
-        <w:gridCol w:w="646"/>
-        <w:gridCol w:w="3689"/>
-        <w:gridCol w:w="397"/>
-        <w:gridCol w:w="735"/>
-        <w:gridCol w:w="1562"/>
-        <w:gridCol w:w="279"/>
-        <w:gridCol w:w="4424"/>
-        <w:gridCol w:w="1059"/>
-      </w:tblGrid>
-      <w:tr>
-        <w:trPr>
-          <w:cnfStyle w:val="100000000000" w:firstRow="1" w:lastRow="0" w:firstColumn="0" w:lastColumn="0" w:oddVBand="0" w:evenVBand="0" w:oddHBand="0" w:evenHBand="0" w:firstRowFirstColumn="0" w:firstRowLastColumn="0" w:lastRowFirstColumn="0" w:lastRowLastColumn="0"/>
-        </w:trPr>
-        <w:tc>
-          <w:tcPr>
-            <w:tcW w:w="13972" w:type="dxa"/>
-            <w:gridSpan w:val="9"/>
-          </w:tcPr>
-          <w:p>
-            <w:pPr>
-              <w:pStyle w:val="af7"/>
-              <w:numPr>
-                <w:ilvl w:val="0"/>
-                <w:numId w:val="81"/>
-              </w:numPr>
-              <w:ind w:firstLineChars="0"/>
-              <w:rPr>
-                <w:szCs w:val="21"/>
-              </w:rPr>
-            </w:pPr>
-            <w:bookmarkStart w:id="3" w:name="_Hlk161214131"/>
-          </w:p>
-        </w:tc>
-      </w:tr>
-      <w:tr>
-        <w:tc>
-          <w:tcPr>
-            <w:tcW w:w="1827" w:type="dxa"/>
-            <w:gridSpan w:val="2"/>
-            <w:hideMark/>
-          </w:tcPr>
-          <w:p>
-            <w:pPr>
-              <w:jc w:val="center"/>
-              <w:rPr>
-                <w:rFonts w:eastAsia="黑体"/>
-                <w:bCs/>
-                <w:szCs w:val="21"/>
-              </w:rPr>
-            </w:pPr>
-            <w:r>
-              <w:rPr>
-                <w:rFonts w:eastAsia="黑体"/>
-                <w:bCs/>
-                <w:szCs w:val="21"/>
-              </w:rPr>
-              <w:t>测试用例名称</w:t>
-            </w:r>
-          </w:p>
-        </w:tc>
-        <w:tc>
-          <w:tcPr>
-            <w:tcW w:w="4821" w:type="dxa"/>
-            <w:gridSpan w:val="3"/>
-          </w:tcPr>
-          <w:p>
-            <w:pPr>
-              <w:jc w:val="center"/>
-              <w:rPr>
-                <w:szCs w:val="21"/>
-              </w:rPr>
-            </w:pPr>
-            <w:r>
-              <w:rPr>
-                <w:rFonts w:hint="eastAsia"/>
-                <w:szCs w:val="21"/>
-              </w:rPr>
-              <w:t xml:space="preserve">串口波特率用例</w:t>
-            </w:r>
-          </w:p>
-        </w:tc>
-        <w:tc>
-          <w:tcPr>
-            <w:tcW w:w="1841" w:type="dxa"/>
-            <w:gridSpan w:val="2"/>
-            <w:hideMark/>
-          </w:tcPr>
-          <w:p>
-            <w:pPr>
-              <w:jc w:val="center"/>
-              <w:rPr>
-                <w:b/>
-                <w:szCs w:val="21"/>
-              </w:rPr>
-            </w:pPr>
-            <w:r>
-              <w:rPr>
-                <w:rFonts w:eastAsia="黑体"/>
-                <w:bCs/>
-                <w:szCs w:val="21"/>
-              </w:rPr>
-              <w:t>标</w:t>
-            </w:r>
-            <w:r>
-              <w:rPr>
-                <w:rFonts w:eastAsia="黑体"/>
-                <w:bCs/>
-                <w:szCs w:val="21"/>
-              </w:rPr>
-              <w:t xml:space="preserve">   </w:t>
-            </w:r>
-            <w:r>
-              <w:rPr>
-                <w:rFonts w:eastAsia="黑体"/>
-                <w:bCs/>
-                <w:szCs w:val="21"/>
-              </w:rPr>
-              <w:t>识</w:t>
-            </w:r>
-          </w:p>
-        </w:tc>
-        <w:tc>
-          <w:tcPr>
-            <w:tcW w:w="5483" w:type="dxa"/>
-            <w:gridSpan w:val="2"/>
-          </w:tcPr>
-          <w:p>
-            <w:pPr>
-              <w:jc w:val="center"/>
-              <w:rPr>
-                <w:b/>
-                <w:szCs w:val="21"/>
-              </w:rPr>
-            </w:pPr>
-            <w:r>
-              <w:rPr>
-                <w:rFonts w:hint="eastAsia"/>
-                <w:szCs w:val="21"/>
-              </w:rPr>
-              <w:t xml:space="preserve">YL_SU_CSH2_003</w:t>
-            </w:r>
-          </w:p>
-        </w:tc>
-      </w:tr>
-      <w:tr>
-        <w:tc>
-          <w:tcPr>
-            <w:tcW w:w="1827" w:type="dxa"/>
-            <w:gridSpan w:val="2"/>
-            <w:hideMark/>
-          </w:tcPr>
-          <w:p>
-            <w:pPr>
-              <w:jc w:val="center"/>
-              <w:rPr>
-                <w:b/>
-                <w:szCs w:val="21"/>
-              </w:rPr>
-            </w:pPr>
-            <w:r>
-              <w:rPr>
-                <w:rFonts w:eastAsia="黑体"/>
-                <w:bCs/>
-                <w:szCs w:val="21"/>
-              </w:rPr>
-              <w:t>追踪关系</w:t>
-            </w:r>
-          </w:p>
-        </w:tc>
-        <w:tc>
-          <w:tcPr>
-            <w:tcW w:w="12145" w:type="dxa"/>
-            <w:gridSpan w:val="7"/>
-          </w:tcPr>
-          <w:p>
-            <w:pPr>
-              <w:rPr>
-                <w:noProof/>
-                <w:szCs w:val="21"/>
-              </w:rPr>
-            </w:pPr>
-            <w:r>
-              <w:rPr>
-                <w:noProof/>
-                <w:szCs w:val="21"/>
-              </w:rPr>
-              <w:t>软件测试依据：</w:t>
-            </w:r>
-            <w:r>
-              <w:rPr>
-                <w:rFonts w:hint="eastAsia"/>
-                <w:noProof/>
-                <w:szCs w:val="21"/>
-              </w:rPr>
-              <w:t>测评大纲</w:t>
-            </w:r>
-          </w:p>
-          <w:p>
-            <w:pPr>
-              <w:rPr>
-                <w:noProof/>
-                <w:szCs w:val="21"/>
-              </w:rPr>
-            </w:pPr>
-            <w:r>
-              <w:rPr>
-                <w:noProof/>
-                <w:szCs w:val="21"/>
-              </w:rPr>
-              <w:t>测试需求分析：（</w:t>
-            </w:r>
-            <w:r>
-              <w:rPr>
-                <w:rFonts w:hint="eastAsia"/>
-                <w:noProof/>
-                <w:szCs w:val="21"/>
-              </w:rPr>
-              <w:t xml:space="preserve">6.2.4.3</w:t>
-            </w:r>
-            <w:r>
-              <w:rPr>
-                <w:noProof/>
-                <w:szCs w:val="21"/>
-              </w:rPr>
-              <w:t>）</w:t>
-            </w:r>
-            <w:r>
-              <w:rPr>
-                <w:rFonts w:hint="eastAsia"/>
-                <w:noProof/>
-                <w:szCs w:val="21"/>
-              </w:rPr>
-              <w:t xml:space="preserve">初始化功能测试</w:t>
-            </w:r>
-          </w:p>
-          <w:p>
-            <w:pPr>
-              <w:rPr>
-                <w:i/>
-                <w:szCs w:val="21"/>
-              </w:rPr>
-            </w:pPr>
-            <w:r>
-              <w:rPr>
-                <w:noProof/>
-                <w:szCs w:val="21"/>
-              </w:rPr>
-              <w:t>测试需求标识：</w:t>
-            </w:r>
-            <w:r>
-              <w:rPr>
-                <w:rFonts w:hint="eastAsia"/>
-                <w:noProof/>
-                <w:szCs w:val="21"/>
-              </w:rPr>
-              <w:t xml:space="preserve">XQ_SU_CSH2</w:t>
-            </w:r>
-          </w:p>
-        </w:tc>
-      </w:tr>
-      <w:tr>
-        <w:tc>
-          <w:tcPr>
-            <w:tcW w:w="1827" w:type="dxa"/>
-            <w:gridSpan w:val="2"/>
-            <w:hideMark/>
-          </w:tcPr>
-          <w:p>
-            <w:pPr>
-              <w:jc w:val="center"/>
-              <w:rPr>
-                <w:rFonts w:eastAsia="黑体"/>
-                <w:bCs/>
-                <w:szCs w:val="21"/>
-              </w:rPr>
-            </w:pPr>
-            <w:r>
-              <w:rPr>
-                <w:rFonts w:eastAsia="黑体"/>
-                <w:bCs/>
-                <w:szCs w:val="21"/>
-              </w:rPr>
-              <w:t>测试用例综述</w:t>
-            </w:r>
-          </w:p>
-        </w:tc>
-        <w:tc>
-          <w:tcPr>
-            <w:tcW w:w="12145" w:type="dxa"/>
-            <w:gridSpan w:val="7"/>
-          </w:tcPr>
-          <w:p>
-            <w:pPr>
-              <w:rPr>
-                <w:szCs w:val="21"/>
-              </w:rPr>
-            </w:pPr>
-            <w:r>
-              <w:rPr>
-                <w:rFonts w:hint="eastAsia"/>
-                <w:szCs w:val="21"/>
-              </w:rPr>
-              <w:t xml:space="preserve">测试XXXX功能</w:t>
-            </w:r>
-          </w:p>
-        </w:tc>
-      </w:tr>
-      <w:tr>
-        <w:tc>
-          <w:tcPr>
-            <w:tcW w:w="1827" w:type="dxa"/>
-            <w:gridSpan w:val="2"/>
-            <w:hideMark/>
-          </w:tcPr>
-          <w:p>
-            <w:pPr>
-              <w:jc w:val="center"/>
-              <w:rPr>
-                <w:rFonts w:eastAsia="黑体"/>
-                <w:bCs/>
-                <w:szCs w:val="21"/>
-              </w:rPr>
-            </w:pPr>
-            <w:r>
-              <w:rPr>
-                <w:rFonts w:eastAsia="黑体"/>
-                <w:bCs/>
-                <w:szCs w:val="21"/>
-              </w:rPr>
-              <w:t>用例初始化</w:t>
-            </w:r>
-          </w:p>
-        </w:tc>
-        <w:tc>
-          <w:tcPr>
-            <w:tcW w:w="12145" w:type="dxa"/>
-            <w:gridSpan w:val="7"/>
-          </w:tcPr>
-          <w:p>
-            <w:pPr>
-              <w:rPr>
-                <w:szCs w:val="21"/>
-              </w:rPr>
-            </w:pPr>
-            <w:r>
-              <w:rPr>
-                <w:rFonts w:hint="eastAsia"/>
-                <w:szCs w:val="21"/>
-              </w:rPr>
-              <w:t xml:space="preserve">软件正常启动，正常登录进软件</w:t>
-            </w:r>
-          </w:p>
-        </w:tc>
-      </w:tr>
-      <w:tr>
-        <w:tc>
-          <w:tcPr>
-            <w:tcW w:w="1827" w:type="dxa"/>
-            <w:gridSpan w:val="2"/>
-            <w:hideMark/>
-          </w:tcPr>
-          <w:p>
-            <w:pPr>
-              <w:jc w:val="center"/>
-              <w:rPr>
-                <w:rFonts w:eastAsia="黑体"/>
-                <w:bCs/>
-                <w:szCs w:val="21"/>
-              </w:rPr>
-            </w:pPr>
-            <w:r>
-              <w:rPr>
-                <w:rFonts w:eastAsia="黑体"/>
-                <w:bCs/>
-                <w:szCs w:val="21"/>
-              </w:rPr>
-              <w:t>前提和约束</w:t>
-            </w:r>
-          </w:p>
-        </w:tc>
-        <w:tc>
-          <w:tcPr>
-            <w:tcW w:w="12145" w:type="dxa"/>
-            <w:gridSpan w:val="7"/>
-          </w:tcPr>
-          <w:p>
-            <w:pPr>
-              <w:rPr>
-                <w:szCs w:val="21"/>
-              </w:rPr>
-            </w:pPr>
-            <w:r>
-              <w:rPr>
-                <w:rFonts w:hint="eastAsia"/>
-                <w:szCs w:val="21"/>
-              </w:rPr>
-              <w:t xml:space="preserve">软件正常启动，各界面显示工作正常</w:t>
-            </w:r>
-          </w:p>
-        </w:tc>
-      </w:tr>
-      <w:tr>
-        <w:tc>
-          <w:tcPr>
-            <w:tcW w:w="13972" w:type="dxa"/>
-            <w:gridSpan w:val="9"/>
-            <w:hideMark/>
-          </w:tcPr>
-          <w:p>
-            <w:pPr>
-              <w:jc w:val="center"/>
-              <w:rPr>
-                <w:rFonts w:eastAsia="黑体"/>
-                <w:bCs/>
-                <w:szCs w:val="21"/>
-              </w:rPr>
-            </w:pPr>
-            <w:r>
-              <w:rPr>
-                <w:rFonts w:eastAsia="黑体"/>
-                <w:bCs/>
-                <w:szCs w:val="21"/>
-              </w:rPr>
-              <w:t>测试步骤</w:t>
-            </w:r>
-          </w:p>
-        </w:tc>
-      </w:tr>
-      <w:tr>
-        <w:tc>
-          <w:tcPr>
-            <w:tcW w:w="1181" w:type="dxa"/>
-            <w:hideMark/>
-          </w:tcPr>
-          <w:p>
-            <w:pPr>
-              <w:jc w:val="center"/>
-              <w:rPr>
-                <w:rFonts w:eastAsia="黑体"/>
-                <w:bCs/>
-                <w:szCs w:val="21"/>
-              </w:rPr>
-            </w:pPr>
-            <w:r>
-              <w:rPr>
-                <w:rFonts w:eastAsia="黑体"/>
-                <w:bCs/>
-                <w:szCs w:val="21"/>
-              </w:rPr>
-              <w:t>序号</w:t>
-            </w:r>
-          </w:p>
-        </w:tc>
-        <w:tc>
-          <w:tcPr>
-            <w:tcW w:w="4335" w:type="dxa"/>
-            <w:gridSpan w:val="2"/>
-            <w:hideMark/>
-          </w:tcPr>
-          <w:p>
-            <w:pPr>
-              <w:jc w:val="center"/>
-              <w:rPr>
-                <w:rFonts w:eastAsia="黑体"/>
-                <w:bCs/>
-                <w:szCs w:val="21"/>
-              </w:rPr>
-            </w:pPr>
-            <w:r>
-              <w:rPr>
-                <w:rFonts w:eastAsia="黑体"/>
-                <w:bCs/>
-                <w:szCs w:val="21"/>
-              </w:rPr>
-              <w:t>输入及操作</w:t>
-            </w:r>
-          </w:p>
-        </w:tc>
-        <w:tc>
-          <w:tcPr>
-            <w:tcW w:w="2694" w:type="dxa"/>
-            <w:gridSpan w:val="3"/>
-            <w:hideMark/>
-          </w:tcPr>
-          <w:p>
-            <w:pPr>
-              <w:jc w:val="center"/>
-              <w:rPr>
-                <w:rFonts w:eastAsia="黑体"/>
-                <w:bCs/>
-                <w:szCs w:val="21"/>
-              </w:rPr>
-            </w:pPr>
-            <w:r>
-              <w:rPr>
-                <w:rFonts w:eastAsia="黑体"/>
-                <w:bCs/>
-                <w:szCs w:val="21"/>
-              </w:rPr>
-              <w:t>期望结果与评估标准</w:t>
-            </w:r>
-          </w:p>
-        </w:tc>
-        <w:tc>
-          <w:tcPr>
-            <w:tcW w:w="4703" w:type="dxa"/>
-            <w:gridSpan w:val="2"/>
-            <w:hideMark/>
-          </w:tcPr>
-          <w:p>
-            <w:pPr>
-              <w:jc w:val="center"/>
-              <w:rPr>
-                <w:rFonts w:eastAsia="黑体"/>
-                <w:bCs/>
-                <w:szCs w:val="21"/>
-              </w:rPr>
-            </w:pPr>
-            <w:r>
-              <w:rPr>
-                <w:rFonts w:eastAsia="黑体"/>
-                <w:bCs/>
-                <w:szCs w:val="21"/>
-              </w:rPr>
-              <w:t>实测结果</w:t>
-            </w:r>
-          </w:p>
-        </w:tc>
-        <w:tc>
-          <w:tcPr>
-            <w:tcW w:w="1059" w:type="dxa"/>
-            <w:hideMark/>
-          </w:tcPr>
-          <w:p>
-            <w:pPr>
-              <w:jc w:val="center"/>
-              <w:rPr>
-                <w:rFonts w:eastAsia="黑体"/>
-                <w:bCs/>
-                <w:szCs w:val="21"/>
-              </w:rPr>
-            </w:pPr>
-            <w:r>
-              <w:rPr>
-                <w:rFonts w:eastAsia="黑体"/>
-                <w:bCs/>
-                <w:szCs w:val="21"/>
-              </w:rPr>
-              <w:t>通过</w:t>
-            </w:r>
-          </w:p>
-          <w:p>
-            <w:pPr>
-              <w:jc w:val="center"/>
-              <w:rPr>
-                <w:rFonts w:eastAsia="黑体"/>
-                <w:bCs/>
-                <w:szCs w:val="21"/>
-              </w:rPr>
-            </w:pPr>
-            <w:r>
-              <w:rPr>
-                <w:rFonts w:eastAsia="黑体"/>
-                <w:bCs/>
-                <w:szCs w:val="21"/>
-              </w:rPr>
-              <w:t>与否</w:t>
-            </w:r>
-          </w:p>
-        </w:tc>
-      </w:tr>
-      <w:tr>
-        <w:tc>
-          <w:tcPr>
-            <w:tcW w:w="1181" w:type="dxa"/>
-          </w:tcPr>
-          <w:p>
-            <w:pPr>
-              <w:jc w:val="center"/>
-              <w:rPr>
-                <w:noProof/>
-                <w:szCs w:val="21"/>
-              </w:rPr>
-            </w:pPr>
-            <w:r>
-              <w:rPr>
-                <w:rFonts w:hint="eastAsia"/>
-                <w:noProof/>
-                <w:szCs w:val="21"/>
-              </w:rPr>
-              <w:t xml:space="preserve">1</w:t>
-            </w:r>
-          </w:p>
-        </w:tc>
-        <w:tc>
-          <w:tcPr>
-            <w:tcW w:w="4335" w:type="dxa"/>
-            <w:gridSpan w:val="2"/>
-          </w:tcPr>
-          <w:p>
-            <w:pPr>
-              <w:rPr>
-                <w:szCs w:val="21"/>
-              </w:rPr>
-            </w:pPr>
-            <w:r>
-              <w:rPr>
-                <w:rFonts w:hint="eastAsia"/>
-                <w:szCs w:val="21"/>
-              </w:rPr>
-              <w:t xml:space="preserve">进行XXX替换操作</w:t>
-            </w:r>
-          </w:p>
-        </w:tc>
-        <w:tc>
-          <w:tcPr>
-            <w:tcW w:w="2694" w:type="dxa"/>
-            <w:gridSpan w:val="3"/>
-          </w:tcPr>
-          <w:p>
-            <w:pPr>
-              <w:rPr>
-                <w:noProof/>
-                <w:szCs w:val="21"/>
-              </w:rPr>
-            </w:pPr>
-            <w:r>
-              <w:rPr>
-                <w:rFonts w:hint="eastAsia"/>
-                <w:noProof/>
-                <w:szCs w:val="21"/>
-              </w:rPr>
-              <w:lastRenderedPageBreak/>
-              <w:t xml:space="preserve">XXX替换正确</w:t>
-            </w:r>
-          </w:p>
-        </w:tc>
-        <w:tc>
-          <w:tcPr>
-            <w:tcW w:w="4703" w:type="dxa"/>
-            <w:gridSpan w:val="2"/>
-          </w:tcPr>
-          <w:p>
-            <w:pPr>
-              <w:rPr>
-                <w:szCs w:val="21"/>
-              </w:rPr>
-            </w:pPr>
-            <w:r>
-              <w:rPr>
-                <w:rFonts w:hint="eastAsia"/>
-                <w:szCs w:val="21"/>
-              </w:rPr>
-              <w:t xml:space="preserve">XXX替换X正确</w:t>
-            </w:r>
-          </w:p>
-        </w:tc>
-        <w:tc>
-          <w:tcPr>
-            <w:tcW w:w="1059" w:type="dxa"/>
-          </w:tcPr>
-          <w:p>
-            <w:pPr>
-              <w:rPr>
-                <w:noProof/>
-                <w:szCs w:val="21"/>
-              </w:rPr>
-            </w:pPr>
-            <w:r>
-              <w:rPr>
-                <w:rFonts w:hint="eastAsia"/>
-                <w:noProof/>
-                <w:szCs w:val="21"/>
-              </w:rPr>
-              <w:lastRenderedPageBreak/>
-              <w:t xml:space="preserve">通过</w:t>
-            </w:r>
-          </w:p>
-        </w:tc>
-      </w:tr>
-      <w:tr>
-        <w:tc>
-          <w:tcPr>
-            <w:tcW w:w="1827" w:type="dxa"/>
-            <w:gridSpan w:val="2"/>
-            <w:hideMark/>
-          </w:tcPr>
-          <w:p>
-            <w:pPr>
-              <w:jc w:val="center"/>
-              <w:rPr>
-                <w:rFonts w:eastAsia="黑体"/>
-                <w:bCs/>
-                <w:szCs w:val="21"/>
-              </w:rPr>
-            </w:pPr>
-            <w:r>
-              <w:rPr>
-                <w:rFonts w:eastAsia="黑体"/>
-                <w:bCs/>
-                <w:szCs w:val="21"/>
-              </w:rPr>
-              <w:t>执行状态</w:t>
-            </w:r>
-          </w:p>
-        </w:tc>
-        <w:tc>
-          <w:tcPr>
-            <w:tcW w:w="4086" w:type="dxa"/>
-            <w:gridSpan w:val="2"/>
-          </w:tcPr>
-          <w:p>
-            <w:pPr>
-              <w:rPr>
-                <w:szCs w:val="21"/>
-              </w:rPr>
-            </w:pPr>
-            <w:r>
-              <w:rPr>
-                <w:rFonts w:hint="eastAsia"/>
-                <w:szCs w:val="21"/>
-              </w:rPr>
-              <w:t>已执行</w:t>
-            </w:r>
-          </w:p>
-        </w:tc>
-        <w:tc>
-          <w:tcPr>
-            <w:tcW w:w="2297" w:type="dxa"/>
-            <w:gridSpan w:val="2"/>
-            <w:hideMark/>
-          </w:tcPr>
-          <w:p>
-            <w:pPr>
-              <w:jc w:val="center"/>
-              <w:rPr>
-                <w:rFonts w:eastAsia="黑体"/>
-                <w:bCs/>
-                <w:szCs w:val="21"/>
-              </w:rPr>
-            </w:pPr>
-            <w:r>
-              <w:rPr>
-                <w:rFonts w:eastAsia="黑体"/>
-                <w:bCs/>
-                <w:szCs w:val="21"/>
-              </w:rPr>
-              <w:t>测试时间</w:t>
-            </w:r>
-          </w:p>
-        </w:tc>
-        <w:tc>
-          <w:tcPr>
-            <w:tcW w:w="5762" w:type="dxa"/>
-            <w:gridSpan w:val="3"/>
-          </w:tcPr>
-          <w:p>
-            <w:pPr>
-              <w:rPr>
-                <w:noProof/>
-                <w:szCs w:val="21"/>
-              </w:rPr>
-            </w:pPr>
-            <w:r>
-              <w:rPr>
-                <w:rFonts w:hint="eastAsia"/>
-                <w:noProof/>
-                <w:szCs w:val="21"/>
-              </w:rPr>
-              <w:t xml:space="preserve">2026-04-18</w:t>
-            </w:r>
-          </w:p>
-        </w:tc>
-      </w:tr>
-      <w:tr>
-        <w:tc>
-          <w:tcPr>
-            <w:tcW w:w="1827" w:type="dxa"/>
-            <w:gridSpan w:val="2"/>
-            <w:hideMark/>
-          </w:tcPr>
-          <w:p>
-            <w:pPr>
-              <w:jc w:val="center"/>
-              <w:rPr>
-                <w:rFonts w:eastAsia="黑体"/>
-                <w:bCs/>
-                <w:szCs w:val="21"/>
-              </w:rPr>
-            </w:pPr>
-            <w:r>
-              <w:rPr>
-                <w:rFonts w:eastAsia="黑体"/>
-                <w:bCs/>
-                <w:szCs w:val="21"/>
-              </w:rPr>
-              <w:t>测试人员</w:t>
-            </w:r>
-          </w:p>
-        </w:tc>
-        <w:tc>
-          <w:tcPr>
-            <w:tcW w:w="4086" w:type="dxa"/>
-            <w:gridSpan w:val="2"/>
-          </w:tcPr>
-          <w:p>
-            <w:pPr>
-              <w:rPr>
-                <w:noProof/>
-                <w:szCs w:val="21"/>
-              </w:rPr>
-            </w:pPr>
-            <w:r>
-              <w:rPr>
-                <w:rFonts w:hint="eastAsia"/>
-                <w:noProof/>
-                <w:szCs w:val="21"/>
-              </w:rPr>
-              <w:t xml:space="preserve">某测试人员1</w:t>
-            </w:r>
-          </w:p>
-        </w:tc>
-        <w:tc>
-          <w:tcPr>
-            <w:tcW w:w="2297" w:type="dxa"/>
-            <w:gridSpan w:val="2"/>
-          </w:tcPr>
-          <w:p>
-            <w:pPr>
-              <w:jc w:val="center"/>
-              <w:rPr>
-                <w:rFonts w:eastAsia="黑体"/>
-                <w:bCs/>
-                <w:szCs w:val="21"/>
-              </w:rPr>
-            </w:pPr>
-            <w:r>
-              <w:rPr>
-                <w:rFonts w:eastAsia="黑体"/>
-                <w:bCs/>
-                <w:szCs w:val="21"/>
-              </w:rPr>
-              <w:t>监测人员</w:t>
-            </w:r>
-          </w:p>
-        </w:tc>
-        <w:tc>
-          <w:tcPr>
-            <w:tcW w:w="5762" w:type="dxa"/>
-            <w:gridSpan w:val="3"/>
-          </w:tcPr>
-          <w:p>
-            <w:pPr>
-              <w:rPr>
-                <w:noProof/>
-                <w:szCs w:val="21"/>
-              </w:rPr>
-            </w:pPr>
-            <w:r>
-              <w:rPr>
-                <w:rFonts w:hint="eastAsia"/>
-                <w:noProof/>
-                <w:szCs w:val="21"/>
-              </w:rPr>
-              <w:t xml:space="preserve">某测试人员2</w:t>
-            </w:r>
-          </w:p>
-        </w:tc>
-      </w:tr>
-      <w:tr>
-        <w:tc>
-          <w:tcPr>
-            <w:tcW w:w="1827" w:type="dxa"/>
-            <w:gridSpan w:val="2"/>
-            <w:hideMark/>
-          </w:tcPr>
-          <w:p>
-            <w:pPr>
-              <w:jc w:val="center"/>
-              <w:rPr>
-                <w:rFonts w:eastAsia="黑体"/>
-                <w:bCs/>
-                <w:szCs w:val="21"/>
-              </w:rPr>
-            </w:pPr>
-            <w:r>
-              <w:rPr>
-                <w:rFonts w:eastAsia="黑体"/>
-                <w:bCs/>
-                <w:szCs w:val="21"/>
-              </w:rPr>
-              <w:t>问题单标识</w:t>
-            </w:r>
-          </w:p>
-        </w:tc>
-        <w:tc>
-          <w:tcPr>
-            <w:tcW w:w="12145" w:type="dxa"/>
-            <w:gridSpan w:val="7"/>
-          </w:tcPr>
-          <w:p>
-            <w:pPr>
-              <w:rPr>
-                <w:noProof/>
-                <w:szCs w:val="21"/>
-              </w:rPr>
-            </w:pPr>
-            <w:r>
-              <w:rPr>
-                <w:rFonts w:hint="eastAsia"/>
-                <w:noProof/>
-                <w:szCs w:val="21"/>
-              </w:rPr>
-              <w:t xml:space="preserve"/>
-            </w:r>
-          </w:p>
-        </w:tc>
-      </w:tr>
-      <w:tr>
-        <w:tc>
-          <w:tcPr>
-            <w:tcW w:w="1827" w:type="dxa"/>
-            <w:gridSpan w:val="2"/>
-          </w:tcPr>
-          <w:p>
-            <w:pPr>
-              <w:jc w:val="center"/>
-              <w:rPr>
-                <w:rFonts w:eastAsia="黑体"/>
-                <w:bCs/>
-                <w:szCs w:val="21"/>
-              </w:rPr>
-            </w:pPr>
-            <w:r>
-              <w:rPr>
-                <w:rFonts w:eastAsia="黑体"/>
-                <w:bCs/>
-                <w:szCs w:val="21"/>
-              </w:rPr>
-              <w:t>备注</w:t>
-            </w:r>
-          </w:p>
-        </w:tc>
-        <w:tc>
-          <w:tcPr>
-            <w:tcW w:w="12145" w:type="dxa"/>
-            <w:gridSpan w:val="7"/>
-          </w:tcPr>
-          <w:p>
-            <w:pPr>
-              <w:rPr>
-                <w:noProof/>
-                <w:szCs w:val="21"/>
-              </w:rPr>
-            </w:pPr>
-            <w:r>
-              <w:rPr>
-                <w:rFonts w:hint="eastAsia"/>
-                <w:noProof/>
-                <w:szCs w:val="21"/>
-              </w:rPr>
-              <w:t>/</w:t>
-            </w:r>
-          </w:p>
-        </w:tc>
-      </w:tr>
-    </w:tbl>
-    <w:bookmarkEnd w:id="3"/>
-    <w:bookmarkEnd w:id="0"/>
-    <w:bookmarkEnd w:id="1"/>
-    <w:p>
-      <w:pPr>
-        <w:pStyle w:val="2"/>
-      </w:pPr>
-      <w:r>
-        <w:rPr>
-          <w:rFonts w:hint="eastAsia"/>
-        </w:rPr>
-        <w:t xml:space="preserve">人机交互界面测试</w:t>
-      </w:r>
-    </w:p>
-    <w:bookmarkEnd w:id="2"/>
     <w:p>
       <w:pPr>
         <w:pStyle w:val="30"/>
@@ -10761,6835 +8424,9 @@
           <w:sz w:val="24"/>
           <w:szCs w:val="24"/>
         </w:rPr>
-        <w:t xml:space="preserve">人机交互完整性测试</w:t>
+        <w:t xml:space="preserve">时钟布线与缓冲功能测试</w:t>
       </w:r>
     </w:p>
-    <w:tbl>
-      <w:tblPr>
-        <w:tblStyle w:val="affa"/>
-        <w:tblW w:w="0" w:type="auto"/>
-        <w:tblLayout w:type="fixed"/>
-        <w:tblCellMar>
-          <w:top w:w="68" w:type="dxa"/>
-          <w:bottom w:w="68" w:type="dxa"/>
-        </w:tblCellMar>
-        <w:tblLook w:val="04A0" w:firstRow="1" w:lastRow="0" w:firstColumn="1" w:lastColumn="0" w:noHBand="0" w:noVBand="1"/>
-      </w:tblPr>
-      <w:tblGrid>
-        <w:gridCol w:w="1181"/>
-        <w:gridCol w:w="646"/>
-        <w:gridCol w:w="3689"/>
-        <w:gridCol w:w="397"/>
-        <w:gridCol w:w="735"/>
-        <w:gridCol w:w="1562"/>
-        <w:gridCol w:w="279"/>
-        <w:gridCol w:w="4424"/>
-        <w:gridCol w:w="1059"/>
-      </w:tblGrid>
-      <w:tr>
-        <w:trPr>
-          <w:cnfStyle w:val="100000000000" w:firstRow="1" w:lastRow="0" w:firstColumn="0" w:lastColumn="0" w:oddVBand="0" w:evenVBand="0" w:oddHBand="0" w:evenHBand="0" w:firstRowFirstColumn="0" w:firstRowLastColumn="0" w:lastRowFirstColumn="0" w:lastRowLastColumn="0"/>
-        </w:trPr>
-        <w:tc>
-          <w:tcPr>
-            <w:tcW w:w="13972" w:type="dxa"/>
-            <w:gridSpan w:val="9"/>
-          </w:tcPr>
-          <w:p>
-            <w:pPr>
-              <w:pStyle w:val="af7"/>
-              <w:numPr>
-                <w:ilvl w:val="0"/>
-                <w:numId w:val="81"/>
-              </w:numPr>
-              <w:ind w:firstLineChars="0"/>
-              <w:rPr>
-                <w:szCs w:val="21"/>
-              </w:rPr>
-            </w:pPr>
-            <w:bookmarkStart w:id="3" w:name="_Hlk161214131"/>
-          </w:p>
-        </w:tc>
-      </w:tr>
-      <w:tr>
-        <w:tc>
-          <w:tcPr>
-            <w:tcW w:w="1827" w:type="dxa"/>
-            <w:gridSpan w:val="2"/>
-            <w:hideMark/>
-          </w:tcPr>
-          <w:p>
-            <w:pPr>
-              <w:jc w:val="center"/>
-              <w:rPr>
-                <w:rFonts w:eastAsia="黑体"/>
-                <w:bCs/>
-                <w:szCs w:val="21"/>
-              </w:rPr>
-            </w:pPr>
-            <w:r>
-              <w:rPr>
-                <w:rFonts w:eastAsia="黑体"/>
-                <w:bCs/>
-                <w:szCs w:val="21"/>
-              </w:rPr>
-              <w:t>测试用例名称</w:t>
-            </w:r>
-          </w:p>
-        </w:tc>
-        <w:tc>
-          <w:tcPr>
-            <w:tcW w:w="4821" w:type="dxa"/>
-            <w:gridSpan w:val="3"/>
-          </w:tcPr>
-          <w:p>
-            <w:pPr>
-              <w:jc w:val="center"/>
-              <w:rPr>
-                <w:szCs w:val="21"/>
-              </w:rPr>
-            </w:pPr>
-            <w:r>
-              <w:rPr>
-                <w:rFonts w:hint="eastAsia"/>
-                <w:szCs w:val="21"/>
-              </w:rPr>
-              <w:t xml:space="preserve">人机交互完整性测试</w:t>
-            </w:r>
-          </w:p>
-        </w:tc>
-        <w:tc>
-          <w:tcPr>
-            <w:tcW w:w="1841" w:type="dxa"/>
-            <w:gridSpan w:val="2"/>
-            <w:hideMark/>
-          </w:tcPr>
-          <w:p>
-            <w:pPr>
-              <w:jc w:val="center"/>
-              <w:rPr>
-                <w:b/>
-                <w:szCs w:val="21"/>
-              </w:rPr>
-            </w:pPr>
-            <w:r>
-              <w:rPr>
-                <w:rFonts w:eastAsia="黑体"/>
-                <w:bCs/>
-                <w:szCs w:val="21"/>
-              </w:rPr>
-              <w:t>标</w:t>
-            </w:r>
-            <w:r>
-              <w:rPr>
-                <w:rFonts w:eastAsia="黑体"/>
-                <w:bCs/>
-                <w:szCs w:val="21"/>
-              </w:rPr>
-              <w:t xml:space="preserve">   </w:t>
-            </w:r>
-            <w:r>
-              <w:rPr>
-                <w:rFonts w:eastAsia="黑体"/>
-                <w:bCs/>
-                <w:szCs w:val="21"/>
-              </w:rPr>
-              <w:t>识</w:t>
-            </w:r>
-          </w:p>
-        </w:tc>
-        <w:tc>
-          <w:tcPr>
-            <w:tcW w:w="5483" w:type="dxa"/>
-            <w:gridSpan w:val="2"/>
-          </w:tcPr>
-          <w:p>
-            <w:pPr>
-              <w:jc w:val="center"/>
-              <w:rPr>
-                <w:b/>
-                <w:szCs w:val="21"/>
-              </w:rPr>
-            </w:pPr>
-            <w:r>
-              <w:rPr>
-                <w:rFonts w:hint="eastAsia"/>
-                <w:szCs w:val="21"/>
-              </w:rPr>
-              <w:t xml:space="preserve">YL_GUI_WZXC_001</w:t>
-            </w:r>
-          </w:p>
-        </w:tc>
-      </w:tr>
-      <w:tr>
-        <w:tc>
-          <w:tcPr>
-            <w:tcW w:w="1827" w:type="dxa"/>
-            <w:gridSpan w:val="2"/>
-            <w:hideMark/>
-          </w:tcPr>
-          <w:p>
-            <w:pPr>
-              <w:jc w:val="center"/>
-              <w:rPr>
-                <w:b/>
-                <w:szCs w:val="21"/>
-              </w:rPr>
-            </w:pPr>
-            <w:r>
-              <w:rPr>
-                <w:rFonts w:eastAsia="黑体"/>
-                <w:bCs/>
-                <w:szCs w:val="21"/>
-              </w:rPr>
-              <w:t>追踪关系</w:t>
-            </w:r>
-          </w:p>
-        </w:tc>
-        <w:tc>
-          <w:tcPr>
-            <w:tcW w:w="12145" w:type="dxa"/>
-            <w:gridSpan w:val="7"/>
-          </w:tcPr>
-          <w:p>
-            <w:pPr>
-              <w:rPr>
-                <w:noProof/>
-                <w:szCs w:val="21"/>
-              </w:rPr>
-            </w:pPr>
-            <w:r>
-              <w:rPr>
-                <w:noProof/>
-                <w:szCs w:val="21"/>
-              </w:rPr>
-              <w:t>软件测试依据：</w:t>
-            </w:r>
-            <w:r>
-              <w:rPr>
-                <w:rFonts w:hint="eastAsia"/>
-                <w:noProof/>
-                <w:szCs w:val="21"/>
-              </w:rPr>
-              <w:t>测评大纲</w:t>
-            </w:r>
-          </w:p>
-          <w:p>
-            <w:pPr>
-              <w:rPr>
-                <w:noProof/>
-                <w:szCs w:val="21"/>
-              </w:rPr>
-            </w:pPr>
-            <w:r>
-              <w:rPr>
-                <w:noProof/>
-                <w:szCs w:val="21"/>
-              </w:rPr>
-              <w:t>测试需求分析：（</w:t>
-            </w:r>
-            <w:r>
-              <w:rPr>
-                <w:rFonts w:hint="eastAsia"/>
-                <w:noProof/>
-                <w:szCs w:val="21"/>
-              </w:rPr>
-              <w:t xml:space="preserve">6.2.5.1</w:t>
-            </w:r>
-            <w:r>
-              <w:rPr>
-                <w:noProof/>
-                <w:szCs w:val="21"/>
-              </w:rPr>
-              <w:t>）</w:t>
-            </w:r>
-            <w:r>
-              <w:rPr>
-                <w:rFonts w:hint="eastAsia"/>
-                <w:noProof/>
-                <w:szCs w:val="21"/>
-              </w:rPr>
-              <w:t xml:space="preserve">人机交互完整性测试</w:t>
-            </w:r>
-          </w:p>
-          <w:p>
-            <w:pPr>
-              <w:rPr>
-                <w:i/>
-                <w:szCs w:val="21"/>
-              </w:rPr>
-            </w:pPr>
-            <w:r>
-              <w:rPr>
-                <w:noProof/>
-                <w:szCs w:val="21"/>
-              </w:rPr>
-              <w:t>测试需求标识：</w:t>
-            </w:r>
-            <w:r>
-              <w:rPr>
-                <w:rFonts w:hint="eastAsia"/>
-                <w:noProof/>
-                <w:szCs w:val="21"/>
-              </w:rPr>
-              <w:t xml:space="preserve">XQ_GUI_WZXC</w:t>
-            </w:r>
-          </w:p>
-        </w:tc>
-      </w:tr>
-      <w:tr>
-        <w:tc>
-          <w:tcPr>
-            <w:tcW w:w="1827" w:type="dxa"/>
-            <w:gridSpan w:val="2"/>
-            <w:hideMark/>
-          </w:tcPr>
-          <w:p>
-            <w:pPr>
-              <w:jc w:val="center"/>
-              <w:rPr>
-                <w:rFonts w:eastAsia="黑体"/>
-                <w:bCs/>
-                <w:szCs w:val="21"/>
-              </w:rPr>
-            </w:pPr>
-            <w:r>
-              <w:rPr>
-                <w:rFonts w:eastAsia="黑体"/>
-                <w:bCs/>
-                <w:szCs w:val="21"/>
-              </w:rPr>
-              <w:t>测试用例综述</w:t>
-            </w:r>
-          </w:p>
-        </w:tc>
-        <w:tc>
-          <w:tcPr>
-            <w:tcW w:w="12145" w:type="dxa"/>
-            <w:gridSpan w:val="7"/>
-          </w:tcPr>
-          <w:p>
-            <w:pPr>
-              <w:rPr>
-                <w:szCs w:val="21"/>
-              </w:rPr>
-            </w:pPr>
-            <w:r>
-              <w:rPr>
-                <w:rFonts w:hint="eastAsia"/>
-                <w:szCs w:val="21"/>
-              </w:rPr>
-              <w:t xml:space="preserve">测试软件人机交互界面的完整性</w:t>
-            </w:r>
-          </w:p>
-        </w:tc>
-      </w:tr>
-      <w:tr>
-        <w:tc>
-          <w:tcPr>
-            <w:tcW w:w="1827" w:type="dxa"/>
-            <w:gridSpan w:val="2"/>
-            <w:hideMark/>
-          </w:tcPr>
-          <w:p>
-            <w:pPr>
-              <w:jc w:val="center"/>
-              <w:rPr>
-                <w:rFonts w:eastAsia="黑体"/>
-                <w:bCs/>
-                <w:szCs w:val="21"/>
-              </w:rPr>
-            </w:pPr>
-            <w:r>
-              <w:rPr>
-                <w:rFonts w:eastAsia="黑体"/>
-                <w:bCs/>
-                <w:szCs w:val="21"/>
-              </w:rPr>
-              <w:t>用例初始化</w:t>
-            </w:r>
-          </w:p>
-        </w:tc>
-        <w:tc>
-          <w:tcPr>
-            <w:tcW w:w="12145" w:type="dxa"/>
-            <w:gridSpan w:val="7"/>
-          </w:tcPr>
-          <w:p>
-            <w:pPr>
-              <w:rPr>
-                <w:szCs w:val="21"/>
-              </w:rPr>
-            </w:pPr>
-            <w:r>
-              <w:rPr>
-                <w:rFonts w:hint="eastAsia"/>
-                <w:szCs w:val="21"/>
-              </w:rPr>
-              <w:t xml:space="preserve">已获取被测件的用户手册</w:t>
-            </w:r>
-          </w:p>
-        </w:tc>
-      </w:tr>
-      <w:tr>
-        <w:tc>
-          <w:tcPr>
-            <w:tcW w:w="1827" w:type="dxa"/>
-            <w:gridSpan w:val="2"/>
-            <w:hideMark/>
-          </w:tcPr>
-          <w:p>
-            <w:pPr>
-              <w:jc w:val="center"/>
-              <w:rPr>
-                <w:rFonts w:eastAsia="黑体"/>
-                <w:bCs/>
-                <w:szCs w:val="21"/>
-              </w:rPr>
-            </w:pPr>
-            <w:r>
-              <w:rPr>
-                <w:rFonts w:eastAsia="黑体"/>
-                <w:bCs/>
-                <w:szCs w:val="21"/>
-              </w:rPr>
-              <w:t>前提和约束</w:t>
-            </w:r>
-          </w:p>
-        </w:tc>
-        <w:tc>
-          <w:tcPr>
-            <w:tcW w:w="12145" w:type="dxa"/>
-            <w:gridSpan w:val="7"/>
-          </w:tcPr>
-          <w:p>
-            <w:pPr>
-              <w:rPr>
-                <w:szCs w:val="21"/>
-              </w:rPr>
-            </w:pPr>
-            <w:r>
-              <w:rPr>
-                <w:rFonts w:hint="eastAsia"/>
-                <w:szCs w:val="21"/>
-              </w:rPr>
-              <w:t xml:space="preserve">软件可正常运行，界面初始化完成</w:t>
-            </w:r>
-          </w:p>
-        </w:tc>
-      </w:tr>
-      <w:tr>
-        <w:tc>
-          <w:tcPr>
-            <w:tcW w:w="13972" w:type="dxa"/>
-            <w:gridSpan w:val="9"/>
-            <w:hideMark/>
-          </w:tcPr>
-          <w:p>
-            <w:pPr>
-              <w:jc w:val="center"/>
-              <w:rPr>
-                <w:rFonts w:eastAsia="黑体"/>
-                <w:bCs/>
-                <w:szCs w:val="21"/>
-              </w:rPr>
-            </w:pPr>
-            <w:r>
-              <w:rPr>
-                <w:rFonts w:eastAsia="黑体"/>
-                <w:bCs/>
-                <w:szCs w:val="21"/>
-              </w:rPr>
-              <w:t>测试步骤</w:t>
-            </w:r>
-          </w:p>
-        </w:tc>
-      </w:tr>
-      <w:tr>
-        <w:tc>
-          <w:tcPr>
-            <w:tcW w:w="1181" w:type="dxa"/>
-            <w:hideMark/>
-          </w:tcPr>
-          <w:p>
-            <w:pPr>
-              <w:jc w:val="center"/>
-              <w:rPr>
-                <w:rFonts w:eastAsia="黑体"/>
-                <w:bCs/>
-                <w:szCs w:val="21"/>
-              </w:rPr>
-            </w:pPr>
-            <w:r>
-              <w:rPr>
-                <w:rFonts w:eastAsia="黑体"/>
-                <w:bCs/>
-                <w:szCs w:val="21"/>
-              </w:rPr>
-              <w:t>序号</w:t>
-            </w:r>
-          </w:p>
-        </w:tc>
-        <w:tc>
-          <w:tcPr>
-            <w:tcW w:w="4335" w:type="dxa"/>
-            <w:gridSpan w:val="2"/>
-            <w:hideMark/>
-          </w:tcPr>
-          <w:p>
-            <w:pPr>
-              <w:jc w:val="center"/>
-              <w:rPr>
-                <w:rFonts w:eastAsia="黑体"/>
-                <w:bCs/>
-                <w:szCs w:val="21"/>
-              </w:rPr>
-            </w:pPr>
-            <w:r>
-              <w:rPr>
-                <w:rFonts w:eastAsia="黑体"/>
-                <w:bCs/>
-                <w:szCs w:val="21"/>
-              </w:rPr>
-              <w:t>输入及操作</w:t>
-            </w:r>
-          </w:p>
-        </w:tc>
-        <w:tc>
-          <w:tcPr>
-            <w:tcW w:w="2694" w:type="dxa"/>
-            <w:gridSpan w:val="3"/>
-            <w:hideMark/>
-          </w:tcPr>
-          <w:p>
-            <w:pPr>
-              <w:jc w:val="center"/>
-              <w:rPr>
-                <w:rFonts w:eastAsia="黑体"/>
-                <w:bCs/>
-                <w:szCs w:val="21"/>
-              </w:rPr>
-            </w:pPr>
-            <w:r>
-              <w:rPr>
-                <w:rFonts w:eastAsia="黑体"/>
-                <w:bCs/>
-                <w:szCs w:val="21"/>
-              </w:rPr>
-              <w:t>期望结果与评估标准</w:t>
-            </w:r>
-          </w:p>
-        </w:tc>
-        <w:tc>
-          <w:tcPr>
-            <w:tcW w:w="4703" w:type="dxa"/>
-            <w:gridSpan w:val="2"/>
-            <w:hideMark/>
-          </w:tcPr>
-          <w:p>
-            <w:pPr>
-              <w:jc w:val="center"/>
-              <w:rPr>
-                <w:rFonts w:eastAsia="黑体"/>
-                <w:bCs/>
-                <w:szCs w:val="21"/>
-              </w:rPr>
-            </w:pPr>
-            <w:r>
-              <w:rPr>
-                <w:rFonts w:eastAsia="黑体"/>
-                <w:bCs/>
-                <w:szCs w:val="21"/>
-              </w:rPr>
-              <w:t>实测结果</w:t>
-            </w:r>
-          </w:p>
-        </w:tc>
-        <w:tc>
-          <w:tcPr>
-            <w:tcW w:w="1059" w:type="dxa"/>
-            <w:hideMark/>
-          </w:tcPr>
-          <w:p>
-            <w:pPr>
-              <w:jc w:val="center"/>
-              <w:rPr>
-                <w:rFonts w:eastAsia="黑体"/>
-                <w:bCs/>
-                <w:szCs w:val="21"/>
-              </w:rPr>
-            </w:pPr>
-            <w:r>
-              <w:rPr>
-                <w:rFonts w:eastAsia="黑体"/>
-                <w:bCs/>
-                <w:szCs w:val="21"/>
-              </w:rPr>
-              <w:t>通过</w:t>
-            </w:r>
-          </w:p>
-          <w:p>
-            <w:pPr>
-              <w:jc w:val="center"/>
-              <w:rPr>
-                <w:rFonts w:eastAsia="黑体"/>
-                <w:bCs/>
-                <w:szCs w:val="21"/>
-              </w:rPr>
-            </w:pPr>
-            <w:r>
-              <w:rPr>
-                <w:rFonts w:eastAsia="黑体"/>
-                <w:bCs/>
-                <w:szCs w:val="21"/>
-              </w:rPr>
-              <w:t>与否</w:t>
-            </w:r>
-          </w:p>
-        </w:tc>
-      </w:tr>
-      <w:tr>
-        <w:tc>
-          <w:tcPr>
-            <w:tcW w:w="1181" w:type="dxa"/>
-          </w:tcPr>
-          <w:p>
-            <w:pPr>
-              <w:jc w:val="center"/>
-              <w:rPr>
-                <w:noProof/>
-                <w:szCs w:val="21"/>
-              </w:rPr>
-            </w:pPr>
-            <w:r>
-              <w:rPr>
-                <w:rFonts w:hint="eastAsia"/>
-                <w:noProof/>
-                <w:szCs w:val="21"/>
-              </w:rPr>
-              <w:t xml:space="preserve">1</w:t>
-            </w:r>
-          </w:p>
-        </w:tc>
-        <w:tc>
-          <w:tcPr>
-            <w:tcW w:w="4335" w:type="dxa"/>
-            <w:gridSpan w:val="2"/>
-          </w:tcPr>
-          <w:p>
-            <w:pPr>
-              <w:rPr>
-                <w:szCs w:val="21"/>
-              </w:rPr>
-            </w:pPr>
-            <w:r>
-              <w:rPr>
-                <w:rFonts w:hint="eastAsia"/>
-                <w:szCs w:val="21"/>
-              </w:rPr>
-              <w:t xml:space="preserve">检查界面菜单名称、标签名称、按键名称的完整性</w:t>
-            </w:r>
-          </w:p>
-        </w:tc>
-        <w:tc>
-          <w:tcPr>
-            <w:tcW w:w="2694" w:type="dxa"/>
-            <w:gridSpan w:val="3"/>
-          </w:tcPr>
-          <w:p>
-            <w:pPr>
-              <w:rPr>
-                <w:noProof/>
-                <w:szCs w:val="21"/>
-              </w:rPr>
-            </w:pPr>
-            <w:r>
-              <w:rPr>
-                <w:rFonts w:hint="eastAsia"/>
-                <w:noProof/>
-                <w:szCs w:val="21"/>
-              </w:rPr>
-              <w:lastRenderedPageBreak/>
-              <w:t xml:space="preserve">名称完整</w:t>
-            </w:r>
-          </w:p>
-        </w:tc>
-        <w:tc>
-          <w:tcPr>
-            <w:tcW w:w="4703" w:type="dxa"/>
-            <w:gridSpan w:val="2"/>
-          </w:tcPr>
-          <w:p>
-            <w:pPr>
-              <w:rPr>
-                <w:szCs w:val="21"/>
-              </w:rPr>
-            </w:pPr>
-            <w:r>
-              <w:rPr>
-                <w:rFonts w:hint="eastAsia"/>
-                <w:szCs w:val="21"/>
-              </w:rPr>
-              <w:t xml:space="preserve">界面操作结果符合预期</w:t>
-            </w:r>
-          </w:p>
-        </w:tc>
-        <w:tc>
-          <w:tcPr>
-            <w:tcW w:w="1059" w:type="dxa"/>
-          </w:tcPr>
-          <w:p>
-            <w:pPr>
-              <w:rPr>
-                <w:noProof/>
-                <w:szCs w:val="21"/>
-              </w:rPr>
-            </w:pPr>
-            <w:r>
-              <w:rPr>
-                <w:rFonts w:hint="eastAsia"/>
-                <w:noProof/>
-                <w:szCs w:val="21"/>
-              </w:rPr>
-              <w:lastRenderedPageBreak/>
-              <w:t xml:space="preserve">未执行</w:t>
-            </w:r>
-          </w:p>
-        </w:tc>
-      </w:tr>
-      <w:tr>
-        <w:tc>
-          <w:tcPr>
-            <w:tcW w:w="1181" w:type="dxa"/>
-          </w:tcPr>
-          <w:p>
-            <w:pPr>
-              <w:jc w:val="center"/>
-              <w:rPr>
-                <w:noProof/>
-                <w:szCs w:val="21"/>
-              </w:rPr>
-            </w:pPr>
-            <w:r>
-              <w:rPr>
-                <w:rFonts w:hint="eastAsia"/>
-                <w:noProof/>
-                <w:szCs w:val="21"/>
-              </w:rPr>
-              <w:t xml:space="preserve">2</w:t>
-            </w:r>
-          </w:p>
-        </w:tc>
-        <w:tc>
-          <w:tcPr>
-            <w:tcW w:w="4335" w:type="dxa"/>
-            <w:gridSpan w:val="2"/>
-          </w:tcPr>
-          <w:p>
-            <w:pPr>
-              <w:rPr>
-                <w:szCs w:val="21"/>
-              </w:rPr>
-            </w:pPr>
-            <w:r>
-              <w:rPr>
-                <w:rFonts w:hint="eastAsia"/>
-                <w:szCs w:val="21"/>
-              </w:rPr>
-              <w:t xml:space="preserve">检查界面显示区内容的完整性</w:t>
-            </w:r>
-          </w:p>
-        </w:tc>
-        <w:tc>
-          <w:tcPr>
-            <w:tcW w:w="2694" w:type="dxa"/>
-            <w:gridSpan w:val="3"/>
-          </w:tcPr>
-          <w:p>
-            <w:pPr>
-              <w:rPr>
-                <w:noProof/>
-                <w:szCs w:val="21"/>
-              </w:rPr>
-            </w:pPr>
-            <w:r>
-              <w:rPr>
-                <w:rFonts w:hint="eastAsia"/>
-                <w:noProof/>
-                <w:szCs w:val="21"/>
-              </w:rPr>
-              <w:lastRenderedPageBreak/>
-              <w:t xml:space="preserve">显示内容完整</w:t>
-            </w:r>
-          </w:p>
-        </w:tc>
-        <w:tc>
-          <w:tcPr>
-            <w:tcW w:w="4703" w:type="dxa"/>
-            <w:gridSpan w:val="2"/>
-          </w:tcPr>
-          <w:p>
-            <w:pPr>
-              <w:rPr>
-                <w:szCs w:val="21"/>
-              </w:rPr>
-            </w:pPr>
-            <w:r>
-              <w:rPr>
-                <w:rFonts w:hint="eastAsia"/>
-                <w:szCs w:val="21"/>
-              </w:rPr>
-              <w:t xml:space="preserve">界面操作结果符合预期</w:t>
-            </w:r>
-          </w:p>
-        </w:tc>
-        <w:tc>
-          <w:tcPr>
-            <w:tcW w:w="1059" w:type="dxa"/>
-          </w:tcPr>
-          <w:p>
-            <w:pPr>
-              <w:rPr>
-                <w:noProof/>
-                <w:szCs w:val="21"/>
-              </w:rPr>
-            </w:pPr>
-            <w:r>
-              <w:rPr>
-                <w:rFonts w:hint="eastAsia"/>
-                <w:noProof/>
-                <w:szCs w:val="21"/>
-              </w:rPr>
-              <w:lastRenderedPageBreak/>
-              <w:t xml:space="preserve">未执行</w:t>
-            </w:r>
-          </w:p>
-        </w:tc>
-      </w:tr>
-      <w:tr>
-        <w:tc>
-          <w:tcPr>
-            <w:tcW w:w="1181" w:type="dxa"/>
-          </w:tcPr>
-          <w:p>
-            <w:pPr>
-              <w:jc w:val="center"/>
-              <w:rPr>
-                <w:noProof/>
-                <w:szCs w:val="21"/>
-              </w:rPr>
-            </w:pPr>
-            <w:r>
-              <w:rPr>
-                <w:rFonts w:hint="eastAsia"/>
-                <w:noProof/>
-                <w:szCs w:val="21"/>
-              </w:rPr>
-              <w:t xml:space="preserve">3</w:t>
-            </w:r>
-          </w:p>
-        </w:tc>
-        <w:tc>
-          <w:tcPr>
-            <w:tcW w:w="4335" w:type="dxa"/>
-            <w:gridSpan w:val="2"/>
-          </w:tcPr>
-          <w:p>
-            <w:pPr>
-              <w:rPr>
-                <w:szCs w:val="21"/>
-              </w:rPr>
-            </w:pPr>
-            <w:r>
-              <w:rPr>
-                <w:rFonts w:hint="eastAsia"/>
-                <w:szCs w:val="21"/>
-              </w:rPr>
-              <w:t xml:space="preserve">检查界面菜单功能的完整性</w:t>
-            </w:r>
-          </w:p>
-        </w:tc>
-        <w:tc>
-          <w:tcPr>
-            <w:tcW w:w="2694" w:type="dxa"/>
-            <w:gridSpan w:val="3"/>
-          </w:tcPr>
-          <w:p>
-            <w:pPr>
-              <w:rPr>
-                <w:noProof/>
-                <w:szCs w:val="21"/>
-              </w:rPr>
-            </w:pPr>
-            <w:r>
-              <w:rPr>
-                <w:rFonts w:hint="eastAsia"/>
-                <w:noProof/>
-                <w:szCs w:val="21"/>
-              </w:rPr>
-              <w:lastRenderedPageBreak/>
-              <w:t xml:space="preserve">菜单功能完整</w:t>
-            </w:r>
-          </w:p>
-        </w:tc>
-        <w:tc>
-          <w:tcPr>
-            <w:tcW w:w="4703" w:type="dxa"/>
-            <w:gridSpan w:val="2"/>
-          </w:tcPr>
-          <w:p>
-            <w:pPr>
-              <w:rPr>
-                <w:szCs w:val="21"/>
-              </w:rPr>
-            </w:pPr>
-            <w:r>
-              <w:rPr>
-                <w:rFonts w:hint="eastAsia"/>
-                <w:szCs w:val="21"/>
-              </w:rPr>
-              <w:t xml:space="preserve">界面操作结果符合预期</w:t>
-            </w:r>
-          </w:p>
-        </w:tc>
-        <w:tc>
-          <w:tcPr>
-            <w:tcW w:w="1059" w:type="dxa"/>
-          </w:tcPr>
-          <w:p>
-            <w:pPr>
-              <w:rPr>
-                <w:noProof/>
-                <w:szCs w:val="21"/>
-              </w:rPr>
-            </w:pPr>
-            <w:r>
-              <w:rPr>
-                <w:rFonts w:hint="eastAsia"/>
-                <w:noProof/>
-                <w:szCs w:val="21"/>
-              </w:rPr>
-              <w:lastRenderedPageBreak/>
-              <w:t xml:space="preserve">未执行</w:t>
-            </w:r>
-          </w:p>
-        </w:tc>
-      </w:tr>
-      <w:tr>
-        <w:tc>
-          <w:tcPr>
-            <w:tcW w:w="1827" w:type="dxa"/>
-            <w:gridSpan w:val="2"/>
-            <w:hideMark/>
-          </w:tcPr>
-          <w:p>
-            <w:pPr>
-              <w:jc w:val="center"/>
-              <w:rPr>
-                <w:rFonts w:eastAsia="黑体"/>
-                <w:bCs/>
-                <w:szCs w:val="21"/>
-              </w:rPr>
-            </w:pPr>
-            <w:r>
-              <w:rPr>
-                <w:rFonts w:eastAsia="黑体"/>
-                <w:bCs/>
-                <w:szCs w:val="21"/>
-              </w:rPr>
-              <w:t>执行状态</w:t>
-            </w:r>
-          </w:p>
-        </w:tc>
-        <w:tc>
-          <w:tcPr>
-            <w:tcW w:w="4086" w:type="dxa"/>
-            <w:gridSpan w:val="2"/>
-          </w:tcPr>
-          <w:p>
-            <w:pPr>
-              <w:rPr>
-                <w:szCs w:val="21"/>
-              </w:rPr>
-            </w:pPr>
-            <w:r>
-              <w:rPr>
-                <w:rFonts w:hint="eastAsia"/>
-                <w:szCs w:val="21"/>
-              </w:rPr>
-              <w:t>已执行</w:t>
-            </w:r>
-          </w:p>
-        </w:tc>
-        <w:tc>
-          <w:tcPr>
-            <w:tcW w:w="2297" w:type="dxa"/>
-            <w:gridSpan w:val="2"/>
-            <w:hideMark/>
-          </w:tcPr>
-          <w:p>
-            <w:pPr>
-              <w:jc w:val="center"/>
-              <w:rPr>
-                <w:rFonts w:eastAsia="黑体"/>
-                <w:bCs/>
-                <w:szCs w:val="21"/>
-              </w:rPr>
-            </w:pPr>
-            <w:r>
-              <w:rPr>
-                <w:rFonts w:eastAsia="黑体"/>
-                <w:bCs/>
-                <w:szCs w:val="21"/>
-              </w:rPr>
-              <w:t>测试时间</w:t>
-            </w:r>
-          </w:p>
-        </w:tc>
-        <w:tc>
-          <w:tcPr>
-            <w:tcW w:w="5762" w:type="dxa"/>
-            <w:gridSpan w:val="3"/>
-          </w:tcPr>
-          <w:p>
-            <w:pPr>
-              <w:rPr>
-                <w:noProof/>
-                <w:szCs w:val="21"/>
-              </w:rPr>
-            </w:pPr>
-            <w:r>
-              <w:rPr>
-                <w:rFonts w:hint="eastAsia"/>
-                <w:noProof/>
-                <w:szCs w:val="21"/>
-              </w:rPr>
-              <w:t xml:space="preserve">2026-04-16</w:t>
-            </w:r>
-          </w:p>
-        </w:tc>
-      </w:tr>
-      <w:tr>
-        <w:tc>
-          <w:tcPr>
-            <w:tcW w:w="1827" w:type="dxa"/>
-            <w:gridSpan w:val="2"/>
-            <w:hideMark/>
-          </w:tcPr>
-          <w:p>
-            <w:pPr>
-              <w:jc w:val="center"/>
-              <w:rPr>
-                <w:rFonts w:eastAsia="黑体"/>
-                <w:bCs/>
-                <w:szCs w:val="21"/>
-              </w:rPr>
-            </w:pPr>
-            <w:r>
-              <w:rPr>
-                <w:rFonts w:eastAsia="黑体"/>
-                <w:bCs/>
-                <w:szCs w:val="21"/>
-              </w:rPr>
-              <w:t>测试人员</w:t>
-            </w:r>
-          </w:p>
-        </w:tc>
-        <w:tc>
-          <w:tcPr>
-            <w:tcW w:w="4086" w:type="dxa"/>
-            <w:gridSpan w:val="2"/>
-          </w:tcPr>
-          <w:p>
-            <w:pPr>
-              <w:rPr>
-                <w:noProof/>
-                <w:szCs w:val="21"/>
-              </w:rPr>
-            </w:pPr>
-            <w:r>
-              <w:rPr>
-                <w:rFonts w:hint="eastAsia"/>
-                <w:noProof/>
-                <w:szCs w:val="21"/>
-              </w:rPr>
-              <w:t xml:space="preserve">陈俊亦</w:t>
-            </w:r>
-          </w:p>
-        </w:tc>
-        <w:tc>
-          <w:tcPr>
-            <w:tcW w:w="2297" w:type="dxa"/>
-            <w:gridSpan w:val="2"/>
-          </w:tcPr>
-          <w:p>
-            <w:pPr>
-              <w:jc w:val="center"/>
-              <w:rPr>
-                <w:rFonts w:eastAsia="黑体"/>
-                <w:bCs/>
-                <w:szCs w:val="21"/>
-              </w:rPr>
-            </w:pPr>
-            <w:r>
-              <w:rPr>
-                <w:rFonts w:eastAsia="黑体"/>
-                <w:bCs/>
-                <w:szCs w:val="21"/>
-              </w:rPr>
-              <w:t>监测人员</w:t>
-            </w:r>
-          </w:p>
-        </w:tc>
-        <w:tc>
-          <w:tcPr>
-            <w:tcW w:w="5762" w:type="dxa"/>
-            <w:gridSpan w:val="3"/>
-          </w:tcPr>
-          <w:p>
-            <w:pPr>
-              <w:rPr>
-                <w:noProof/>
-                <w:szCs w:val="21"/>
-              </w:rPr>
-            </w:pPr>
-            <w:r>
-              <w:rPr>
-                <w:rFonts w:hint="eastAsia"/>
-                <w:noProof/>
-                <w:szCs w:val="21"/>
-              </w:rPr>
-              <w:t xml:space="preserve">陈俊亦</w:t>
-            </w:r>
-          </w:p>
-        </w:tc>
-      </w:tr>
-      <w:tr>
-        <w:tc>
-          <w:tcPr>
-            <w:tcW w:w="1827" w:type="dxa"/>
-            <w:gridSpan w:val="2"/>
-            <w:hideMark/>
-          </w:tcPr>
-          <w:p>
-            <w:pPr>
-              <w:jc w:val="center"/>
-              <w:rPr>
-                <w:rFonts w:eastAsia="黑体"/>
-                <w:bCs/>
-                <w:szCs w:val="21"/>
-              </w:rPr>
-            </w:pPr>
-            <w:r>
-              <w:rPr>
-                <w:rFonts w:eastAsia="黑体"/>
-                <w:bCs/>
-                <w:szCs w:val="21"/>
-              </w:rPr>
-              <w:t>问题单标识</w:t>
-            </w:r>
-          </w:p>
-        </w:tc>
-        <w:tc>
-          <w:tcPr>
-            <w:tcW w:w="12145" w:type="dxa"/>
-            <w:gridSpan w:val="7"/>
-          </w:tcPr>
-          <w:p>
-            <w:pPr>
-              <w:rPr>
-                <w:noProof/>
-                <w:szCs w:val="21"/>
-              </w:rPr>
-            </w:pPr>
-            <w:r>
-              <w:rPr>
-                <w:rFonts w:hint="eastAsia"/>
-                <w:noProof/>
-                <w:szCs w:val="21"/>
-              </w:rPr>
-              <w:t xml:space="preserve"/>
-            </w:r>
-          </w:p>
-        </w:tc>
-      </w:tr>
-      <w:tr>
-        <w:tc>
-          <w:tcPr>
-            <w:tcW w:w="1827" w:type="dxa"/>
-            <w:gridSpan w:val="2"/>
-          </w:tcPr>
-          <w:p>
-            <w:pPr>
-              <w:jc w:val="center"/>
-              <w:rPr>
-                <w:rFonts w:eastAsia="黑体"/>
-                <w:bCs/>
-                <w:szCs w:val="21"/>
-              </w:rPr>
-            </w:pPr>
-            <w:r>
-              <w:rPr>
-                <w:rFonts w:eastAsia="黑体"/>
-                <w:bCs/>
-                <w:szCs w:val="21"/>
-              </w:rPr>
-              <w:t>备注</w:t>
-            </w:r>
-          </w:p>
-        </w:tc>
-        <w:tc>
-          <w:tcPr>
-            <w:tcW w:w="12145" w:type="dxa"/>
-            <w:gridSpan w:val="7"/>
-          </w:tcPr>
-          <w:p>
-            <w:pPr>
-              <w:rPr>
-                <w:noProof/>
-                <w:szCs w:val="21"/>
-              </w:rPr>
-            </w:pPr>
-            <w:r>
-              <w:rPr>
-                <w:rFonts w:hint="eastAsia"/>
-                <w:noProof/>
-                <w:szCs w:val="21"/>
-              </w:rPr>
-              <w:t>/</w:t>
-            </w:r>
-          </w:p>
-        </w:tc>
-      </w:tr>
-    </w:tbl>
-    <w:bookmarkEnd w:id="3"/>
-    <w:p>
-      <w:pPr>
-        <w:pStyle w:val="30"/>
-        <w:rPr>
-          <w:sz w:val="24"/>
-          <w:szCs w:val="24"/>
-        </w:rPr>
-      </w:pPr>
-      <w:r>
-        <w:rPr>
-          <w:rFonts w:hint="eastAsia"/>
-          <w:sz w:val="24"/>
-          <w:szCs w:val="24"/>
-        </w:rPr>
-        <w:t xml:space="preserve">人机交互界面一致性测试</w:t>
-      </w:r>
-    </w:p>
-    <w:tbl>
-      <w:tblPr>
-        <w:tblStyle w:val="affa"/>
-        <w:tblW w:w="0" w:type="auto"/>
-        <w:tblLayout w:type="fixed"/>
-        <w:tblCellMar>
-          <w:top w:w="68" w:type="dxa"/>
-          <w:bottom w:w="68" w:type="dxa"/>
-        </w:tblCellMar>
-        <w:tblLook w:val="04A0" w:firstRow="1" w:lastRow="0" w:firstColumn="1" w:lastColumn="0" w:noHBand="0" w:noVBand="1"/>
-      </w:tblPr>
-      <w:tblGrid>
-        <w:gridCol w:w="1181"/>
-        <w:gridCol w:w="646"/>
-        <w:gridCol w:w="3689"/>
-        <w:gridCol w:w="397"/>
-        <w:gridCol w:w="735"/>
-        <w:gridCol w:w="1562"/>
-        <w:gridCol w:w="279"/>
-        <w:gridCol w:w="4424"/>
-        <w:gridCol w:w="1059"/>
-      </w:tblGrid>
-      <w:tr>
-        <w:trPr>
-          <w:cnfStyle w:val="100000000000" w:firstRow="1" w:lastRow="0" w:firstColumn="0" w:lastColumn="0" w:oddVBand="0" w:evenVBand="0" w:oddHBand="0" w:evenHBand="0" w:firstRowFirstColumn="0" w:firstRowLastColumn="0" w:lastRowFirstColumn="0" w:lastRowLastColumn="0"/>
-        </w:trPr>
-        <w:tc>
-          <w:tcPr>
-            <w:tcW w:w="13972" w:type="dxa"/>
-            <w:gridSpan w:val="9"/>
-          </w:tcPr>
-          <w:p>
-            <w:pPr>
-              <w:pStyle w:val="af7"/>
-              <w:numPr>
-                <w:ilvl w:val="0"/>
-                <w:numId w:val="81"/>
-              </w:numPr>
-              <w:ind w:firstLineChars="0"/>
-              <w:rPr>
-                <w:szCs w:val="21"/>
-              </w:rPr>
-            </w:pPr>
-            <w:bookmarkStart w:id="3" w:name="_Hlk161214131"/>
-          </w:p>
-        </w:tc>
-      </w:tr>
-      <w:tr>
-        <w:tc>
-          <w:tcPr>
-            <w:tcW w:w="1827" w:type="dxa"/>
-            <w:gridSpan w:val="2"/>
-            <w:hideMark/>
-          </w:tcPr>
-          <w:p>
-            <w:pPr>
-              <w:jc w:val="center"/>
-              <w:rPr>
-                <w:rFonts w:eastAsia="黑体"/>
-                <w:bCs/>
-                <w:szCs w:val="21"/>
-              </w:rPr>
-            </w:pPr>
-            <w:r>
-              <w:rPr>
-                <w:rFonts w:eastAsia="黑体"/>
-                <w:bCs/>
-                <w:szCs w:val="21"/>
-              </w:rPr>
-              <w:t>测试用例名称</w:t>
-            </w:r>
-          </w:p>
-        </w:tc>
-        <w:tc>
-          <w:tcPr>
-            <w:tcW w:w="4821" w:type="dxa"/>
-            <w:gridSpan w:val="3"/>
-          </w:tcPr>
-          <w:p>
-            <w:pPr>
-              <w:jc w:val="center"/>
-              <w:rPr>
-                <w:szCs w:val="21"/>
-              </w:rPr>
-            </w:pPr>
-            <w:r>
-              <w:rPr>
-                <w:rFonts w:hint="eastAsia"/>
-                <w:szCs w:val="21"/>
-              </w:rPr>
-              <w:t xml:space="preserve">人机交互界面一致性测试</w:t>
-            </w:r>
-          </w:p>
-        </w:tc>
-        <w:tc>
-          <w:tcPr>
-            <w:tcW w:w="1841" w:type="dxa"/>
-            <w:gridSpan w:val="2"/>
-            <w:hideMark/>
-          </w:tcPr>
-          <w:p>
-            <w:pPr>
-              <w:jc w:val="center"/>
-              <w:rPr>
-                <w:b/>
-                <w:szCs w:val="21"/>
-              </w:rPr>
-            </w:pPr>
-            <w:r>
-              <w:rPr>
-                <w:rFonts w:eastAsia="黑体"/>
-                <w:bCs/>
-                <w:szCs w:val="21"/>
-              </w:rPr>
-              <w:t>标</w:t>
-            </w:r>
-            <w:r>
-              <w:rPr>
-                <w:rFonts w:eastAsia="黑体"/>
-                <w:bCs/>
-                <w:szCs w:val="21"/>
-              </w:rPr>
-              <w:t xml:space="preserve">   </w:t>
-            </w:r>
-            <w:r>
-              <w:rPr>
-                <w:rFonts w:eastAsia="黑体"/>
-                <w:bCs/>
-                <w:szCs w:val="21"/>
-              </w:rPr>
-              <w:t>识</w:t>
-            </w:r>
-          </w:p>
-        </w:tc>
-        <w:tc>
-          <w:tcPr>
-            <w:tcW w:w="5483" w:type="dxa"/>
-            <w:gridSpan w:val="2"/>
-          </w:tcPr>
-          <w:p>
-            <w:pPr>
-              <w:jc w:val="center"/>
-              <w:rPr>
-                <w:b/>
-                <w:szCs w:val="21"/>
-              </w:rPr>
-            </w:pPr>
-            <w:r>
-              <w:rPr>
-                <w:rFonts w:hint="eastAsia"/>
-                <w:szCs w:val="21"/>
-              </w:rPr>
-              <w:t xml:space="preserve">YL_GUI_YZXC_001</w:t>
-            </w:r>
-          </w:p>
-        </w:tc>
-      </w:tr>
-      <w:tr>
-        <w:tc>
-          <w:tcPr>
-            <w:tcW w:w="1827" w:type="dxa"/>
-            <w:gridSpan w:val="2"/>
-            <w:hideMark/>
-          </w:tcPr>
-          <w:p>
-            <w:pPr>
-              <w:jc w:val="center"/>
-              <w:rPr>
-                <w:b/>
-                <w:szCs w:val="21"/>
-              </w:rPr>
-            </w:pPr>
-            <w:r>
-              <w:rPr>
-                <w:rFonts w:eastAsia="黑体"/>
-                <w:bCs/>
-                <w:szCs w:val="21"/>
-              </w:rPr>
-              <w:t>追踪关系</w:t>
-            </w:r>
-          </w:p>
-        </w:tc>
-        <w:tc>
-          <w:tcPr>
-            <w:tcW w:w="12145" w:type="dxa"/>
-            <w:gridSpan w:val="7"/>
-          </w:tcPr>
-          <w:p>
-            <w:pPr>
-              <w:rPr>
-                <w:noProof/>
-                <w:szCs w:val="21"/>
-              </w:rPr>
-            </w:pPr>
-            <w:r>
-              <w:rPr>
-                <w:noProof/>
-                <w:szCs w:val="21"/>
-              </w:rPr>
-              <w:t>软件测试依据：</w:t>
-            </w:r>
-            <w:r>
-              <w:rPr>
-                <w:rFonts w:hint="eastAsia"/>
-                <w:noProof/>
-                <w:szCs w:val="21"/>
-              </w:rPr>
-              <w:t>测评大纲</w:t>
-            </w:r>
-          </w:p>
-          <w:p>
-            <w:pPr>
-              <w:rPr>
-                <w:noProof/>
-                <w:szCs w:val="21"/>
-              </w:rPr>
-            </w:pPr>
-            <w:r>
-              <w:rPr>
-                <w:noProof/>
-                <w:szCs w:val="21"/>
-              </w:rPr>
-              <w:t>测试需求分析：（</w:t>
-            </w:r>
-            <w:r>
-              <w:rPr>
-                <w:rFonts w:hint="eastAsia"/>
-                <w:noProof/>
-                <w:szCs w:val="21"/>
-              </w:rPr>
-              <w:t xml:space="preserve">6.2.5.2</w:t>
-            </w:r>
-            <w:r>
-              <w:rPr>
-                <w:noProof/>
-                <w:szCs w:val="21"/>
-              </w:rPr>
-              <w:t>）</w:t>
-            </w:r>
-            <w:r>
-              <w:rPr>
-                <w:rFonts w:hint="eastAsia"/>
-                <w:noProof/>
-                <w:szCs w:val="21"/>
-              </w:rPr>
-              <w:t xml:space="preserve">人机交互界面一致性测试</w:t>
-            </w:r>
-          </w:p>
-          <w:p>
-            <w:pPr>
-              <w:rPr>
-                <w:i/>
-                <w:szCs w:val="21"/>
-              </w:rPr>
-            </w:pPr>
-            <w:r>
-              <w:rPr>
-                <w:noProof/>
-                <w:szCs w:val="21"/>
-              </w:rPr>
-              <w:t>测试需求标识：</w:t>
-            </w:r>
-            <w:r>
-              <w:rPr>
-                <w:rFonts w:hint="eastAsia"/>
-                <w:noProof/>
-                <w:szCs w:val="21"/>
-              </w:rPr>
-              <w:t xml:space="preserve">XQ_GUI_YZXC</w:t>
-            </w:r>
-          </w:p>
-        </w:tc>
-      </w:tr>
-      <w:tr>
-        <w:tc>
-          <w:tcPr>
-            <w:tcW w:w="1827" w:type="dxa"/>
-            <w:gridSpan w:val="2"/>
-            <w:hideMark/>
-          </w:tcPr>
-          <w:p>
-            <w:pPr>
-              <w:jc w:val="center"/>
-              <w:rPr>
-                <w:rFonts w:eastAsia="黑体"/>
-                <w:bCs/>
-                <w:szCs w:val="21"/>
-              </w:rPr>
-            </w:pPr>
-            <w:r>
-              <w:rPr>
-                <w:rFonts w:eastAsia="黑体"/>
-                <w:bCs/>
-                <w:szCs w:val="21"/>
-              </w:rPr>
-              <w:t>测试用例综述</w:t>
-            </w:r>
-          </w:p>
-        </w:tc>
-        <w:tc>
-          <w:tcPr>
-            <w:tcW w:w="12145" w:type="dxa"/>
-            <w:gridSpan w:val="7"/>
-          </w:tcPr>
-          <w:p>
-            <w:pPr>
-              <w:rPr>
-                <w:szCs w:val="21"/>
-              </w:rPr>
-            </w:pPr>
-            <w:r>
-              <w:rPr>
-                <w:rFonts w:hint="eastAsia"/>
-                <w:szCs w:val="21"/>
-              </w:rPr>
-              <w:t xml:space="preserve">测试软件人机交互界面的一致性</w:t>
-            </w:r>
-          </w:p>
-        </w:tc>
-      </w:tr>
-      <w:tr>
-        <w:tc>
-          <w:tcPr>
-            <w:tcW w:w="1827" w:type="dxa"/>
-            <w:gridSpan w:val="2"/>
-            <w:hideMark/>
-          </w:tcPr>
-          <w:p>
-            <w:pPr>
-              <w:jc w:val="center"/>
-              <w:rPr>
-                <w:rFonts w:eastAsia="黑体"/>
-                <w:bCs/>
-                <w:szCs w:val="21"/>
-              </w:rPr>
-            </w:pPr>
-            <w:r>
-              <w:rPr>
-                <w:rFonts w:eastAsia="黑体"/>
-                <w:bCs/>
-                <w:szCs w:val="21"/>
-              </w:rPr>
-              <w:t>用例初始化</w:t>
-            </w:r>
-          </w:p>
-        </w:tc>
-        <w:tc>
-          <w:tcPr>
-            <w:tcW w:w="12145" w:type="dxa"/>
-            <w:gridSpan w:val="7"/>
-          </w:tcPr>
-          <w:p>
-            <w:pPr>
-              <w:rPr>
-                <w:szCs w:val="21"/>
-              </w:rPr>
-            </w:pPr>
-            <w:r>
-              <w:rPr>
-                <w:rFonts w:hint="eastAsia"/>
-                <w:szCs w:val="21"/>
-              </w:rPr>
-              <w:t xml:space="preserve">已获取被测件的用户手册</w:t>
-            </w:r>
-          </w:p>
-        </w:tc>
-      </w:tr>
-      <w:tr>
-        <w:tc>
-          <w:tcPr>
-            <w:tcW w:w="1827" w:type="dxa"/>
-            <w:gridSpan w:val="2"/>
-            <w:hideMark/>
-          </w:tcPr>
-          <w:p>
-            <w:pPr>
-              <w:jc w:val="center"/>
-              <w:rPr>
-                <w:rFonts w:eastAsia="黑体"/>
-                <w:bCs/>
-                <w:szCs w:val="21"/>
-              </w:rPr>
-            </w:pPr>
-            <w:r>
-              <w:rPr>
-                <w:rFonts w:eastAsia="黑体"/>
-                <w:bCs/>
-                <w:szCs w:val="21"/>
-              </w:rPr>
-              <w:t>前提和约束</w:t>
-            </w:r>
-          </w:p>
-        </w:tc>
-        <w:tc>
-          <w:tcPr>
-            <w:tcW w:w="12145" w:type="dxa"/>
-            <w:gridSpan w:val="7"/>
-          </w:tcPr>
-          <w:p>
-            <w:pPr>
-              <w:rPr>
-                <w:szCs w:val="21"/>
-              </w:rPr>
-            </w:pPr>
-            <w:r>
-              <w:rPr>
-                <w:rFonts w:hint="eastAsia"/>
-                <w:szCs w:val="21"/>
-              </w:rPr>
-              <w:t xml:space="preserve">软件可正常运行，界面初始化完成</w:t>
-            </w:r>
-          </w:p>
-        </w:tc>
-      </w:tr>
-      <w:tr>
-        <w:tc>
-          <w:tcPr>
-            <w:tcW w:w="13972" w:type="dxa"/>
-            <w:gridSpan w:val="9"/>
-            <w:hideMark/>
-          </w:tcPr>
-          <w:p>
-            <w:pPr>
-              <w:jc w:val="center"/>
-              <w:rPr>
-                <w:rFonts w:eastAsia="黑体"/>
-                <w:bCs/>
-                <w:szCs w:val="21"/>
-              </w:rPr>
-            </w:pPr>
-            <w:r>
-              <w:rPr>
-                <w:rFonts w:eastAsia="黑体"/>
-                <w:bCs/>
-                <w:szCs w:val="21"/>
-              </w:rPr>
-              <w:t>测试步骤</w:t>
-            </w:r>
-          </w:p>
-        </w:tc>
-      </w:tr>
-      <w:tr>
-        <w:tc>
-          <w:tcPr>
-            <w:tcW w:w="1181" w:type="dxa"/>
-            <w:hideMark/>
-          </w:tcPr>
-          <w:p>
-            <w:pPr>
-              <w:jc w:val="center"/>
-              <w:rPr>
-                <w:rFonts w:eastAsia="黑体"/>
-                <w:bCs/>
-                <w:szCs w:val="21"/>
-              </w:rPr>
-            </w:pPr>
-            <w:r>
-              <w:rPr>
-                <w:rFonts w:eastAsia="黑体"/>
-                <w:bCs/>
-                <w:szCs w:val="21"/>
-              </w:rPr>
-              <w:t>序号</w:t>
-            </w:r>
-          </w:p>
-        </w:tc>
-        <w:tc>
-          <w:tcPr>
-            <w:tcW w:w="4335" w:type="dxa"/>
-            <w:gridSpan w:val="2"/>
-            <w:hideMark/>
-          </w:tcPr>
-          <w:p>
-            <w:pPr>
-              <w:jc w:val="center"/>
-              <w:rPr>
-                <w:rFonts w:eastAsia="黑体"/>
-                <w:bCs/>
-                <w:szCs w:val="21"/>
-              </w:rPr>
-            </w:pPr>
-            <w:r>
-              <w:rPr>
-                <w:rFonts w:eastAsia="黑体"/>
-                <w:bCs/>
-                <w:szCs w:val="21"/>
-              </w:rPr>
-              <w:t>输入及操作</w:t>
-            </w:r>
-          </w:p>
-        </w:tc>
-        <w:tc>
-          <w:tcPr>
-            <w:tcW w:w="2694" w:type="dxa"/>
-            <w:gridSpan w:val="3"/>
-            <w:hideMark/>
-          </w:tcPr>
-          <w:p>
-            <w:pPr>
-              <w:jc w:val="center"/>
-              <w:rPr>
-                <w:rFonts w:eastAsia="黑体"/>
-                <w:bCs/>
-                <w:szCs w:val="21"/>
-              </w:rPr>
-            </w:pPr>
-            <w:r>
-              <w:rPr>
-                <w:rFonts w:eastAsia="黑体"/>
-                <w:bCs/>
-                <w:szCs w:val="21"/>
-              </w:rPr>
-              <w:t>期望结果与评估标准</w:t>
-            </w:r>
-          </w:p>
-        </w:tc>
-        <w:tc>
-          <w:tcPr>
-            <w:tcW w:w="4703" w:type="dxa"/>
-            <w:gridSpan w:val="2"/>
-            <w:hideMark/>
-          </w:tcPr>
-          <w:p>
-            <w:pPr>
-              <w:jc w:val="center"/>
-              <w:rPr>
-                <w:rFonts w:eastAsia="黑体"/>
-                <w:bCs/>
-                <w:szCs w:val="21"/>
-              </w:rPr>
-            </w:pPr>
-            <w:r>
-              <w:rPr>
-                <w:rFonts w:eastAsia="黑体"/>
-                <w:bCs/>
-                <w:szCs w:val="21"/>
-              </w:rPr>
-              <w:t>实测结果</w:t>
-            </w:r>
-          </w:p>
-        </w:tc>
-        <w:tc>
-          <w:tcPr>
-            <w:tcW w:w="1059" w:type="dxa"/>
-            <w:hideMark/>
-          </w:tcPr>
-          <w:p>
-            <w:pPr>
-              <w:jc w:val="center"/>
-              <w:rPr>
-                <w:rFonts w:eastAsia="黑体"/>
-                <w:bCs/>
-                <w:szCs w:val="21"/>
-              </w:rPr>
-            </w:pPr>
-            <w:r>
-              <w:rPr>
-                <w:rFonts w:eastAsia="黑体"/>
-                <w:bCs/>
-                <w:szCs w:val="21"/>
-              </w:rPr>
-              <w:t>通过</w:t>
-            </w:r>
-          </w:p>
-          <w:p>
-            <w:pPr>
-              <w:jc w:val="center"/>
-              <w:rPr>
-                <w:rFonts w:eastAsia="黑体"/>
-                <w:bCs/>
-                <w:szCs w:val="21"/>
-              </w:rPr>
-            </w:pPr>
-            <w:r>
-              <w:rPr>
-                <w:rFonts w:eastAsia="黑体"/>
-                <w:bCs/>
-                <w:szCs w:val="21"/>
-              </w:rPr>
-              <w:t>与否</w:t>
-            </w:r>
-          </w:p>
-        </w:tc>
-      </w:tr>
-      <w:tr>
-        <w:tc>
-          <w:tcPr>
-            <w:tcW w:w="1181" w:type="dxa"/>
-          </w:tcPr>
-          <w:p>
-            <w:pPr>
-              <w:jc w:val="center"/>
-              <w:rPr>
-                <w:noProof/>
-                <w:szCs w:val="21"/>
-              </w:rPr>
-            </w:pPr>
-            <w:r>
-              <w:rPr>
-                <w:rFonts w:hint="eastAsia"/>
-                <w:noProof/>
-                <w:szCs w:val="21"/>
-              </w:rPr>
-              <w:t xml:space="preserve">1</w:t>
-            </w:r>
-          </w:p>
-        </w:tc>
-        <w:tc>
-          <w:tcPr>
-            <w:tcW w:w="4335" w:type="dxa"/>
-            <w:gridSpan w:val="2"/>
-          </w:tcPr>
-          <w:p>
-            <w:pPr>
-              <w:rPr>
-                <w:szCs w:val="21"/>
-              </w:rPr>
-            </w:pPr>
-            <w:r>
-              <w:rPr>
-                <w:rFonts w:hint="eastAsia"/>
-                <w:szCs w:val="21"/>
-              </w:rPr>
-              <w:t xml:space="preserve">检查主界面的标题栏与使用说明书的一致性</w:t>
-            </w:r>
-          </w:p>
-        </w:tc>
-        <w:tc>
-          <w:tcPr>
-            <w:tcW w:w="2694" w:type="dxa"/>
-            <w:gridSpan w:val="3"/>
-          </w:tcPr>
-          <w:p>
-            <w:pPr>
-              <w:rPr>
-                <w:noProof/>
-                <w:szCs w:val="21"/>
-              </w:rPr>
-            </w:pPr>
-            <w:r>
-              <w:rPr>
-                <w:rFonts w:hint="eastAsia"/>
-                <w:noProof/>
-                <w:szCs w:val="21"/>
-              </w:rPr>
-              <w:lastRenderedPageBreak/>
-              <w:t xml:space="preserve">主界面的标题栏与用户手册一致</w:t>
-            </w:r>
-          </w:p>
-        </w:tc>
-        <w:tc>
-          <w:tcPr>
-            <w:tcW w:w="4703" w:type="dxa"/>
-            <w:gridSpan w:val="2"/>
-          </w:tcPr>
-          <w:p>
-            <w:pPr>
-              <w:rPr>
-                <w:szCs w:val="21"/>
-              </w:rPr>
-            </w:pPr>
-            <w:r>
-              <w:rPr>
-                <w:rFonts w:hint="eastAsia"/>
-                <w:szCs w:val="21"/>
-              </w:rPr>
-              <w:t xml:space="preserve">界面操作结果符合预期</w:t>
-            </w:r>
-          </w:p>
-        </w:tc>
-        <w:tc>
-          <w:tcPr>
-            <w:tcW w:w="1059" w:type="dxa"/>
-          </w:tcPr>
-          <w:p>
-            <w:pPr>
-              <w:rPr>
-                <w:noProof/>
-                <w:szCs w:val="21"/>
-              </w:rPr>
-            </w:pPr>
-            <w:r>
-              <w:rPr>
-                <w:rFonts w:hint="eastAsia"/>
-                <w:noProof/>
-                <w:szCs w:val="21"/>
-              </w:rPr>
-              <w:lastRenderedPageBreak/>
-              <w:t xml:space="preserve">未执行</w:t>
-            </w:r>
-          </w:p>
-        </w:tc>
-      </w:tr>
-      <w:tr>
-        <w:tc>
-          <w:tcPr>
-            <w:tcW w:w="1181" w:type="dxa"/>
-          </w:tcPr>
-          <w:p>
-            <w:pPr>
-              <w:jc w:val="center"/>
-              <w:rPr>
-                <w:noProof/>
-                <w:szCs w:val="21"/>
-              </w:rPr>
-            </w:pPr>
-            <w:r>
-              <w:rPr>
-                <w:rFonts w:hint="eastAsia"/>
-                <w:noProof/>
-                <w:szCs w:val="21"/>
-              </w:rPr>
-              <w:t xml:space="preserve">2</w:t>
-            </w:r>
-          </w:p>
-        </w:tc>
-        <w:tc>
-          <w:tcPr>
-            <w:tcW w:w="4335" w:type="dxa"/>
-            <w:gridSpan w:val="2"/>
-          </w:tcPr>
-          <w:p>
-            <w:pPr>
-              <w:rPr>
-                <w:szCs w:val="21"/>
-              </w:rPr>
-            </w:pPr>
-            <w:r>
-              <w:rPr>
-                <w:rFonts w:hint="eastAsia"/>
-                <w:szCs w:val="21"/>
-              </w:rPr>
-              <w:t xml:space="preserve">检查次级界面、对话框等标题与使用说书的一致性</w:t>
-            </w:r>
-          </w:p>
-        </w:tc>
-        <w:tc>
-          <w:tcPr>
-            <w:tcW w:w="2694" w:type="dxa"/>
-            <w:gridSpan w:val="3"/>
-          </w:tcPr>
-          <w:p>
-            <w:pPr>
-              <w:rPr>
-                <w:noProof/>
-                <w:szCs w:val="21"/>
-              </w:rPr>
-            </w:pPr>
-            <w:r>
-              <w:rPr>
-                <w:rFonts w:hint="eastAsia"/>
-                <w:noProof/>
-                <w:szCs w:val="21"/>
-              </w:rPr>
-              <w:lastRenderedPageBreak/>
-              <w:t xml:space="preserve">次级界面、对话框等标题与用户手册一致</w:t>
-            </w:r>
-          </w:p>
-        </w:tc>
-        <w:tc>
-          <w:tcPr>
-            <w:tcW w:w="4703" w:type="dxa"/>
-            <w:gridSpan w:val="2"/>
-          </w:tcPr>
-          <w:p>
-            <w:pPr>
-              <w:rPr>
-                <w:szCs w:val="21"/>
-              </w:rPr>
-            </w:pPr>
-            <w:r>
-              <w:rPr>
-                <w:rFonts w:hint="eastAsia"/>
-                <w:szCs w:val="21"/>
-              </w:rPr>
-              <w:t xml:space="preserve">界面操作结果符合预期</w:t>
-            </w:r>
-          </w:p>
-        </w:tc>
-        <w:tc>
-          <w:tcPr>
-            <w:tcW w:w="1059" w:type="dxa"/>
-          </w:tcPr>
-          <w:p>
-            <w:pPr>
-              <w:rPr>
-                <w:noProof/>
-                <w:szCs w:val="21"/>
-              </w:rPr>
-            </w:pPr>
-            <w:r>
-              <w:rPr>
-                <w:rFonts w:hint="eastAsia"/>
-                <w:noProof/>
-                <w:szCs w:val="21"/>
-              </w:rPr>
-              <w:lastRenderedPageBreak/>
-              <w:t xml:space="preserve">未执行</w:t>
-            </w:r>
-          </w:p>
-        </w:tc>
-      </w:tr>
-      <w:tr>
-        <w:tc>
-          <w:tcPr>
-            <w:tcW w:w="1181" w:type="dxa"/>
-          </w:tcPr>
-          <w:p>
-            <w:pPr>
-              <w:jc w:val="center"/>
-              <w:rPr>
-                <w:noProof/>
-                <w:szCs w:val="21"/>
-              </w:rPr>
-            </w:pPr>
-            <w:r>
-              <w:rPr>
-                <w:rFonts w:hint="eastAsia"/>
-                <w:noProof/>
-                <w:szCs w:val="21"/>
-              </w:rPr>
-              <w:t xml:space="preserve">3</w:t>
-            </w:r>
-          </w:p>
-        </w:tc>
-        <w:tc>
-          <w:tcPr>
-            <w:tcW w:w="4335" w:type="dxa"/>
-            <w:gridSpan w:val="2"/>
-          </w:tcPr>
-          <w:p>
-            <w:pPr>
-              <w:rPr>
-                <w:szCs w:val="21"/>
-              </w:rPr>
-            </w:pPr>
-            <w:r>
-              <w:rPr>
-                <w:rFonts w:hint="eastAsia"/>
-                <w:szCs w:val="21"/>
-              </w:rPr>
-              <w:t xml:space="preserve">检查界面用语与使用说明书的一致性</w:t>
-            </w:r>
-          </w:p>
-        </w:tc>
-        <w:tc>
-          <w:tcPr>
-            <w:tcW w:w="2694" w:type="dxa"/>
-            <w:gridSpan w:val="3"/>
-          </w:tcPr>
-          <w:p>
-            <w:pPr>
-              <w:rPr>
-                <w:noProof/>
-                <w:szCs w:val="21"/>
-              </w:rPr>
-            </w:pPr>
-            <w:r>
-              <w:rPr>
-                <w:rFonts w:hint="eastAsia"/>
-                <w:noProof/>
-                <w:szCs w:val="21"/>
-              </w:rPr>
-              <w:lastRenderedPageBreak/>
-              <w:t xml:space="preserve">界面用语与用户手册一致</w:t>
-            </w:r>
-          </w:p>
-        </w:tc>
-        <w:tc>
-          <w:tcPr>
-            <w:tcW w:w="4703" w:type="dxa"/>
-            <w:gridSpan w:val="2"/>
-          </w:tcPr>
-          <w:p>
-            <w:pPr>
-              <w:rPr>
-                <w:szCs w:val="21"/>
-              </w:rPr>
-            </w:pPr>
-            <w:r>
-              <w:rPr>
-                <w:rFonts w:hint="eastAsia"/>
-                <w:szCs w:val="21"/>
-              </w:rPr>
-              <w:t xml:space="preserve">界面操作结果符合预期</w:t>
-            </w:r>
-          </w:p>
-        </w:tc>
-        <w:tc>
-          <w:tcPr>
-            <w:tcW w:w="1059" w:type="dxa"/>
-          </w:tcPr>
-          <w:p>
-            <w:pPr>
-              <w:rPr>
-                <w:noProof/>
-                <w:szCs w:val="21"/>
-              </w:rPr>
-            </w:pPr>
-            <w:r>
-              <w:rPr>
-                <w:rFonts w:hint="eastAsia"/>
-                <w:noProof/>
-                <w:szCs w:val="21"/>
-              </w:rPr>
-              <w:lastRenderedPageBreak/>
-              <w:t xml:space="preserve">未执行</w:t>
-            </w:r>
-          </w:p>
-        </w:tc>
-      </w:tr>
-      <w:tr>
-        <w:tc>
-          <w:tcPr>
-            <w:tcW w:w="1181" w:type="dxa"/>
-          </w:tcPr>
-          <w:p>
-            <w:pPr>
-              <w:jc w:val="center"/>
-              <w:rPr>
-                <w:noProof/>
-                <w:szCs w:val="21"/>
-              </w:rPr>
-            </w:pPr>
-            <w:r>
-              <w:rPr>
-                <w:rFonts w:hint="eastAsia"/>
-                <w:noProof/>
-                <w:szCs w:val="21"/>
-              </w:rPr>
-              <w:t xml:space="preserve">4</w:t>
-            </w:r>
-          </w:p>
-        </w:tc>
-        <w:tc>
-          <w:tcPr>
-            <w:tcW w:w="4335" w:type="dxa"/>
-            <w:gridSpan w:val="2"/>
-          </w:tcPr>
-          <w:p>
-            <w:pPr>
-              <w:rPr>
-                <w:szCs w:val="21"/>
-              </w:rPr>
-            </w:pPr>
-            <w:r>
-              <w:rPr>
-                <w:rFonts w:hint="eastAsia"/>
-                <w:szCs w:val="21"/>
-              </w:rPr>
-              <w:t xml:space="preserve">检查界面的字体、颜色、位置等是否统一、字体是否对齐</w:t>
-            </w:r>
-          </w:p>
-        </w:tc>
-        <w:tc>
-          <w:tcPr>
-            <w:tcW w:w="2694" w:type="dxa"/>
-            <w:gridSpan w:val="3"/>
-          </w:tcPr>
-          <w:p>
-            <w:pPr>
-              <w:rPr>
-                <w:noProof/>
-                <w:szCs w:val="21"/>
-              </w:rPr>
-            </w:pPr>
-            <w:r>
-              <w:rPr>
-                <w:rFonts w:hint="eastAsia"/>
-                <w:noProof/>
-                <w:szCs w:val="21"/>
-              </w:rPr>
-              <w:lastRenderedPageBreak/>
-              <w:t xml:space="preserve">界面的字体、颜色、位置等与用户手册一致</w:t>
-            </w:r>
-          </w:p>
-        </w:tc>
-        <w:tc>
-          <w:tcPr>
-            <w:tcW w:w="4703" w:type="dxa"/>
-            <w:gridSpan w:val="2"/>
-          </w:tcPr>
-          <w:p>
-            <w:pPr>
-              <w:rPr>
-                <w:szCs w:val="21"/>
-              </w:rPr>
-            </w:pPr>
-            <w:r>
-              <w:rPr>
-                <w:rFonts w:hint="eastAsia"/>
-                <w:szCs w:val="21"/>
-              </w:rPr>
-              <w:t xml:space="preserve">界面操作结果符合预期</w:t>
-            </w:r>
-          </w:p>
-        </w:tc>
-        <w:tc>
-          <w:tcPr>
-            <w:tcW w:w="1059" w:type="dxa"/>
-          </w:tcPr>
-          <w:p>
-            <w:pPr>
-              <w:rPr>
-                <w:noProof/>
-                <w:szCs w:val="21"/>
-              </w:rPr>
-            </w:pPr>
-            <w:r>
-              <w:rPr>
-                <w:rFonts w:hint="eastAsia"/>
-                <w:noProof/>
-                <w:szCs w:val="21"/>
-              </w:rPr>
-              <w:lastRenderedPageBreak/>
-              <w:t xml:space="preserve">未执行</w:t>
-            </w:r>
-          </w:p>
-        </w:tc>
-      </w:tr>
-      <w:tr>
-        <w:tc>
-          <w:tcPr>
-            <w:tcW w:w="1181" w:type="dxa"/>
-          </w:tcPr>
-          <w:p>
-            <w:pPr>
-              <w:jc w:val="center"/>
-              <w:rPr>
-                <w:noProof/>
-                <w:szCs w:val="21"/>
-              </w:rPr>
-            </w:pPr>
-            <w:r>
-              <w:rPr>
-                <w:rFonts w:hint="eastAsia"/>
-                <w:noProof/>
-                <w:szCs w:val="21"/>
-              </w:rPr>
-              <w:t xml:space="preserve">5</w:t>
-            </w:r>
-          </w:p>
-        </w:tc>
-        <w:tc>
-          <w:tcPr>
-            <w:tcW w:w="4335" w:type="dxa"/>
-            <w:gridSpan w:val="2"/>
-          </w:tcPr>
-          <w:p>
-            <w:pPr>
-              <w:rPr>
-                <w:szCs w:val="21"/>
-              </w:rPr>
-            </w:pPr>
-            <w:r>
-              <w:rPr>
-                <w:rFonts w:hint="eastAsia"/>
-                <w:szCs w:val="21"/>
-              </w:rPr>
-              <w:t xml:space="preserve">检查同类数据的显示精度是否正确、统一</w:t>
-            </w:r>
-          </w:p>
-        </w:tc>
-        <w:tc>
-          <w:tcPr>
-            <w:tcW w:w="2694" w:type="dxa"/>
-            <w:gridSpan w:val="3"/>
-          </w:tcPr>
-          <w:p>
-            <w:pPr>
-              <w:rPr>
-                <w:noProof/>
-                <w:szCs w:val="21"/>
-              </w:rPr>
-            </w:pPr>
-            <w:r>
-              <w:rPr>
-                <w:rFonts w:hint="eastAsia"/>
-                <w:noProof/>
-                <w:szCs w:val="21"/>
-              </w:rPr>
-              <w:lastRenderedPageBreak/>
-              <w:t xml:space="preserve">同类数据的显示精度与用户手册一致，精确并统一</w:t>
-            </w:r>
-          </w:p>
-        </w:tc>
-        <w:tc>
-          <w:tcPr>
-            <w:tcW w:w="4703" w:type="dxa"/>
-            <w:gridSpan w:val="2"/>
-          </w:tcPr>
-          <w:p>
-            <w:pPr>
-              <w:rPr>
-                <w:szCs w:val="21"/>
-              </w:rPr>
-            </w:pPr>
-            <w:r>
-              <w:rPr>
-                <w:rFonts w:hint="eastAsia"/>
-                <w:szCs w:val="21"/>
-              </w:rPr>
-              <w:t xml:space="preserve">界面操作结果符合预期</w:t>
-            </w:r>
-          </w:p>
-        </w:tc>
-        <w:tc>
-          <w:tcPr>
-            <w:tcW w:w="1059" w:type="dxa"/>
-          </w:tcPr>
-          <w:p>
-            <w:pPr>
-              <w:rPr>
-                <w:noProof/>
-                <w:szCs w:val="21"/>
-              </w:rPr>
-            </w:pPr>
-            <w:r>
-              <w:rPr>
-                <w:rFonts w:hint="eastAsia"/>
-                <w:noProof/>
-                <w:szCs w:val="21"/>
-              </w:rPr>
-              <w:lastRenderedPageBreak/>
-              <w:t xml:space="preserve">未执行</w:t>
-            </w:r>
-          </w:p>
-        </w:tc>
-      </w:tr>
-      <w:tr>
-        <w:tc>
-          <w:tcPr>
-            <w:tcW w:w="1827" w:type="dxa"/>
-            <w:gridSpan w:val="2"/>
-            <w:hideMark/>
-          </w:tcPr>
-          <w:p>
-            <w:pPr>
-              <w:jc w:val="center"/>
-              <w:rPr>
-                <w:rFonts w:eastAsia="黑体"/>
-                <w:bCs/>
-                <w:szCs w:val="21"/>
-              </w:rPr>
-            </w:pPr>
-            <w:r>
-              <w:rPr>
-                <w:rFonts w:eastAsia="黑体"/>
-                <w:bCs/>
-                <w:szCs w:val="21"/>
-              </w:rPr>
-              <w:t>执行状态</w:t>
-            </w:r>
-          </w:p>
-        </w:tc>
-        <w:tc>
-          <w:tcPr>
-            <w:tcW w:w="4086" w:type="dxa"/>
-            <w:gridSpan w:val="2"/>
-          </w:tcPr>
-          <w:p>
-            <w:pPr>
-              <w:rPr>
-                <w:szCs w:val="21"/>
-              </w:rPr>
-            </w:pPr>
-            <w:r>
-              <w:rPr>
-                <w:rFonts w:hint="eastAsia"/>
-                <w:szCs w:val="21"/>
-              </w:rPr>
-              <w:t>已执行</w:t>
-            </w:r>
-          </w:p>
-        </w:tc>
-        <w:tc>
-          <w:tcPr>
-            <w:tcW w:w="2297" w:type="dxa"/>
-            <w:gridSpan w:val="2"/>
-            <w:hideMark/>
-          </w:tcPr>
-          <w:p>
-            <w:pPr>
-              <w:jc w:val="center"/>
-              <w:rPr>
-                <w:rFonts w:eastAsia="黑体"/>
-                <w:bCs/>
-                <w:szCs w:val="21"/>
-              </w:rPr>
-            </w:pPr>
-            <w:r>
-              <w:rPr>
-                <w:rFonts w:eastAsia="黑体"/>
-                <w:bCs/>
-                <w:szCs w:val="21"/>
-              </w:rPr>
-              <w:t>测试时间</w:t>
-            </w:r>
-          </w:p>
-        </w:tc>
-        <w:tc>
-          <w:tcPr>
-            <w:tcW w:w="5762" w:type="dxa"/>
-            <w:gridSpan w:val="3"/>
-          </w:tcPr>
-          <w:p>
-            <w:pPr>
-              <w:rPr>
-                <w:noProof/>
-                <w:szCs w:val="21"/>
-              </w:rPr>
-            </w:pPr>
-            <w:r>
-              <w:rPr>
-                <w:rFonts w:hint="eastAsia"/>
-                <w:noProof/>
-                <w:szCs w:val="21"/>
-              </w:rPr>
-              <w:t xml:space="preserve">2026-04-16</w:t>
-            </w:r>
-          </w:p>
-        </w:tc>
-      </w:tr>
-      <w:tr>
-        <w:tc>
-          <w:tcPr>
-            <w:tcW w:w="1827" w:type="dxa"/>
-            <w:gridSpan w:val="2"/>
-            <w:hideMark/>
-          </w:tcPr>
-          <w:p>
-            <w:pPr>
-              <w:jc w:val="center"/>
-              <w:rPr>
-                <w:rFonts w:eastAsia="黑体"/>
-                <w:bCs/>
-                <w:szCs w:val="21"/>
-              </w:rPr>
-            </w:pPr>
-            <w:r>
-              <w:rPr>
-                <w:rFonts w:eastAsia="黑体"/>
-                <w:bCs/>
-                <w:szCs w:val="21"/>
-              </w:rPr>
-              <w:t>测试人员</w:t>
-            </w:r>
-          </w:p>
-        </w:tc>
-        <w:tc>
-          <w:tcPr>
-            <w:tcW w:w="4086" w:type="dxa"/>
-            <w:gridSpan w:val="2"/>
-          </w:tcPr>
-          <w:p>
-            <w:pPr>
-              <w:rPr>
-                <w:noProof/>
-                <w:szCs w:val="21"/>
-              </w:rPr>
-            </w:pPr>
-            <w:r>
-              <w:rPr>
-                <w:rFonts w:hint="eastAsia"/>
-                <w:noProof/>
-                <w:szCs w:val="21"/>
-              </w:rPr>
-              <w:t xml:space="preserve">陈俊亦</w:t>
-            </w:r>
-          </w:p>
-        </w:tc>
-        <w:tc>
-          <w:tcPr>
-            <w:tcW w:w="2297" w:type="dxa"/>
-            <w:gridSpan w:val="2"/>
-          </w:tcPr>
-          <w:p>
-            <w:pPr>
-              <w:jc w:val="center"/>
-              <w:rPr>
-                <w:rFonts w:eastAsia="黑体"/>
-                <w:bCs/>
-                <w:szCs w:val="21"/>
-              </w:rPr>
-            </w:pPr>
-            <w:r>
-              <w:rPr>
-                <w:rFonts w:eastAsia="黑体"/>
-                <w:bCs/>
-                <w:szCs w:val="21"/>
-              </w:rPr>
-              <w:t>监测人员</w:t>
-            </w:r>
-          </w:p>
-        </w:tc>
-        <w:tc>
-          <w:tcPr>
-            <w:tcW w:w="5762" w:type="dxa"/>
-            <w:gridSpan w:val="3"/>
-          </w:tcPr>
-          <w:p>
-            <w:pPr>
-              <w:rPr>
-                <w:noProof/>
-                <w:szCs w:val="21"/>
-              </w:rPr>
-            </w:pPr>
-            <w:r>
-              <w:rPr>
-                <w:rFonts w:hint="eastAsia"/>
-                <w:noProof/>
-                <w:szCs w:val="21"/>
-              </w:rPr>
-              <w:t xml:space="preserve">陈俊亦</w:t>
-            </w:r>
-          </w:p>
-        </w:tc>
-      </w:tr>
-      <w:tr>
-        <w:tc>
-          <w:tcPr>
-            <w:tcW w:w="1827" w:type="dxa"/>
-            <w:gridSpan w:val="2"/>
-            <w:hideMark/>
-          </w:tcPr>
-          <w:p>
-            <w:pPr>
-              <w:jc w:val="center"/>
-              <w:rPr>
-                <w:rFonts w:eastAsia="黑体"/>
-                <w:bCs/>
-                <w:szCs w:val="21"/>
-              </w:rPr>
-            </w:pPr>
-            <w:r>
-              <w:rPr>
-                <w:rFonts w:eastAsia="黑体"/>
-                <w:bCs/>
-                <w:szCs w:val="21"/>
-              </w:rPr>
-              <w:t>问题单标识</w:t>
-            </w:r>
-          </w:p>
-        </w:tc>
-        <w:tc>
-          <w:tcPr>
-            <w:tcW w:w="12145" w:type="dxa"/>
-            <w:gridSpan w:val="7"/>
-          </w:tcPr>
-          <w:p>
-            <w:pPr>
-              <w:rPr>
-                <w:noProof/>
-                <w:szCs w:val="21"/>
-              </w:rPr>
-            </w:pPr>
-            <w:r>
-              <w:rPr>
-                <w:rFonts w:hint="eastAsia"/>
-                <w:noProof/>
-                <w:szCs w:val="21"/>
-              </w:rPr>
-              <w:t xml:space="preserve"/>
-            </w:r>
-          </w:p>
-        </w:tc>
-      </w:tr>
-      <w:tr>
-        <w:tc>
-          <w:tcPr>
-            <w:tcW w:w="1827" w:type="dxa"/>
-            <w:gridSpan w:val="2"/>
-          </w:tcPr>
-          <w:p>
-            <w:pPr>
-              <w:jc w:val="center"/>
-              <w:rPr>
-                <w:rFonts w:eastAsia="黑体"/>
-                <w:bCs/>
-                <w:szCs w:val="21"/>
-              </w:rPr>
-            </w:pPr>
-            <w:r>
-              <w:rPr>
-                <w:rFonts w:eastAsia="黑体"/>
-                <w:bCs/>
-                <w:szCs w:val="21"/>
-              </w:rPr>
-              <w:t>备注</w:t>
-            </w:r>
-          </w:p>
-        </w:tc>
-        <w:tc>
-          <w:tcPr>
-            <w:tcW w:w="12145" w:type="dxa"/>
-            <w:gridSpan w:val="7"/>
-          </w:tcPr>
-          <w:p>
-            <w:pPr>
-              <w:rPr>
-                <w:noProof/>
-                <w:szCs w:val="21"/>
-              </w:rPr>
-            </w:pPr>
-            <w:r>
-              <w:rPr>
-                <w:rFonts w:hint="eastAsia"/>
-                <w:noProof/>
-                <w:szCs w:val="21"/>
-              </w:rPr>
-              <w:t>/</w:t>
-            </w:r>
-          </w:p>
-        </w:tc>
-      </w:tr>
-    </w:tbl>
-    <w:bookmarkEnd w:id="3"/>
-    <w:p>
-      <w:pPr>
-        <w:pStyle w:val="30"/>
-        <w:rPr>
-          <w:sz w:val="24"/>
-          <w:szCs w:val="24"/>
-        </w:rPr>
-      </w:pPr>
-      <w:r>
-        <w:rPr>
-          <w:rFonts w:hint="eastAsia"/>
-          <w:sz w:val="24"/>
-          <w:szCs w:val="24"/>
-        </w:rPr>
-        <w:t xml:space="preserve">人机交互界面友好性测试</w:t>
-      </w:r>
-    </w:p>
-    <w:tbl>
-      <w:tblPr>
-        <w:tblStyle w:val="affa"/>
-        <w:tblW w:w="0" w:type="auto"/>
-        <w:tblLayout w:type="fixed"/>
-        <w:tblCellMar>
-          <w:top w:w="68" w:type="dxa"/>
-          <w:bottom w:w="68" w:type="dxa"/>
-        </w:tblCellMar>
-        <w:tblLook w:val="04A0" w:firstRow="1" w:lastRow="0" w:firstColumn="1" w:lastColumn="0" w:noHBand="0" w:noVBand="1"/>
-      </w:tblPr>
-      <w:tblGrid>
-        <w:gridCol w:w="1181"/>
-        <w:gridCol w:w="646"/>
-        <w:gridCol w:w="3689"/>
-        <w:gridCol w:w="397"/>
-        <w:gridCol w:w="735"/>
-        <w:gridCol w:w="1562"/>
-        <w:gridCol w:w="279"/>
-        <w:gridCol w:w="4424"/>
-        <w:gridCol w:w="1059"/>
-      </w:tblGrid>
-      <w:tr>
-        <w:trPr>
-          <w:cnfStyle w:val="100000000000" w:firstRow="1" w:lastRow="0" w:firstColumn="0" w:lastColumn="0" w:oddVBand="0" w:evenVBand="0" w:oddHBand="0" w:evenHBand="0" w:firstRowFirstColumn="0" w:firstRowLastColumn="0" w:lastRowFirstColumn="0" w:lastRowLastColumn="0"/>
-        </w:trPr>
-        <w:tc>
-          <w:tcPr>
-            <w:tcW w:w="13972" w:type="dxa"/>
-            <w:gridSpan w:val="9"/>
-          </w:tcPr>
-          <w:p>
-            <w:pPr>
-              <w:pStyle w:val="af7"/>
-              <w:numPr>
-                <w:ilvl w:val="0"/>
-                <w:numId w:val="81"/>
-              </w:numPr>
-              <w:ind w:firstLineChars="0"/>
-              <w:rPr>
-                <w:szCs w:val="21"/>
-              </w:rPr>
-            </w:pPr>
-            <w:bookmarkStart w:id="3" w:name="_Hlk161214131"/>
-          </w:p>
-        </w:tc>
-      </w:tr>
-      <w:tr>
-        <w:tc>
-          <w:tcPr>
-            <w:tcW w:w="1827" w:type="dxa"/>
-            <w:gridSpan w:val="2"/>
-            <w:hideMark/>
-          </w:tcPr>
-          <w:p>
-            <w:pPr>
-              <w:jc w:val="center"/>
-              <w:rPr>
-                <w:rFonts w:eastAsia="黑体"/>
-                <w:bCs/>
-                <w:szCs w:val="21"/>
-              </w:rPr>
-            </w:pPr>
-            <w:r>
-              <w:rPr>
-                <w:rFonts w:eastAsia="黑体"/>
-                <w:bCs/>
-                <w:szCs w:val="21"/>
-              </w:rPr>
-              <w:t>测试用例名称</w:t>
-            </w:r>
-          </w:p>
-        </w:tc>
-        <w:tc>
-          <w:tcPr>
-            <w:tcW w:w="4821" w:type="dxa"/>
-            <w:gridSpan w:val="3"/>
-          </w:tcPr>
-          <w:p>
-            <w:pPr>
-              <w:jc w:val="center"/>
-              <w:rPr>
-                <w:szCs w:val="21"/>
-              </w:rPr>
-            </w:pPr>
-            <w:r>
-              <w:rPr>
-                <w:rFonts w:hint="eastAsia"/>
-                <w:szCs w:val="21"/>
-              </w:rPr>
-              <w:t xml:space="preserve">人机交互界面友好性测试</w:t>
-            </w:r>
-          </w:p>
-        </w:tc>
-        <w:tc>
-          <w:tcPr>
-            <w:tcW w:w="1841" w:type="dxa"/>
-            <w:gridSpan w:val="2"/>
-            <w:hideMark/>
-          </w:tcPr>
-          <w:p>
-            <w:pPr>
-              <w:jc w:val="center"/>
-              <w:rPr>
-                <w:b/>
-                <w:szCs w:val="21"/>
-              </w:rPr>
-            </w:pPr>
-            <w:r>
-              <w:rPr>
-                <w:rFonts w:eastAsia="黑体"/>
-                <w:bCs/>
-                <w:szCs w:val="21"/>
-              </w:rPr>
-              <w:t>标</w:t>
-            </w:r>
-            <w:r>
-              <w:rPr>
-                <w:rFonts w:eastAsia="黑体"/>
-                <w:bCs/>
-                <w:szCs w:val="21"/>
-              </w:rPr>
-              <w:t xml:space="preserve">   </w:t>
-            </w:r>
-            <w:r>
-              <w:rPr>
-                <w:rFonts w:eastAsia="黑体"/>
-                <w:bCs/>
-                <w:szCs w:val="21"/>
-              </w:rPr>
-              <w:t>识</w:t>
-            </w:r>
-          </w:p>
-        </w:tc>
-        <w:tc>
-          <w:tcPr>
-            <w:tcW w:w="5483" w:type="dxa"/>
-            <w:gridSpan w:val="2"/>
-          </w:tcPr>
-          <w:p>
-            <w:pPr>
-              <w:jc w:val="center"/>
-              <w:rPr>
-                <w:b/>
-                <w:szCs w:val="21"/>
-              </w:rPr>
-            </w:pPr>
-            <w:r>
-              <w:rPr>
-                <w:rFonts w:hint="eastAsia"/>
-                <w:szCs w:val="21"/>
-              </w:rPr>
-              <w:t xml:space="preserve">YL_GUI_YHXC_001</w:t>
-            </w:r>
-          </w:p>
-        </w:tc>
-      </w:tr>
-      <w:tr>
-        <w:tc>
-          <w:tcPr>
-            <w:tcW w:w="1827" w:type="dxa"/>
-            <w:gridSpan w:val="2"/>
-            <w:hideMark/>
-          </w:tcPr>
-          <w:p>
-            <w:pPr>
-              <w:jc w:val="center"/>
-              <w:rPr>
-                <w:b/>
-                <w:szCs w:val="21"/>
-              </w:rPr>
-            </w:pPr>
-            <w:r>
-              <w:rPr>
-                <w:rFonts w:eastAsia="黑体"/>
-                <w:bCs/>
-                <w:szCs w:val="21"/>
-              </w:rPr>
-              <w:t>追踪关系</w:t>
-            </w:r>
-          </w:p>
-        </w:tc>
-        <w:tc>
-          <w:tcPr>
-            <w:tcW w:w="12145" w:type="dxa"/>
-            <w:gridSpan w:val="7"/>
-          </w:tcPr>
-          <w:p>
-            <w:pPr>
-              <w:rPr>
-                <w:noProof/>
-                <w:szCs w:val="21"/>
-              </w:rPr>
-            </w:pPr>
-            <w:r>
-              <w:rPr>
-                <w:noProof/>
-                <w:szCs w:val="21"/>
-              </w:rPr>
-              <w:t>软件测试依据：</w:t>
-            </w:r>
-            <w:r>
-              <w:rPr>
-                <w:rFonts w:hint="eastAsia"/>
-                <w:noProof/>
-                <w:szCs w:val="21"/>
-              </w:rPr>
-              <w:t>测评大纲</w:t>
-            </w:r>
-          </w:p>
-          <w:p>
-            <w:pPr>
-              <w:rPr>
-                <w:noProof/>
-                <w:szCs w:val="21"/>
-              </w:rPr>
-            </w:pPr>
-            <w:r>
-              <w:rPr>
-                <w:noProof/>
-                <w:szCs w:val="21"/>
-              </w:rPr>
-              <w:t>测试需求分析：（</w:t>
-            </w:r>
-            <w:r>
-              <w:rPr>
-                <w:rFonts w:hint="eastAsia"/>
-                <w:noProof/>
-                <w:szCs w:val="21"/>
-              </w:rPr>
-              <w:t xml:space="preserve">6.2.5.3</w:t>
-            </w:r>
-            <w:r>
-              <w:rPr>
-                <w:noProof/>
-                <w:szCs w:val="21"/>
-              </w:rPr>
-              <w:t>）</w:t>
-            </w:r>
-            <w:r>
-              <w:rPr>
-                <w:rFonts w:hint="eastAsia"/>
-                <w:noProof/>
-                <w:szCs w:val="21"/>
-              </w:rPr>
-              <w:t xml:space="preserve">人机交互界面友好性测试</w:t>
-            </w:r>
-          </w:p>
-          <w:p>
-            <w:pPr>
-              <w:rPr>
-                <w:i/>
-                <w:szCs w:val="21"/>
-              </w:rPr>
-            </w:pPr>
-            <w:r>
-              <w:rPr>
-                <w:noProof/>
-                <w:szCs w:val="21"/>
-              </w:rPr>
-              <w:t>测试需求标识：</w:t>
-            </w:r>
-            <w:r>
-              <w:rPr>
-                <w:rFonts w:hint="eastAsia"/>
-                <w:noProof/>
-                <w:szCs w:val="21"/>
-              </w:rPr>
-              <w:t xml:space="preserve">XQ_GUI_YHXC</w:t>
-            </w:r>
-          </w:p>
-        </w:tc>
-      </w:tr>
-      <w:tr>
-        <w:tc>
-          <w:tcPr>
-            <w:tcW w:w="1827" w:type="dxa"/>
-            <w:gridSpan w:val="2"/>
-            <w:hideMark/>
-          </w:tcPr>
-          <w:p>
-            <w:pPr>
-              <w:jc w:val="center"/>
-              <w:rPr>
-                <w:rFonts w:eastAsia="黑体"/>
-                <w:bCs/>
-                <w:szCs w:val="21"/>
-              </w:rPr>
-            </w:pPr>
-            <w:r>
-              <w:rPr>
-                <w:rFonts w:eastAsia="黑体"/>
-                <w:bCs/>
-                <w:szCs w:val="21"/>
-              </w:rPr>
-              <w:t>测试用例综述</w:t>
-            </w:r>
-          </w:p>
-        </w:tc>
-        <w:tc>
-          <w:tcPr>
-            <w:tcW w:w="12145" w:type="dxa"/>
-            <w:gridSpan w:val="7"/>
-          </w:tcPr>
-          <w:p>
-            <w:pPr>
-              <w:rPr>
-                <w:szCs w:val="21"/>
-              </w:rPr>
-            </w:pPr>
-            <w:r>
-              <w:rPr>
-                <w:rFonts w:hint="eastAsia"/>
-                <w:szCs w:val="21"/>
-              </w:rPr>
-              <w:t xml:space="preserve">测试软件人机交互界面的友好性</w:t>
-            </w:r>
-          </w:p>
-        </w:tc>
-      </w:tr>
-      <w:tr>
-        <w:tc>
-          <w:tcPr>
-            <w:tcW w:w="1827" w:type="dxa"/>
-            <w:gridSpan w:val="2"/>
-            <w:hideMark/>
-          </w:tcPr>
-          <w:p>
-            <w:pPr>
-              <w:jc w:val="center"/>
-              <w:rPr>
-                <w:rFonts w:eastAsia="黑体"/>
-                <w:bCs/>
-                <w:szCs w:val="21"/>
-              </w:rPr>
-            </w:pPr>
-            <w:r>
-              <w:rPr>
-                <w:rFonts w:eastAsia="黑体"/>
-                <w:bCs/>
-                <w:szCs w:val="21"/>
-              </w:rPr>
-              <w:t>用例初始化</w:t>
-            </w:r>
-          </w:p>
-        </w:tc>
-        <w:tc>
-          <w:tcPr>
-            <w:tcW w:w="12145" w:type="dxa"/>
-            <w:gridSpan w:val="7"/>
-          </w:tcPr>
-          <w:p>
-            <w:pPr>
-              <w:rPr>
-                <w:szCs w:val="21"/>
-              </w:rPr>
-            </w:pPr>
-            <w:r>
-              <w:rPr>
-                <w:rFonts w:hint="eastAsia"/>
-                <w:szCs w:val="21"/>
-              </w:rPr>
-              <w:t xml:space="preserve">已获取被测件的用户手册</w:t>
-            </w:r>
-          </w:p>
-        </w:tc>
-      </w:tr>
-      <w:tr>
-        <w:tc>
-          <w:tcPr>
-            <w:tcW w:w="1827" w:type="dxa"/>
-            <w:gridSpan w:val="2"/>
-            <w:hideMark/>
-          </w:tcPr>
-          <w:p>
-            <w:pPr>
-              <w:jc w:val="center"/>
-              <w:rPr>
-                <w:rFonts w:eastAsia="黑体"/>
-                <w:bCs/>
-                <w:szCs w:val="21"/>
-              </w:rPr>
-            </w:pPr>
-            <w:r>
-              <w:rPr>
-                <w:rFonts w:eastAsia="黑体"/>
-                <w:bCs/>
-                <w:szCs w:val="21"/>
-              </w:rPr>
-              <w:t>前提和约束</w:t>
-            </w:r>
-          </w:p>
-        </w:tc>
-        <w:tc>
-          <w:tcPr>
-            <w:tcW w:w="12145" w:type="dxa"/>
-            <w:gridSpan w:val="7"/>
-          </w:tcPr>
-          <w:p>
-            <w:pPr>
-              <w:rPr>
-                <w:szCs w:val="21"/>
-              </w:rPr>
-            </w:pPr>
-            <w:r>
-              <w:rPr>
-                <w:rFonts w:hint="eastAsia"/>
-                <w:szCs w:val="21"/>
-              </w:rPr>
-              <w:t xml:space="preserve">软件可正常运行，界面初始化完成</w:t>
-            </w:r>
-          </w:p>
-        </w:tc>
-      </w:tr>
-      <w:tr>
-        <w:tc>
-          <w:tcPr>
-            <w:tcW w:w="13972" w:type="dxa"/>
-            <w:gridSpan w:val="9"/>
-            <w:hideMark/>
-          </w:tcPr>
-          <w:p>
-            <w:pPr>
-              <w:jc w:val="center"/>
-              <w:rPr>
-                <w:rFonts w:eastAsia="黑体"/>
-                <w:bCs/>
-                <w:szCs w:val="21"/>
-              </w:rPr>
-            </w:pPr>
-            <w:r>
-              <w:rPr>
-                <w:rFonts w:eastAsia="黑体"/>
-                <w:bCs/>
-                <w:szCs w:val="21"/>
-              </w:rPr>
-              <w:t>测试步骤</w:t>
-            </w:r>
-          </w:p>
-        </w:tc>
-      </w:tr>
-      <w:tr>
-        <w:tc>
-          <w:tcPr>
-            <w:tcW w:w="1181" w:type="dxa"/>
-            <w:hideMark/>
-          </w:tcPr>
-          <w:p>
-            <w:pPr>
-              <w:jc w:val="center"/>
-              <w:rPr>
-                <w:rFonts w:eastAsia="黑体"/>
-                <w:bCs/>
-                <w:szCs w:val="21"/>
-              </w:rPr>
-            </w:pPr>
-            <w:r>
-              <w:rPr>
-                <w:rFonts w:eastAsia="黑体"/>
-                <w:bCs/>
-                <w:szCs w:val="21"/>
-              </w:rPr>
-              <w:t>序号</w:t>
-            </w:r>
-          </w:p>
-        </w:tc>
-        <w:tc>
-          <w:tcPr>
-            <w:tcW w:w="4335" w:type="dxa"/>
-            <w:gridSpan w:val="2"/>
-            <w:hideMark/>
-          </w:tcPr>
-          <w:p>
-            <w:pPr>
-              <w:jc w:val="center"/>
-              <w:rPr>
-                <w:rFonts w:eastAsia="黑体"/>
-                <w:bCs/>
-                <w:szCs w:val="21"/>
-              </w:rPr>
-            </w:pPr>
-            <w:r>
-              <w:rPr>
-                <w:rFonts w:eastAsia="黑体"/>
-                <w:bCs/>
-                <w:szCs w:val="21"/>
-              </w:rPr>
-              <w:t>输入及操作</w:t>
-            </w:r>
-          </w:p>
-        </w:tc>
-        <w:tc>
-          <w:tcPr>
-            <w:tcW w:w="2694" w:type="dxa"/>
-            <w:gridSpan w:val="3"/>
-            <w:hideMark/>
-          </w:tcPr>
-          <w:p>
-            <w:pPr>
-              <w:jc w:val="center"/>
-              <w:rPr>
-                <w:rFonts w:eastAsia="黑体"/>
-                <w:bCs/>
-                <w:szCs w:val="21"/>
-              </w:rPr>
-            </w:pPr>
-            <w:r>
-              <w:rPr>
-                <w:rFonts w:eastAsia="黑体"/>
-                <w:bCs/>
-                <w:szCs w:val="21"/>
-              </w:rPr>
-              <w:t>期望结果与评估标准</w:t>
-            </w:r>
-          </w:p>
-        </w:tc>
-        <w:tc>
-          <w:tcPr>
-            <w:tcW w:w="4703" w:type="dxa"/>
-            <w:gridSpan w:val="2"/>
-            <w:hideMark/>
-          </w:tcPr>
-          <w:p>
-            <w:pPr>
-              <w:jc w:val="center"/>
-              <w:rPr>
-                <w:rFonts w:eastAsia="黑体"/>
-                <w:bCs/>
-                <w:szCs w:val="21"/>
-              </w:rPr>
-            </w:pPr>
-            <w:r>
-              <w:rPr>
-                <w:rFonts w:eastAsia="黑体"/>
-                <w:bCs/>
-                <w:szCs w:val="21"/>
-              </w:rPr>
-              <w:t>实测结果</w:t>
-            </w:r>
-          </w:p>
-        </w:tc>
-        <w:tc>
-          <w:tcPr>
-            <w:tcW w:w="1059" w:type="dxa"/>
-            <w:hideMark/>
-          </w:tcPr>
-          <w:p>
-            <w:pPr>
-              <w:jc w:val="center"/>
-              <w:rPr>
-                <w:rFonts w:eastAsia="黑体"/>
-                <w:bCs/>
-                <w:szCs w:val="21"/>
-              </w:rPr>
-            </w:pPr>
-            <w:r>
-              <w:rPr>
-                <w:rFonts w:eastAsia="黑体"/>
-                <w:bCs/>
-                <w:szCs w:val="21"/>
-              </w:rPr>
-              <w:t>通过</w:t>
-            </w:r>
-          </w:p>
-          <w:p>
-            <w:pPr>
-              <w:jc w:val="center"/>
-              <w:rPr>
-                <w:rFonts w:eastAsia="黑体"/>
-                <w:bCs/>
-                <w:szCs w:val="21"/>
-              </w:rPr>
-            </w:pPr>
-            <w:r>
-              <w:rPr>
-                <w:rFonts w:eastAsia="黑体"/>
-                <w:bCs/>
-                <w:szCs w:val="21"/>
-              </w:rPr>
-              <w:t>与否</w:t>
-            </w:r>
-          </w:p>
-        </w:tc>
-      </w:tr>
-      <w:tr>
-        <w:tc>
-          <w:tcPr>
-            <w:tcW w:w="1181" w:type="dxa"/>
-          </w:tcPr>
-          <w:p>
-            <w:pPr>
-              <w:jc w:val="center"/>
-              <w:rPr>
-                <w:noProof/>
-                <w:szCs w:val="21"/>
-              </w:rPr>
-            </w:pPr>
-            <w:r>
-              <w:rPr>
-                <w:rFonts w:hint="eastAsia"/>
-                <w:noProof/>
-                <w:szCs w:val="21"/>
-              </w:rPr>
-              <w:t xml:space="preserve">1</w:t>
-            </w:r>
-          </w:p>
-        </w:tc>
-        <w:tc>
-          <w:tcPr>
-            <w:tcW w:w="4335" w:type="dxa"/>
-            <w:gridSpan w:val="2"/>
-          </w:tcPr>
-          <w:p>
-            <w:pPr>
-              <w:rPr>
-                <w:szCs w:val="21"/>
-              </w:rPr>
-            </w:pPr>
-            <w:r>
-              <w:rPr>
-                <w:rFonts w:hint="eastAsia"/>
-                <w:szCs w:val="21"/>
-              </w:rPr>
-              <w:t xml:space="preserve">检查界面实时显示信息区是否实时刷新</w:t>
-            </w:r>
-          </w:p>
-        </w:tc>
-        <w:tc>
-          <w:tcPr>
-            <w:tcW w:w="2694" w:type="dxa"/>
-            <w:gridSpan w:val="3"/>
-          </w:tcPr>
-          <w:p>
-            <w:pPr>
-              <w:rPr>
-                <w:noProof/>
-                <w:szCs w:val="21"/>
-              </w:rPr>
-            </w:pPr>
-            <w:r>
-              <w:rPr>
-                <w:rFonts w:hint="eastAsia"/>
-                <w:noProof/>
-                <w:szCs w:val="21"/>
-              </w:rPr>
-              <w:lastRenderedPageBreak/>
-              <w:t xml:space="preserve">实时刷新</w:t>
-            </w:r>
-          </w:p>
-        </w:tc>
-        <w:tc>
-          <w:tcPr>
-            <w:tcW w:w="4703" w:type="dxa"/>
-            <w:gridSpan w:val="2"/>
-          </w:tcPr>
-          <w:p>
-            <w:pPr>
-              <w:rPr>
-                <w:szCs w:val="21"/>
-              </w:rPr>
-            </w:pPr>
-            <w:r>
-              <w:rPr>
-                <w:rFonts w:hint="eastAsia"/>
-                <w:szCs w:val="21"/>
-              </w:rPr>
-              <w:t xml:space="preserve">界面操作结果符合预期</w:t>
-            </w:r>
-          </w:p>
-        </w:tc>
-        <w:tc>
-          <w:tcPr>
-            <w:tcW w:w="1059" w:type="dxa"/>
-          </w:tcPr>
-          <w:p>
-            <w:pPr>
-              <w:rPr>
-                <w:noProof/>
-                <w:szCs w:val="21"/>
-              </w:rPr>
-            </w:pPr>
-            <w:r>
-              <w:rPr>
-                <w:rFonts w:hint="eastAsia"/>
-                <w:noProof/>
-                <w:szCs w:val="21"/>
-              </w:rPr>
-              <w:lastRenderedPageBreak/>
-              <w:t xml:space="preserve">未执行</w:t>
-            </w:r>
-          </w:p>
-        </w:tc>
-      </w:tr>
-      <w:tr>
-        <w:tc>
-          <w:tcPr>
-            <w:tcW w:w="1181" w:type="dxa"/>
-          </w:tcPr>
-          <w:p>
-            <w:pPr>
-              <w:jc w:val="center"/>
-              <w:rPr>
-                <w:noProof/>
-                <w:szCs w:val="21"/>
-              </w:rPr>
-            </w:pPr>
-            <w:r>
-              <w:rPr>
-                <w:rFonts w:hint="eastAsia"/>
-                <w:noProof/>
-                <w:szCs w:val="21"/>
-              </w:rPr>
-              <w:t xml:space="preserve">2</w:t>
-            </w:r>
-          </w:p>
-        </w:tc>
-        <w:tc>
-          <w:tcPr>
-            <w:tcW w:w="4335" w:type="dxa"/>
-            <w:gridSpan w:val="2"/>
-          </w:tcPr>
-          <w:p>
-            <w:pPr>
-              <w:rPr>
-                <w:szCs w:val="21"/>
-              </w:rPr>
-            </w:pPr>
-            <w:r>
-              <w:rPr>
-                <w:rFonts w:hint="eastAsia"/>
-                <w:szCs w:val="21"/>
-              </w:rPr>
-              <w:t xml:space="preserve">检查提示信息显示位置是否合理、提示框或弹窗是否居中显示</w:t>
-            </w:r>
-          </w:p>
-        </w:tc>
-        <w:tc>
-          <w:tcPr>
-            <w:tcW w:w="2694" w:type="dxa"/>
-            <w:gridSpan w:val="3"/>
-          </w:tcPr>
-          <w:p>
-            <w:pPr>
-              <w:rPr>
-                <w:noProof/>
-                <w:szCs w:val="21"/>
-              </w:rPr>
-            </w:pPr>
-            <w:r>
-              <w:rPr>
-                <w:rFonts w:hint="eastAsia"/>
-                <w:noProof/>
-                <w:szCs w:val="21"/>
-              </w:rPr>
-              <w:lastRenderedPageBreak/>
-              <w:t xml:space="preserve">合理、弹窗居中</w:t>
-            </w:r>
-          </w:p>
-        </w:tc>
-        <w:tc>
-          <w:tcPr>
-            <w:tcW w:w="4703" w:type="dxa"/>
-            <w:gridSpan w:val="2"/>
-          </w:tcPr>
-          <w:p>
-            <w:pPr>
-              <w:rPr>
-                <w:szCs w:val="21"/>
-              </w:rPr>
-            </w:pPr>
-            <w:r>
-              <w:rPr>
-                <w:rFonts w:hint="eastAsia"/>
-                <w:szCs w:val="21"/>
-              </w:rPr>
-              <w:t xml:space="preserve">界面操作结果符合预期</w:t>
-            </w:r>
-          </w:p>
-        </w:tc>
-        <w:tc>
-          <w:tcPr>
-            <w:tcW w:w="1059" w:type="dxa"/>
-          </w:tcPr>
-          <w:p>
-            <w:pPr>
-              <w:rPr>
-                <w:noProof/>
-                <w:szCs w:val="21"/>
-              </w:rPr>
-            </w:pPr>
-            <w:r>
-              <w:rPr>
-                <w:rFonts w:hint="eastAsia"/>
-                <w:noProof/>
-                <w:szCs w:val="21"/>
-              </w:rPr>
-              <w:lastRenderedPageBreak/>
-              <w:t xml:space="preserve">未执行</w:t>
-            </w:r>
-          </w:p>
-        </w:tc>
-      </w:tr>
-      <w:tr>
-        <w:tc>
-          <w:tcPr>
-            <w:tcW w:w="1181" w:type="dxa"/>
-          </w:tcPr>
-          <w:p>
-            <w:pPr>
-              <w:jc w:val="center"/>
-              <w:rPr>
-                <w:noProof/>
-                <w:szCs w:val="21"/>
-              </w:rPr>
-            </w:pPr>
-            <w:r>
-              <w:rPr>
-                <w:rFonts w:hint="eastAsia"/>
-                <w:noProof/>
-                <w:szCs w:val="21"/>
-              </w:rPr>
-              <w:t xml:space="preserve">3</w:t>
-            </w:r>
-          </w:p>
-        </w:tc>
-        <w:tc>
-          <w:tcPr>
-            <w:tcW w:w="4335" w:type="dxa"/>
-            <w:gridSpan w:val="2"/>
-          </w:tcPr>
-          <w:p>
-            <w:pPr>
-              <w:rPr>
-                <w:szCs w:val="21"/>
-              </w:rPr>
-            </w:pPr>
-            <w:r>
-              <w:rPr>
-                <w:rFonts w:hint="eastAsia"/>
-                <w:szCs w:val="21"/>
-              </w:rPr>
-              <w:t xml:space="preserve">检查界面用语、名称等是否存在错别字、乱码等</w:t>
-            </w:r>
-          </w:p>
-        </w:tc>
-        <w:tc>
-          <w:tcPr>
-            <w:tcW w:w="2694" w:type="dxa"/>
-            <w:gridSpan w:val="3"/>
-          </w:tcPr>
-          <w:p>
-            <w:pPr>
-              <w:rPr>
-                <w:noProof/>
-                <w:szCs w:val="21"/>
-              </w:rPr>
-            </w:pPr>
-            <w:r>
-              <w:rPr>
-                <w:rFonts w:hint="eastAsia"/>
-                <w:noProof/>
-                <w:szCs w:val="21"/>
-              </w:rPr>
-              <w:lastRenderedPageBreak/>
-              <w:t xml:space="preserve">无错别字或乱码</w:t>
-            </w:r>
-          </w:p>
-        </w:tc>
-        <w:tc>
-          <w:tcPr>
-            <w:tcW w:w="4703" w:type="dxa"/>
-            <w:gridSpan w:val="2"/>
-          </w:tcPr>
-          <w:p>
-            <w:pPr>
-              <w:rPr>
-                <w:szCs w:val="21"/>
-              </w:rPr>
-            </w:pPr>
-            <w:r>
-              <w:rPr>
-                <w:rFonts w:hint="eastAsia"/>
-                <w:szCs w:val="21"/>
-              </w:rPr>
-              <w:t xml:space="preserve">界面操作结果符合预期</w:t>
-            </w:r>
-          </w:p>
-        </w:tc>
-        <w:tc>
-          <w:tcPr>
-            <w:tcW w:w="1059" w:type="dxa"/>
-          </w:tcPr>
-          <w:p>
-            <w:pPr>
-              <w:rPr>
-                <w:noProof/>
-                <w:szCs w:val="21"/>
-              </w:rPr>
-            </w:pPr>
-            <w:r>
-              <w:rPr>
-                <w:rFonts w:hint="eastAsia"/>
-                <w:noProof/>
-                <w:szCs w:val="21"/>
-              </w:rPr>
-              <w:lastRenderedPageBreak/>
-              <w:t xml:space="preserve">未执行</w:t>
-            </w:r>
-          </w:p>
-        </w:tc>
-      </w:tr>
-      <w:tr>
-        <w:tc>
-          <w:tcPr>
-            <w:tcW w:w="1181" w:type="dxa"/>
-          </w:tcPr>
-          <w:p>
-            <w:pPr>
-              <w:jc w:val="center"/>
-              <w:rPr>
-                <w:noProof/>
-                <w:szCs w:val="21"/>
-              </w:rPr>
-            </w:pPr>
-            <w:r>
-              <w:rPr>
-                <w:rFonts w:hint="eastAsia"/>
-                <w:noProof/>
-                <w:szCs w:val="21"/>
-              </w:rPr>
-              <w:t xml:space="preserve">4</w:t>
-            </w:r>
-          </w:p>
-        </w:tc>
-        <w:tc>
-          <w:tcPr>
-            <w:tcW w:w="4335" w:type="dxa"/>
-            <w:gridSpan w:val="2"/>
-          </w:tcPr>
-          <w:p>
-            <w:pPr>
-              <w:rPr>
-                <w:szCs w:val="21"/>
-              </w:rPr>
-            </w:pPr>
-            <w:r>
-              <w:rPr>
-                <w:rFonts w:hint="eastAsia"/>
-                <w:szCs w:val="21"/>
-              </w:rPr>
-              <w:t xml:space="preserve">检查界面字符显示是否清晰</w:t>
-            </w:r>
-          </w:p>
-        </w:tc>
-        <w:tc>
-          <w:tcPr>
-            <w:tcW w:w="2694" w:type="dxa"/>
-            <w:gridSpan w:val="3"/>
-          </w:tcPr>
-          <w:p>
-            <w:pPr>
-              <w:rPr>
-                <w:noProof/>
-                <w:szCs w:val="21"/>
-              </w:rPr>
-            </w:pPr>
-            <w:r>
-              <w:rPr>
-                <w:rFonts w:hint="eastAsia"/>
-                <w:noProof/>
-                <w:szCs w:val="21"/>
-              </w:rPr>
-              <w:lastRenderedPageBreak/>
-              <w:t xml:space="preserve">字符显示清晰</w:t>
-            </w:r>
-          </w:p>
-        </w:tc>
-        <w:tc>
-          <w:tcPr>
-            <w:tcW w:w="4703" w:type="dxa"/>
-            <w:gridSpan w:val="2"/>
-          </w:tcPr>
-          <w:p>
-            <w:pPr>
-              <w:rPr>
-                <w:szCs w:val="21"/>
-              </w:rPr>
-            </w:pPr>
-            <w:r>
-              <w:rPr>
-                <w:rFonts w:hint="eastAsia"/>
-                <w:szCs w:val="21"/>
-              </w:rPr>
-              <w:t xml:space="preserve">界面操作结果符合预期</w:t>
-            </w:r>
-          </w:p>
-        </w:tc>
-        <w:tc>
-          <w:tcPr>
-            <w:tcW w:w="1059" w:type="dxa"/>
-          </w:tcPr>
-          <w:p>
-            <w:pPr>
-              <w:rPr>
-                <w:noProof/>
-                <w:szCs w:val="21"/>
-              </w:rPr>
-            </w:pPr>
-            <w:r>
-              <w:rPr>
-                <w:rFonts w:hint="eastAsia"/>
-                <w:noProof/>
-                <w:szCs w:val="21"/>
-              </w:rPr>
-              <w:lastRenderedPageBreak/>
-              <w:t xml:space="preserve">未执行</w:t>
-            </w:r>
-          </w:p>
-        </w:tc>
-      </w:tr>
-      <w:tr>
-        <w:tc>
-          <w:tcPr>
-            <w:tcW w:w="1181" w:type="dxa"/>
-          </w:tcPr>
-          <w:p>
-            <w:pPr>
-              <w:jc w:val="center"/>
-              <w:rPr>
-                <w:noProof/>
-                <w:szCs w:val="21"/>
-              </w:rPr>
-            </w:pPr>
-            <w:r>
-              <w:rPr>
-                <w:rFonts w:hint="eastAsia"/>
-                <w:noProof/>
-                <w:szCs w:val="21"/>
-              </w:rPr>
-              <w:t xml:space="preserve">5</w:t>
-            </w:r>
-          </w:p>
-        </w:tc>
-        <w:tc>
-          <w:tcPr>
-            <w:tcW w:w="4335" w:type="dxa"/>
-            <w:gridSpan w:val="2"/>
-          </w:tcPr>
-          <w:p>
-            <w:pPr>
-              <w:rPr>
-                <w:szCs w:val="21"/>
-              </w:rPr>
-            </w:pPr>
-            <w:r>
-              <w:rPr>
-                <w:rFonts w:hint="eastAsia"/>
-                <w:szCs w:val="21"/>
-              </w:rPr>
-              <w:t xml:space="preserve">检查界面字符或提示语是否统一、汉化</w:t>
-            </w:r>
-          </w:p>
-        </w:tc>
-        <w:tc>
-          <w:tcPr>
-            <w:tcW w:w="2694" w:type="dxa"/>
-            <w:gridSpan w:val="3"/>
-          </w:tcPr>
-          <w:p>
-            <w:pPr>
-              <w:rPr>
-                <w:noProof/>
-                <w:szCs w:val="21"/>
-              </w:rPr>
-            </w:pPr>
-            <w:r>
-              <w:rPr>
-                <w:rFonts w:hint="eastAsia"/>
-                <w:noProof/>
-                <w:szCs w:val="21"/>
-              </w:rPr>
-              <w:lastRenderedPageBreak/>
-              <w:t xml:space="preserve">统一汉化显示</w:t>
-            </w:r>
-          </w:p>
-        </w:tc>
-        <w:tc>
-          <w:tcPr>
-            <w:tcW w:w="4703" w:type="dxa"/>
-            <w:gridSpan w:val="2"/>
-          </w:tcPr>
-          <w:p>
-            <w:pPr>
-              <w:rPr>
-                <w:szCs w:val="21"/>
-              </w:rPr>
-            </w:pPr>
-            <w:r>
-              <w:rPr>
-                <w:rFonts w:hint="eastAsia"/>
-                <w:szCs w:val="21"/>
-              </w:rPr>
-              <w:t xml:space="preserve">界面操作结果符合预期</w:t>
-            </w:r>
-          </w:p>
-        </w:tc>
-        <w:tc>
-          <w:tcPr>
-            <w:tcW w:w="1059" w:type="dxa"/>
-          </w:tcPr>
-          <w:p>
-            <w:pPr>
-              <w:rPr>
-                <w:noProof/>
-                <w:szCs w:val="21"/>
-              </w:rPr>
-            </w:pPr>
-            <w:r>
-              <w:rPr>
-                <w:rFonts w:hint="eastAsia"/>
-                <w:noProof/>
-                <w:szCs w:val="21"/>
-              </w:rPr>
-              <w:lastRenderedPageBreak/>
-              <w:t xml:space="preserve">未执行</w:t>
-            </w:r>
-          </w:p>
-        </w:tc>
-      </w:tr>
-      <w:tr>
-        <w:tc>
-          <w:tcPr>
-            <w:tcW w:w="1827" w:type="dxa"/>
-            <w:gridSpan w:val="2"/>
-            <w:hideMark/>
-          </w:tcPr>
-          <w:p>
-            <w:pPr>
-              <w:jc w:val="center"/>
-              <w:rPr>
-                <w:rFonts w:eastAsia="黑体"/>
-                <w:bCs/>
-                <w:szCs w:val="21"/>
-              </w:rPr>
-            </w:pPr>
-            <w:r>
-              <w:rPr>
-                <w:rFonts w:eastAsia="黑体"/>
-                <w:bCs/>
-                <w:szCs w:val="21"/>
-              </w:rPr>
-              <w:t>执行状态</w:t>
-            </w:r>
-          </w:p>
-        </w:tc>
-        <w:tc>
-          <w:tcPr>
-            <w:tcW w:w="4086" w:type="dxa"/>
-            <w:gridSpan w:val="2"/>
-          </w:tcPr>
-          <w:p>
-            <w:pPr>
-              <w:rPr>
-                <w:szCs w:val="21"/>
-              </w:rPr>
-            </w:pPr>
-            <w:r>
-              <w:rPr>
-                <w:rFonts w:hint="eastAsia"/>
-                <w:szCs w:val="21"/>
-              </w:rPr>
-              <w:t>已执行</w:t>
-            </w:r>
-          </w:p>
-        </w:tc>
-        <w:tc>
-          <w:tcPr>
-            <w:tcW w:w="2297" w:type="dxa"/>
-            <w:gridSpan w:val="2"/>
-            <w:hideMark/>
-          </w:tcPr>
-          <w:p>
-            <w:pPr>
-              <w:jc w:val="center"/>
-              <w:rPr>
-                <w:rFonts w:eastAsia="黑体"/>
-                <w:bCs/>
-                <w:szCs w:val="21"/>
-              </w:rPr>
-            </w:pPr>
-            <w:r>
-              <w:rPr>
-                <w:rFonts w:eastAsia="黑体"/>
-                <w:bCs/>
-                <w:szCs w:val="21"/>
-              </w:rPr>
-              <w:t>测试时间</w:t>
-            </w:r>
-          </w:p>
-        </w:tc>
-        <w:tc>
-          <w:tcPr>
-            <w:tcW w:w="5762" w:type="dxa"/>
-            <w:gridSpan w:val="3"/>
-          </w:tcPr>
-          <w:p>
-            <w:pPr>
-              <w:rPr>
-                <w:noProof/>
-                <w:szCs w:val="21"/>
-              </w:rPr>
-            </w:pPr>
-            <w:r>
-              <w:rPr>
-                <w:rFonts w:hint="eastAsia"/>
-                <w:noProof/>
-                <w:szCs w:val="21"/>
-              </w:rPr>
-              <w:t xml:space="preserve">2026-04-16</w:t>
-            </w:r>
-          </w:p>
-        </w:tc>
-      </w:tr>
-      <w:tr>
-        <w:tc>
-          <w:tcPr>
-            <w:tcW w:w="1827" w:type="dxa"/>
-            <w:gridSpan w:val="2"/>
-            <w:hideMark/>
-          </w:tcPr>
-          <w:p>
-            <w:pPr>
-              <w:jc w:val="center"/>
-              <w:rPr>
-                <w:rFonts w:eastAsia="黑体"/>
-                <w:bCs/>
-                <w:szCs w:val="21"/>
-              </w:rPr>
-            </w:pPr>
-            <w:r>
-              <w:rPr>
-                <w:rFonts w:eastAsia="黑体"/>
-                <w:bCs/>
-                <w:szCs w:val="21"/>
-              </w:rPr>
-              <w:t>测试人员</w:t>
-            </w:r>
-          </w:p>
-        </w:tc>
-        <w:tc>
-          <w:tcPr>
-            <w:tcW w:w="4086" w:type="dxa"/>
-            <w:gridSpan w:val="2"/>
-          </w:tcPr>
-          <w:p>
-            <w:pPr>
-              <w:rPr>
-                <w:noProof/>
-                <w:szCs w:val="21"/>
-              </w:rPr>
-            </w:pPr>
-            <w:r>
-              <w:rPr>
-                <w:rFonts w:hint="eastAsia"/>
-                <w:noProof/>
-                <w:szCs w:val="21"/>
-              </w:rPr>
-              <w:t xml:space="preserve">陈俊亦</w:t>
-            </w:r>
-          </w:p>
-        </w:tc>
-        <w:tc>
-          <w:tcPr>
-            <w:tcW w:w="2297" w:type="dxa"/>
-            <w:gridSpan w:val="2"/>
-          </w:tcPr>
-          <w:p>
-            <w:pPr>
-              <w:jc w:val="center"/>
-              <w:rPr>
-                <w:rFonts w:eastAsia="黑体"/>
-                <w:bCs/>
-                <w:szCs w:val="21"/>
-              </w:rPr>
-            </w:pPr>
-            <w:r>
-              <w:rPr>
-                <w:rFonts w:eastAsia="黑体"/>
-                <w:bCs/>
-                <w:szCs w:val="21"/>
-              </w:rPr>
-              <w:t>监测人员</w:t>
-            </w:r>
-          </w:p>
-        </w:tc>
-        <w:tc>
-          <w:tcPr>
-            <w:tcW w:w="5762" w:type="dxa"/>
-            <w:gridSpan w:val="3"/>
-          </w:tcPr>
-          <w:p>
-            <w:pPr>
-              <w:rPr>
-                <w:noProof/>
-                <w:szCs w:val="21"/>
-              </w:rPr>
-            </w:pPr>
-            <w:r>
-              <w:rPr>
-                <w:rFonts w:hint="eastAsia"/>
-                <w:noProof/>
-                <w:szCs w:val="21"/>
-              </w:rPr>
-              <w:t xml:space="preserve">陈俊亦</w:t>
-            </w:r>
-          </w:p>
-        </w:tc>
-      </w:tr>
-      <w:tr>
-        <w:tc>
-          <w:tcPr>
-            <w:tcW w:w="1827" w:type="dxa"/>
-            <w:gridSpan w:val="2"/>
-            <w:hideMark/>
-          </w:tcPr>
-          <w:p>
-            <w:pPr>
-              <w:jc w:val="center"/>
-              <w:rPr>
-                <w:rFonts w:eastAsia="黑体"/>
-                <w:bCs/>
-                <w:szCs w:val="21"/>
-              </w:rPr>
-            </w:pPr>
-            <w:r>
-              <w:rPr>
-                <w:rFonts w:eastAsia="黑体"/>
-                <w:bCs/>
-                <w:szCs w:val="21"/>
-              </w:rPr>
-              <w:t>问题单标识</w:t>
-            </w:r>
-          </w:p>
-        </w:tc>
-        <w:tc>
-          <w:tcPr>
-            <w:tcW w:w="12145" w:type="dxa"/>
-            <w:gridSpan w:val="7"/>
-          </w:tcPr>
-          <w:p>
-            <w:pPr>
-              <w:rPr>
-                <w:noProof/>
-                <w:szCs w:val="21"/>
-              </w:rPr>
-            </w:pPr>
-            <w:r>
-              <w:rPr>
-                <w:rFonts w:hint="eastAsia"/>
-                <w:noProof/>
-                <w:szCs w:val="21"/>
-              </w:rPr>
-              <w:t xml:space="preserve"/>
-            </w:r>
-          </w:p>
-        </w:tc>
-      </w:tr>
-      <w:tr>
-        <w:tc>
-          <w:tcPr>
-            <w:tcW w:w="1827" w:type="dxa"/>
-            <w:gridSpan w:val="2"/>
-          </w:tcPr>
-          <w:p>
-            <w:pPr>
-              <w:jc w:val="center"/>
-              <w:rPr>
-                <w:rFonts w:eastAsia="黑体"/>
-                <w:bCs/>
-                <w:szCs w:val="21"/>
-              </w:rPr>
-            </w:pPr>
-            <w:r>
-              <w:rPr>
-                <w:rFonts w:eastAsia="黑体"/>
-                <w:bCs/>
-                <w:szCs w:val="21"/>
-              </w:rPr>
-              <w:t>备注</w:t>
-            </w:r>
-          </w:p>
-        </w:tc>
-        <w:tc>
-          <w:tcPr>
-            <w:tcW w:w="12145" w:type="dxa"/>
-            <w:gridSpan w:val="7"/>
-          </w:tcPr>
-          <w:p>
-            <w:pPr>
-              <w:rPr>
-                <w:noProof/>
-                <w:szCs w:val="21"/>
-              </w:rPr>
-            </w:pPr>
-            <w:r>
-              <w:rPr>
-                <w:rFonts w:hint="eastAsia"/>
-                <w:noProof/>
-                <w:szCs w:val="21"/>
-              </w:rPr>
-              <w:t>/</w:t>
-            </w:r>
-          </w:p>
-        </w:tc>
-      </w:tr>
-    </w:tbl>
-    <w:bookmarkEnd w:id="3"/>
-    <w:p>
-      <w:pPr>
-        <w:pStyle w:val="30"/>
-        <w:rPr>
-          <w:sz w:val="24"/>
-          <w:szCs w:val="24"/>
-        </w:rPr>
-      </w:pPr>
-      <w:r>
-        <w:rPr>
-          <w:rFonts w:hint="eastAsia"/>
-          <w:sz w:val="24"/>
-          <w:szCs w:val="24"/>
-        </w:rPr>
-        <w:t xml:space="preserve">人机交互界面易操作性测试</w:t>
-      </w:r>
-    </w:p>
-    <w:tbl>
-      <w:tblPr>
-        <w:tblStyle w:val="affa"/>
-        <w:tblW w:w="0" w:type="auto"/>
-        <w:tblLayout w:type="fixed"/>
-        <w:tblCellMar>
-          <w:top w:w="68" w:type="dxa"/>
-          <w:bottom w:w="68" w:type="dxa"/>
-        </w:tblCellMar>
-        <w:tblLook w:val="04A0" w:firstRow="1" w:lastRow="0" w:firstColumn="1" w:lastColumn="0" w:noHBand="0" w:noVBand="1"/>
-      </w:tblPr>
-      <w:tblGrid>
-        <w:gridCol w:w="1181"/>
-        <w:gridCol w:w="646"/>
-        <w:gridCol w:w="3689"/>
-        <w:gridCol w:w="397"/>
-        <w:gridCol w:w="735"/>
-        <w:gridCol w:w="1562"/>
-        <w:gridCol w:w="279"/>
-        <w:gridCol w:w="4424"/>
-        <w:gridCol w:w="1059"/>
-      </w:tblGrid>
-      <w:tr>
-        <w:trPr>
-          <w:cnfStyle w:val="100000000000" w:firstRow="1" w:lastRow="0" w:firstColumn="0" w:lastColumn="0" w:oddVBand="0" w:evenVBand="0" w:oddHBand="0" w:evenHBand="0" w:firstRowFirstColumn="0" w:firstRowLastColumn="0" w:lastRowFirstColumn="0" w:lastRowLastColumn="0"/>
-        </w:trPr>
-        <w:tc>
-          <w:tcPr>
-            <w:tcW w:w="13972" w:type="dxa"/>
-            <w:gridSpan w:val="9"/>
-          </w:tcPr>
-          <w:p>
-            <w:pPr>
-              <w:pStyle w:val="af7"/>
-              <w:numPr>
-                <w:ilvl w:val="0"/>
-                <w:numId w:val="81"/>
-              </w:numPr>
-              <w:ind w:firstLineChars="0"/>
-              <w:rPr>
-                <w:szCs w:val="21"/>
-              </w:rPr>
-            </w:pPr>
-            <w:bookmarkStart w:id="3" w:name="_Hlk161214131"/>
-          </w:p>
-        </w:tc>
-      </w:tr>
-      <w:tr>
-        <w:tc>
-          <w:tcPr>
-            <w:tcW w:w="1827" w:type="dxa"/>
-            <w:gridSpan w:val="2"/>
-            <w:hideMark/>
-          </w:tcPr>
-          <w:p>
-            <w:pPr>
-              <w:jc w:val="center"/>
-              <w:rPr>
-                <w:rFonts w:eastAsia="黑体"/>
-                <w:bCs/>
-                <w:szCs w:val="21"/>
-              </w:rPr>
-            </w:pPr>
-            <w:r>
-              <w:rPr>
-                <w:rFonts w:eastAsia="黑体"/>
-                <w:bCs/>
-                <w:szCs w:val="21"/>
-              </w:rPr>
-              <w:t>测试用例名称</w:t>
-            </w:r>
-          </w:p>
-        </w:tc>
-        <w:tc>
-          <w:tcPr>
-            <w:tcW w:w="4821" w:type="dxa"/>
-            <w:gridSpan w:val="3"/>
-          </w:tcPr>
-          <w:p>
-            <w:pPr>
-              <w:jc w:val="center"/>
-              <w:rPr>
-                <w:szCs w:val="21"/>
-              </w:rPr>
-            </w:pPr>
-            <w:r>
-              <w:rPr>
-                <w:rFonts w:hint="eastAsia"/>
-                <w:szCs w:val="21"/>
-              </w:rPr>
-              <w:t xml:space="preserve">人机交互界面易操作性测试</w:t>
-            </w:r>
-          </w:p>
-        </w:tc>
-        <w:tc>
-          <w:tcPr>
-            <w:tcW w:w="1841" w:type="dxa"/>
-            <w:gridSpan w:val="2"/>
-            <w:hideMark/>
-          </w:tcPr>
-          <w:p>
-            <w:pPr>
-              <w:jc w:val="center"/>
-              <w:rPr>
-                <w:b/>
-                <w:szCs w:val="21"/>
-              </w:rPr>
-            </w:pPr>
-            <w:r>
-              <w:rPr>
-                <w:rFonts w:eastAsia="黑体"/>
-                <w:bCs/>
-                <w:szCs w:val="21"/>
-              </w:rPr>
-              <w:t>标</w:t>
-            </w:r>
-            <w:r>
-              <w:rPr>
-                <w:rFonts w:eastAsia="黑体"/>
-                <w:bCs/>
-                <w:szCs w:val="21"/>
-              </w:rPr>
-              <w:t xml:space="preserve">   </w:t>
-            </w:r>
-            <w:r>
-              <w:rPr>
-                <w:rFonts w:eastAsia="黑体"/>
-                <w:bCs/>
-                <w:szCs w:val="21"/>
-              </w:rPr>
-              <w:t>识</w:t>
-            </w:r>
-          </w:p>
-        </w:tc>
-        <w:tc>
-          <w:tcPr>
-            <w:tcW w:w="5483" w:type="dxa"/>
-            <w:gridSpan w:val="2"/>
-          </w:tcPr>
-          <w:p>
-            <w:pPr>
-              <w:jc w:val="center"/>
-              <w:rPr>
-                <w:b/>
-                <w:szCs w:val="21"/>
-              </w:rPr>
-            </w:pPr>
-            <w:r>
-              <w:rPr>
-                <w:rFonts w:hint="eastAsia"/>
-                <w:szCs w:val="21"/>
-              </w:rPr>
-              <w:t xml:space="preserve">YL_GUI_YCZX_001</w:t>
-            </w:r>
-          </w:p>
-        </w:tc>
-      </w:tr>
-      <w:tr>
-        <w:tc>
-          <w:tcPr>
-            <w:tcW w:w="1827" w:type="dxa"/>
-            <w:gridSpan w:val="2"/>
-            <w:hideMark/>
-          </w:tcPr>
-          <w:p>
-            <w:pPr>
-              <w:jc w:val="center"/>
-              <w:rPr>
-                <w:b/>
-                <w:szCs w:val="21"/>
-              </w:rPr>
-            </w:pPr>
-            <w:r>
-              <w:rPr>
-                <w:rFonts w:eastAsia="黑体"/>
-                <w:bCs/>
-                <w:szCs w:val="21"/>
-              </w:rPr>
-              <w:t>追踪关系</w:t>
-            </w:r>
-          </w:p>
-        </w:tc>
-        <w:tc>
-          <w:tcPr>
-            <w:tcW w:w="12145" w:type="dxa"/>
-            <w:gridSpan w:val="7"/>
-          </w:tcPr>
-          <w:p>
-            <w:pPr>
-              <w:rPr>
-                <w:noProof/>
-                <w:szCs w:val="21"/>
-              </w:rPr>
-            </w:pPr>
-            <w:r>
-              <w:rPr>
-                <w:noProof/>
-                <w:szCs w:val="21"/>
-              </w:rPr>
-              <w:t>软件测试依据：</w:t>
-            </w:r>
-            <w:r>
-              <w:rPr>
-                <w:rFonts w:hint="eastAsia"/>
-                <w:noProof/>
-                <w:szCs w:val="21"/>
-              </w:rPr>
-              <w:t>测评大纲</w:t>
-            </w:r>
-          </w:p>
-          <w:p>
-            <w:pPr>
-              <w:rPr>
-                <w:noProof/>
-                <w:szCs w:val="21"/>
-              </w:rPr>
-            </w:pPr>
-            <w:r>
-              <w:rPr>
-                <w:noProof/>
-                <w:szCs w:val="21"/>
-              </w:rPr>
-              <w:t>测试需求分析：（</w:t>
-            </w:r>
-            <w:r>
-              <w:rPr>
-                <w:rFonts w:hint="eastAsia"/>
-                <w:noProof/>
-                <w:szCs w:val="21"/>
-              </w:rPr>
-              <w:t xml:space="preserve">6.2.5.4</w:t>
-            </w:r>
-            <w:r>
-              <w:rPr>
-                <w:noProof/>
-                <w:szCs w:val="21"/>
-              </w:rPr>
-              <w:t>）</w:t>
-            </w:r>
-            <w:r>
-              <w:rPr>
-                <w:rFonts w:hint="eastAsia"/>
-                <w:noProof/>
-                <w:szCs w:val="21"/>
-              </w:rPr>
-              <w:t xml:space="preserve">人机交互界面易操作性测试</w:t>
-            </w:r>
-          </w:p>
-          <w:p>
-            <w:pPr>
-              <w:rPr>
-                <w:i/>
-                <w:szCs w:val="21"/>
-              </w:rPr>
-            </w:pPr>
-            <w:r>
-              <w:rPr>
-                <w:noProof/>
-                <w:szCs w:val="21"/>
-              </w:rPr>
-              <w:t>测试需求标识：</w:t>
-            </w:r>
-            <w:r>
-              <w:rPr>
-                <w:rFonts w:hint="eastAsia"/>
-                <w:noProof/>
-                <w:szCs w:val="21"/>
-              </w:rPr>
-              <w:t xml:space="preserve">XQ_GUI_YCZX</w:t>
-            </w:r>
-          </w:p>
-        </w:tc>
-      </w:tr>
-      <w:tr>
-        <w:tc>
-          <w:tcPr>
-            <w:tcW w:w="1827" w:type="dxa"/>
-            <w:gridSpan w:val="2"/>
-            <w:hideMark/>
-          </w:tcPr>
-          <w:p>
-            <w:pPr>
-              <w:jc w:val="center"/>
-              <w:rPr>
-                <w:rFonts w:eastAsia="黑体"/>
-                <w:bCs/>
-                <w:szCs w:val="21"/>
-              </w:rPr>
-            </w:pPr>
-            <w:r>
-              <w:rPr>
-                <w:rFonts w:eastAsia="黑体"/>
-                <w:bCs/>
-                <w:szCs w:val="21"/>
-              </w:rPr>
-              <w:t>测试用例综述</w:t>
-            </w:r>
-          </w:p>
-        </w:tc>
-        <w:tc>
-          <w:tcPr>
-            <w:tcW w:w="12145" w:type="dxa"/>
-            <w:gridSpan w:val="7"/>
-          </w:tcPr>
-          <w:p>
-            <w:pPr>
-              <w:rPr>
-                <w:szCs w:val="21"/>
-              </w:rPr>
-            </w:pPr>
-            <w:r>
-              <w:rPr>
-                <w:rFonts w:hint="eastAsia"/>
-                <w:szCs w:val="21"/>
-              </w:rPr>
-              <w:t xml:space="preserve">测试软件人机交互界面的易操作性</w:t>
-            </w:r>
-          </w:p>
-        </w:tc>
-      </w:tr>
-      <w:tr>
-        <w:tc>
-          <w:tcPr>
-            <w:tcW w:w="1827" w:type="dxa"/>
-            <w:gridSpan w:val="2"/>
-            <w:hideMark/>
-          </w:tcPr>
-          <w:p>
-            <w:pPr>
-              <w:jc w:val="center"/>
-              <w:rPr>
-                <w:rFonts w:eastAsia="黑体"/>
-                <w:bCs/>
-                <w:szCs w:val="21"/>
-              </w:rPr>
-            </w:pPr>
-            <w:r>
-              <w:rPr>
-                <w:rFonts w:eastAsia="黑体"/>
-                <w:bCs/>
-                <w:szCs w:val="21"/>
-              </w:rPr>
-              <w:t>用例初始化</w:t>
-            </w:r>
-          </w:p>
-        </w:tc>
-        <w:tc>
-          <w:tcPr>
-            <w:tcW w:w="12145" w:type="dxa"/>
-            <w:gridSpan w:val="7"/>
-          </w:tcPr>
-          <w:p>
-            <w:pPr>
-              <w:rPr>
-                <w:szCs w:val="21"/>
-              </w:rPr>
-            </w:pPr>
-            <w:r>
-              <w:rPr>
-                <w:rFonts w:hint="eastAsia"/>
-                <w:szCs w:val="21"/>
-              </w:rPr>
-              <w:t xml:space="preserve">已获取被测件的用户手册</w:t>
-            </w:r>
-          </w:p>
-        </w:tc>
-      </w:tr>
-      <w:tr>
-        <w:tc>
-          <w:tcPr>
-            <w:tcW w:w="1827" w:type="dxa"/>
-            <w:gridSpan w:val="2"/>
-            <w:hideMark/>
-          </w:tcPr>
-          <w:p>
-            <w:pPr>
-              <w:jc w:val="center"/>
-              <w:rPr>
-                <w:rFonts w:eastAsia="黑体"/>
-                <w:bCs/>
-                <w:szCs w:val="21"/>
-              </w:rPr>
-            </w:pPr>
-            <w:r>
-              <w:rPr>
-                <w:rFonts w:eastAsia="黑体"/>
-                <w:bCs/>
-                <w:szCs w:val="21"/>
-              </w:rPr>
-              <w:t>前提和约束</w:t>
-            </w:r>
-          </w:p>
-        </w:tc>
-        <w:tc>
-          <w:tcPr>
-            <w:tcW w:w="12145" w:type="dxa"/>
-            <w:gridSpan w:val="7"/>
-          </w:tcPr>
-          <w:p>
-            <w:pPr>
-              <w:rPr>
-                <w:szCs w:val="21"/>
-              </w:rPr>
-            </w:pPr>
-            <w:r>
-              <w:rPr>
-                <w:rFonts w:hint="eastAsia"/>
-                <w:szCs w:val="21"/>
-              </w:rPr>
-              <w:t xml:space="preserve">软件可正常运行，界面初始化完成</w:t>
-            </w:r>
-          </w:p>
-        </w:tc>
-      </w:tr>
-      <w:tr>
-        <w:tc>
-          <w:tcPr>
-            <w:tcW w:w="13972" w:type="dxa"/>
-            <w:gridSpan w:val="9"/>
-            <w:hideMark/>
-          </w:tcPr>
-          <w:p>
-            <w:pPr>
-              <w:jc w:val="center"/>
-              <w:rPr>
-                <w:rFonts w:eastAsia="黑体"/>
-                <w:bCs/>
-                <w:szCs w:val="21"/>
-              </w:rPr>
-            </w:pPr>
-            <w:r>
-              <w:rPr>
-                <w:rFonts w:eastAsia="黑体"/>
-                <w:bCs/>
-                <w:szCs w:val="21"/>
-              </w:rPr>
-              <w:t>测试步骤</w:t>
-            </w:r>
-          </w:p>
-        </w:tc>
-      </w:tr>
-      <w:tr>
-        <w:tc>
-          <w:tcPr>
-            <w:tcW w:w="1181" w:type="dxa"/>
-            <w:hideMark/>
-          </w:tcPr>
-          <w:p>
-            <w:pPr>
-              <w:jc w:val="center"/>
-              <w:rPr>
-                <w:rFonts w:eastAsia="黑体"/>
-                <w:bCs/>
-                <w:szCs w:val="21"/>
-              </w:rPr>
-            </w:pPr>
-            <w:r>
-              <w:rPr>
-                <w:rFonts w:eastAsia="黑体"/>
-                <w:bCs/>
-                <w:szCs w:val="21"/>
-              </w:rPr>
-              <w:t>序号</w:t>
-            </w:r>
-          </w:p>
-        </w:tc>
-        <w:tc>
-          <w:tcPr>
-            <w:tcW w:w="4335" w:type="dxa"/>
-            <w:gridSpan w:val="2"/>
-            <w:hideMark/>
-          </w:tcPr>
-          <w:p>
-            <w:pPr>
-              <w:jc w:val="center"/>
-              <w:rPr>
-                <w:rFonts w:eastAsia="黑体"/>
-                <w:bCs/>
-                <w:szCs w:val="21"/>
-              </w:rPr>
-            </w:pPr>
-            <w:r>
-              <w:rPr>
-                <w:rFonts w:eastAsia="黑体"/>
-                <w:bCs/>
-                <w:szCs w:val="21"/>
-              </w:rPr>
-              <w:t>输入及操作</w:t>
-            </w:r>
-          </w:p>
-        </w:tc>
-        <w:tc>
-          <w:tcPr>
-            <w:tcW w:w="2694" w:type="dxa"/>
-            <w:gridSpan w:val="3"/>
-            <w:hideMark/>
-          </w:tcPr>
-          <w:p>
-            <w:pPr>
-              <w:jc w:val="center"/>
-              <w:rPr>
-                <w:rFonts w:eastAsia="黑体"/>
-                <w:bCs/>
-                <w:szCs w:val="21"/>
-              </w:rPr>
-            </w:pPr>
-            <w:r>
-              <w:rPr>
-                <w:rFonts w:eastAsia="黑体"/>
-                <w:bCs/>
-                <w:szCs w:val="21"/>
-              </w:rPr>
-              <w:t>期望结果与评估标准</w:t>
-            </w:r>
-          </w:p>
-        </w:tc>
-        <w:tc>
-          <w:tcPr>
-            <w:tcW w:w="4703" w:type="dxa"/>
-            <w:gridSpan w:val="2"/>
-            <w:hideMark/>
-          </w:tcPr>
-          <w:p>
-            <w:pPr>
-              <w:jc w:val="center"/>
-              <w:rPr>
-                <w:rFonts w:eastAsia="黑体"/>
-                <w:bCs/>
-                <w:szCs w:val="21"/>
-              </w:rPr>
-            </w:pPr>
-            <w:r>
-              <w:rPr>
-                <w:rFonts w:eastAsia="黑体"/>
-                <w:bCs/>
-                <w:szCs w:val="21"/>
-              </w:rPr>
-              <w:t>实测结果</w:t>
-            </w:r>
-          </w:p>
-        </w:tc>
-        <w:tc>
-          <w:tcPr>
-            <w:tcW w:w="1059" w:type="dxa"/>
-            <w:hideMark/>
-          </w:tcPr>
-          <w:p>
-            <w:pPr>
-              <w:jc w:val="center"/>
-              <w:rPr>
-                <w:rFonts w:eastAsia="黑体"/>
-                <w:bCs/>
-                <w:szCs w:val="21"/>
-              </w:rPr>
-            </w:pPr>
-            <w:r>
-              <w:rPr>
-                <w:rFonts w:eastAsia="黑体"/>
-                <w:bCs/>
-                <w:szCs w:val="21"/>
-              </w:rPr>
-              <w:t>通过</w:t>
-            </w:r>
-          </w:p>
-          <w:p>
-            <w:pPr>
-              <w:jc w:val="center"/>
-              <w:rPr>
-                <w:rFonts w:eastAsia="黑体"/>
-                <w:bCs/>
-                <w:szCs w:val="21"/>
-              </w:rPr>
-            </w:pPr>
-            <w:r>
-              <w:rPr>
-                <w:rFonts w:eastAsia="黑体"/>
-                <w:bCs/>
-                <w:szCs w:val="21"/>
-              </w:rPr>
-              <w:t>与否</w:t>
-            </w:r>
-          </w:p>
-        </w:tc>
-      </w:tr>
-      <w:tr>
-        <w:tc>
-          <w:tcPr>
-            <w:tcW w:w="1181" w:type="dxa"/>
-          </w:tcPr>
-          <w:p>
-            <w:pPr>
-              <w:jc w:val="center"/>
-              <w:rPr>
-                <w:noProof/>
-                <w:szCs w:val="21"/>
-              </w:rPr>
-            </w:pPr>
-            <w:r>
-              <w:rPr>
-                <w:rFonts w:hint="eastAsia"/>
-                <w:noProof/>
-                <w:szCs w:val="21"/>
-              </w:rPr>
-              <w:t xml:space="preserve">1</w:t>
-            </w:r>
-          </w:p>
-        </w:tc>
-        <w:tc>
-          <w:tcPr>
-            <w:tcW w:w="4335" w:type="dxa"/>
-            <w:gridSpan w:val="2"/>
-          </w:tcPr>
-          <w:p>
-            <w:pPr>
-              <w:rPr>
-                <w:szCs w:val="21"/>
-              </w:rPr>
-            </w:pPr>
-            <w:r>
-              <w:rPr>
-                <w:rFonts w:hint="eastAsia"/>
-                <w:szCs w:val="21"/>
-              </w:rPr>
-              <w:t xml:space="preserve">检查界面菜单、图标、按键等是否分布整齐、有序</w:t>
-            </w:r>
-          </w:p>
-        </w:tc>
-        <w:tc>
-          <w:tcPr>
-            <w:tcW w:w="2694" w:type="dxa"/>
-            <w:gridSpan w:val="3"/>
-          </w:tcPr>
-          <w:p>
-            <w:pPr>
-              <w:rPr>
-                <w:noProof/>
-                <w:szCs w:val="21"/>
-              </w:rPr>
-            </w:pPr>
-            <w:r>
-              <w:rPr>
-                <w:rFonts w:hint="eastAsia"/>
-                <w:noProof/>
-                <w:szCs w:val="21"/>
-              </w:rPr>
-              <w:lastRenderedPageBreak/>
-              <w:t xml:space="preserve">分布整齐有序</w:t>
-            </w:r>
-          </w:p>
-        </w:tc>
-        <w:tc>
-          <w:tcPr>
-            <w:tcW w:w="4703" w:type="dxa"/>
-            <w:gridSpan w:val="2"/>
-          </w:tcPr>
-          <w:p>
-            <w:pPr>
-              <w:rPr>
-                <w:szCs w:val="21"/>
-              </w:rPr>
-            </w:pPr>
-            <w:r>
-              <w:rPr>
-                <w:rFonts w:hint="eastAsia"/>
-                <w:szCs w:val="21"/>
-              </w:rPr>
-              <w:t xml:space="preserve">界面操作结果符合预期</w:t>
-            </w:r>
-          </w:p>
-        </w:tc>
-        <w:tc>
-          <w:tcPr>
-            <w:tcW w:w="1059" w:type="dxa"/>
-          </w:tcPr>
-          <w:p>
-            <w:pPr>
-              <w:rPr>
-                <w:noProof/>
-                <w:szCs w:val="21"/>
-              </w:rPr>
-            </w:pPr>
-            <w:r>
-              <w:rPr>
-                <w:rFonts w:hint="eastAsia"/>
-                <w:noProof/>
-                <w:szCs w:val="21"/>
-              </w:rPr>
-              <w:lastRenderedPageBreak/>
-              <w:t xml:space="preserve">未执行</w:t>
-            </w:r>
-          </w:p>
-        </w:tc>
-      </w:tr>
-      <w:tr>
-        <w:tc>
-          <w:tcPr>
-            <w:tcW w:w="1181" w:type="dxa"/>
-          </w:tcPr>
-          <w:p>
-            <w:pPr>
-              <w:jc w:val="center"/>
-              <w:rPr>
-                <w:noProof/>
-                <w:szCs w:val="21"/>
-              </w:rPr>
-            </w:pPr>
-            <w:r>
-              <w:rPr>
-                <w:rFonts w:hint="eastAsia"/>
-                <w:noProof/>
-                <w:szCs w:val="21"/>
-              </w:rPr>
-              <w:t xml:space="preserve">2</w:t>
-            </w:r>
-          </w:p>
-        </w:tc>
-        <w:tc>
-          <w:tcPr>
-            <w:tcW w:w="4335" w:type="dxa"/>
-            <w:gridSpan w:val="2"/>
-          </w:tcPr>
-          <w:p>
-            <w:pPr>
-              <w:rPr>
-                <w:szCs w:val="21"/>
-              </w:rPr>
-            </w:pPr>
-            <w:r>
-              <w:rPr>
-                <w:rFonts w:hint="eastAsia"/>
-                <w:szCs w:val="21"/>
-              </w:rPr>
-              <w:t xml:space="preserve">检查菜单深度的合理性</w:t>
-            </w:r>
-          </w:p>
-        </w:tc>
-        <w:tc>
-          <w:tcPr>
-            <w:tcW w:w="2694" w:type="dxa"/>
-            <w:gridSpan w:val="3"/>
-          </w:tcPr>
-          <w:p>
-            <w:pPr>
-              <w:rPr>
-                <w:noProof/>
-                <w:szCs w:val="21"/>
-              </w:rPr>
-            </w:pPr>
-            <w:r>
-              <w:rPr>
-                <w:rFonts w:hint="eastAsia"/>
-                <w:noProof/>
-                <w:szCs w:val="21"/>
-              </w:rPr>
-              <w:lastRenderedPageBreak/>
-              <w:t xml:space="preserve">菜单深度不超过3级</w:t>
-            </w:r>
-          </w:p>
-        </w:tc>
-        <w:tc>
-          <w:tcPr>
-            <w:tcW w:w="4703" w:type="dxa"/>
-            <w:gridSpan w:val="2"/>
-          </w:tcPr>
-          <w:p>
-            <w:pPr>
-              <w:rPr>
-                <w:szCs w:val="21"/>
-              </w:rPr>
-            </w:pPr>
-            <w:r>
-              <w:rPr>
-                <w:rFonts w:hint="eastAsia"/>
-                <w:szCs w:val="21"/>
-              </w:rPr>
-              <w:t xml:space="preserve">界面操作结果符合预期</w:t>
-            </w:r>
-          </w:p>
-        </w:tc>
-        <w:tc>
-          <w:tcPr>
-            <w:tcW w:w="1059" w:type="dxa"/>
-          </w:tcPr>
-          <w:p>
-            <w:pPr>
-              <w:rPr>
-                <w:noProof/>
-                <w:szCs w:val="21"/>
-              </w:rPr>
-            </w:pPr>
-            <w:r>
-              <w:rPr>
-                <w:rFonts w:hint="eastAsia"/>
-                <w:noProof/>
-                <w:szCs w:val="21"/>
-              </w:rPr>
-              <w:lastRenderedPageBreak/>
-              <w:t xml:space="preserve">未执行</w:t>
-            </w:r>
-          </w:p>
-        </w:tc>
-      </w:tr>
-      <w:tr>
-        <w:tc>
-          <w:tcPr>
-            <w:tcW w:w="1827" w:type="dxa"/>
-            <w:gridSpan w:val="2"/>
-            <w:hideMark/>
-          </w:tcPr>
-          <w:p>
-            <w:pPr>
-              <w:jc w:val="center"/>
-              <w:rPr>
-                <w:rFonts w:eastAsia="黑体"/>
-                <w:bCs/>
-                <w:szCs w:val="21"/>
-              </w:rPr>
-            </w:pPr>
-            <w:r>
-              <w:rPr>
-                <w:rFonts w:eastAsia="黑体"/>
-                <w:bCs/>
-                <w:szCs w:val="21"/>
-              </w:rPr>
-              <w:t>执行状态</w:t>
-            </w:r>
-          </w:p>
-        </w:tc>
-        <w:tc>
-          <w:tcPr>
-            <w:tcW w:w="4086" w:type="dxa"/>
-            <w:gridSpan w:val="2"/>
-          </w:tcPr>
-          <w:p>
-            <w:pPr>
-              <w:rPr>
-                <w:szCs w:val="21"/>
-              </w:rPr>
-            </w:pPr>
-            <w:r>
-              <w:rPr>
-                <w:rFonts w:hint="eastAsia"/>
-                <w:szCs w:val="21"/>
-              </w:rPr>
-              <w:t>已执行</w:t>
-            </w:r>
-          </w:p>
-        </w:tc>
-        <w:tc>
-          <w:tcPr>
-            <w:tcW w:w="2297" w:type="dxa"/>
-            <w:gridSpan w:val="2"/>
-            <w:hideMark/>
-          </w:tcPr>
-          <w:p>
-            <w:pPr>
-              <w:jc w:val="center"/>
-              <w:rPr>
-                <w:rFonts w:eastAsia="黑体"/>
-                <w:bCs/>
-                <w:szCs w:val="21"/>
-              </w:rPr>
-            </w:pPr>
-            <w:r>
-              <w:rPr>
-                <w:rFonts w:eastAsia="黑体"/>
-                <w:bCs/>
-                <w:szCs w:val="21"/>
-              </w:rPr>
-              <w:t>测试时间</w:t>
-            </w:r>
-          </w:p>
-        </w:tc>
-        <w:tc>
-          <w:tcPr>
-            <w:tcW w:w="5762" w:type="dxa"/>
-            <w:gridSpan w:val="3"/>
-          </w:tcPr>
-          <w:p>
-            <w:pPr>
-              <w:rPr>
-                <w:noProof/>
-                <w:szCs w:val="21"/>
-              </w:rPr>
-            </w:pPr>
-            <w:r>
-              <w:rPr>
-                <w:rFonts w:hint="eastAsia"/>
-                <w:noProof/>
-                <w:szCs w:val="21"/>
-              </w:rPr>
-              <w:t xml:space="preserve">2026-04-16</w:t>
-            </w:r>
-          </w:p>
-        </w:tc>
-      </w:tr>
-      <w:tr>
-        <w:tc>
-          <w:tcPr>
-            <w:tcW w:w="1827" w:type="dxa"/>
-            <w:gridSpan w:val="2"/>
-            <w:hideMark/>
-          </w:tcPr>
-          <w:p>
-            <w:pPr>
-              <w:jc w:val="center"/>
-              <w:rPr>
-                <w:rFonts w:eastAsia="黑体"/>
-                <w:bCs/>
-                <w:szCs w:val="21"/>
-              </w:rPr>
-            </w:pPr>
-            <w:r>
-              <w:rPr>
-                <w:rFonts w:eastAsia="黑体"/>
-                <w:bCs/>
-                <w:szCs w:val="21"/>
-              </w:rPr>
-              <w:t>测试人员</w:t>
-            </w:r>
-          </w:p>
-        </w:tc>
-        <w:tc>
-          <w:tcPr>
-            <w:tcW w:w="4086" w:type="dxa"/>
-            <w:gridSpan w:val="2"/>
-          </w:tcPr>
-          <w:p>
-            <w:pPr>
-              <w:rPr>
-                <w:noProof/>
-                <w:szCs w:val="21"/>
-              </w:rPr>
-            </w:pPr>
-            <w:r>
-              <w:rPr>
-                <w:rFonts w:hint="eastAsia"/>
-                <w:noProof/>
-                <w:szCs w:val="21"/>
-              </w:rPr>
-              <w:t xml:space="preserve">陈俊亦</w:t>
-            </w:r>
-          </w:p>
-        </w:tc>
-        <w:tc>
-          <w:tcPr>
-            <w:tcW w:w="2297" w:type="dxa"/>
-            <w:gridSpan w:val="2"/>
-          </w:tcPr>
-          <w:p>
-            <w:pPr>
-              <w:jc w:val="center"/>
-              <w:rPr>
-                <w:rFonts w:eastAsia="黑体"/>
-                <w:bCs/>
-                <w:szCs w:val="21"/>
-              </w:rPr>
-            </w:pPr>
-            <w:r>
-              <w:rPr>
-                <w:rFonts w:eastAsia="黑体"/>
-                <w:bCs/>
-                <w:szCs w:val="21"/>
-              </w:rPr>
-              <w:t>监测人员</w:t>
-            </w:r>
-          </w:p>
-        </w:tc>
-        <w:tc>
-          <w:tcPr>
-            <w:tcW w:w="5762" w:type="dxa"/>
-            <w:gridSpan w:val="3"/>
-          </w:tcPr>
-          <w:p>
-            <w:pPr>
-              <w:rPr>
-                <w:noProof/>
-                <w:szCs w:val="21"/>
-              </w:rPr>
-            </w:pPr>
-            <w:r>
-              <w:rPr>
-                <w:rFonts w:hint="eastAsia"/>
-                <w:noProof/>
-                <w:szCs w:val="21"/>
-              </w:rPr>
-              <w:t xml:space="preserve">陈俊亦</w:t>
-            </w:r>
-          </w:p>
-        </w:tc>
-      </w:tr>
-      <w:tr>
-        <w:tc>
-          <w:tcPr>
-            <w:tcW w:w="1827" w:type="dxa"/>
-            <w:gridSpan w:val="2"/>
-            <w:hideMark/>
-          </w:tcPr>
-          <w:p>
-            <w:pPr>
-              <w:jc w:val="center"/>
-              <w:rPr>
-                <w:rFonts w:eastAsia="黑体"/>
-                <w:bCs/>
-                <w:szCs w:val="21"/>
-              </w:rPr>
-            </w:pPr>
-            <w:r>
-              <w:rPr>
-                <w:rFonts w:eastAsia="黑体"/>
-                <w:bCs/>
-                <w:szCs w:val="21"/>
-              </w:rPr>
-              <w:t>问题单标识</w:t>
-            </w:r>
-          </w:p>
-        </w:tc>
-        <w:tc>
-          <w:tcPr>
-            <w:tcW w:w="12145" w:type="dxa"/>
-            <w:gridSpan w:val="7"/>
-          </w:tcPr>
-          <w:p>
-            <w:pPr>
-              <w:rPr>
-                <w:noProof/>
-                <w:szCs w:val="21"/>
-              </w:rPr>
-            </w:pPr>
-            <w:r>
-              <w:rPr>
-                <w:rFonts w:hint="eastAsia"/>
-                <w:noProof/>
-                <w:szCs w:val="21"/>
-              </w:rPr>
-              <w:t xml:space="preserve"/>
-            </w:r>
-          </w:p>
-        </w:tc>
-      </w:tr>
-      <w:tr>
-        <w:tc>
-          <w:tcPr>
-            <w:tcW w:w="1827" w:type="dxa"/>
-            <w:gridSpan w:val="2"/>
-          </w:tcPr>
-          <w:p>
-            <w:pPr>
-              <w:jc w:val="center"/>
-              <w:rPr>
-                <w:rFonts w:eastAsia="黑体"/>
-                <w:bCs/>
-                <w:szCs w:val="21"/>
-              </w:rPr>
-            </w:pPr>
-            <w:r>
-              <w:rPr>
-                <w:rFonts w:eastAsia="黑体"/>
-                <w:bCs/>
-                <w:szCs w:val="21"/>
-              </w:rPr>
-              <w:t>备注</w:t>
-            </w:r>
-          </w:p>
-        </w:tc>
-        <w:tc>
-          <w:tcPr>
-            <w:tcW w:w="12145" w:type="dxa"/>
-            <w:gridSpan w:val="7"/>
-          </w:tcPr>
-          <w:p>
-            <w:pPr>
-              <w:rPr>
-                <w:noProof/>
-                <w:szCs w:val="21"/>
-              </w:rPr>
-            </w:pPr>
-            <w:r>
-              <w:rPr>
-                <w:rFonts w:hint="eastAsia"/>
-                <w:noProof/>
-                <w:szCs w:val="21"/>
-              </w:rPr>
-              <w:t>/</w:t>
-            </w:r>
-          </w:p>
-        </w:tc>
-      </w:tr>
-    </w:tbl>
-    <w:bookmarkEnd w:id="3"/>
-    <w:p>
-      <w:pPr>
-        <w:pStyle w:val="30"/>
-        <w:rPr>
-          <w:sz w:val="24"/>
-          <w:szCs w:val="24"/>
-        </w:rPr>
-      </w:pPr>
-      <w:r>
-        <w:rPr>
-          <w:rFonts w:hint="eastAsia"/>
-          <w:sz w:val="24"/>
-          <w:szCs w:val="24"/>
-        </w:rPr>
-        <w:t xml:space="preserve">人机交互界面操作测试测试</w:t>
-      </w:r>
-    </w:p>
-    <w:tbl>
-      <w:tblPr>
-        <w:tblStyle w:val="affa"/>
-        <w:tblW w:w="0" w:type="auto"/>
-        <w:tblLayout w:type="fixed"/>
-        <w:tblCellMar>
-          <w:top w:w="68" w:type="dxa"/>
-          <w:bottom w:w="68" w:type="dxa"/>
-        </w:tblCellMar>
-        <w:tblLook w:val="04A0" w:firstRow="1" w:lastRow="0" w:firstColumn="1" w:lastColumn="0" w:noHBand="0" w:noVBand="1"/>
-      </w:tblPr>
-      <w:tblGrid>
-        <w:gridCol w:w="1181"/>
-        <w:gridCol w:w="646"/>
-        <w:gridCol w:w="3689"/>
-        <w:gridCol w:w="397"/>
-        <w:gridCol w:w="735"/>
-        <w:gridCol w:w="1562"/>
-        <w:gridCol w:w="279"/>
-        <w:gridCol w:w="4424"/>
-        <w:gridCol w:w="1059"/>
-      </w:tblGrid>
-      <w:tr>
-        <w:trPr>
-          <w:cnfStyle w:val="100000000000" w:firstRow="1" w:lastRow="0" w:firstColumn="0" w:lastColumn="0" w:oddVBand="0" w:evenVBand="0" w:oddHBand="0" w:evenHBand="0" w:firstRowFirstColumn="0" w:firstRowLastColumn="0" w:lastRowFirstColumn="0" w:lastRowLastColumn="0"/>
-        </w:trPr>
-        <w:tc>
-          <w:tcPr>
-            <w:tcW w:w="13972" w:type="dxa"/>
-            <w:gridSpan w:val="9"/>
-          </w:tcPr>
-          <w:p>
-            <w:pPr>
-              <w:pStyle w:val="af7"/>
-              <w:numPr>
-                <w:ilvl w:val="0"/>
-                <w:numId w:val="81"/>
-              </w:numPr>
-              <w:ind w:firstLineChars="0"/>
-              <w:rPr>
-                <w:szCs w:val="21"/>
-              </w:rPr>
-            </w:pPr>
-            <w:bookmarkStart w:id="3" w:name="_Hlk161214131"/>
-          </w:p>
-        </w:tc>
-      </w:tr>
-      <w:tr>
-        <w:tc>
-          <w:tcPr>
-            <w:tcW w:w="1827" w:type="dxa"/>
-            <w:gridSpan w:val="2"/>
-            <w:hideMark/>
-          </w:tcPr>
-          <w:p>
-            <w:pPr>
-              <w:jc w:val="center"/>
-              <w:rPr>
-                <w:rFonts w:eastAsia="黑体"/>
-                <w:bCs/>
-                <w:szCs w:val="21"/>
-              </w:rPr>
-            </w:pPr>
-            <w:r>
-              <w:rPr>
-                <w:rFonts w:eastAsia="黑体"/>
-                <w:bCs/>
-                <w:szCs w:val="21"/>
-              </w:rPr>
-              <w:t>测试用例名称</w:t>
-            </w:r>
-          </w:p>
-        </w:tc>
-        <w:tc>
-          <w:tcPr>
-            <w:tcW w:w="4821" w:type="dxa"/>
-            <w:gridSpan w:val="3"/>
-          </w:tcPr>
-          <w:p>
-            <w:pPr>
-              <w:jc w:val="center"/>
-              <w:rPr>
-                <w:szCs w:val="21"/>
-              </w:rPr>
-            </w:pPr>
-            <w:r>
-              <w:rPr>
-                <w:rFonts w:hint="eastAsia"/>
-                <w:szCs w:val="21"/>
-              </w:rPr>
-              <w:t xml:space="preserve">人机交互界面操作测试测试</w:t>
-            </w:r>
-          </w:p>
-        </w:tc>
-        <w:tc>
-          <w:tcPr>
-            <w:tcW w:w="1841" w:type="dxa"/>
-            <w:gridSpan w:val="2"/>
-            <w:hideMark/>
-          </w:tcPr>
-          <w:p>
-            <w:pPr>
-              <w:jc w:val="center"/>
-              <w:rPr>
-                <w:b/>
-                <w:szCs w:val="21"/>
-              </w:rPr>
-            </w:pPr>
-            <w:r>
-              <w:rPr>
-                <w:rFonts w:eastAsia="黑体"/>
-                <w:bCs/>
-                <w:szCs w:val="21"/>
-              </w:rPr>
-              <w:t>标</w:t>
-            </w:r>
-            <w:r>
-              <w:rPr>
-                <w:rFonts w:eastAsia="黑体"/>
-                <w:bCs/>
-                <w:szCs w:val="21"/>
-              </w:rPr>
-              <w:t xml:space="preserve">   </w:t>
-            </w:r>
-            <w:r>
-              <w:rPr>
-                <w:rFonts w:eastAsia="黑体"/>
-                <w:bCs/>
-                <w:szCs w:val="21"/>
-              </w:rPr>
-              <w:t>识</w:t>
-            </w:r>
-          </w:p>
-        </w:tc>
-        <w:tc>
-          <w:tcPr>
-            <w:tcW w:w="5483" w:type="dxa"/>
-            <w:gridSpan w:val="2"/>
-          </w:tcPr>
-          <w:p>
-            <w:pPr>
-              <w:jc w:val="center"/>
-              <w:rPr>
-                <w:b/>
-                <w:szCs w:val="21"/>
-              </w:rPr>
-            </w:pPr>
-            <w:r>
-              <w:rPr>
-                <w:rFonts w:hint="eastAsia"/>
-                <w:szCs w:val="21"/>
-              </w:rPr>
-              <w:t xml:space="preserve">YL_GUI_CZCC_001</w:t>
-            </w:r>
-          </w:p>
-        </w:tc>
-      </w:tr>
-      <w:tr>
-        <w:tc>
-          <w:tcPr>
-            <w:tcW w:w="1827" w:type="dxa"/>
-            <w:gridSpan w:val="2"/>
-            <w:hideMark/>
-          </w:tcPr>
-          <w:p>
-            <w:pPr>
-              <w:jc w:val="center"/>
-              <w:rPr>
-                <w:b/>
-                <w:szCs w:val="21"/>
-              </w:rPr>
-            </w:pPr>
-            <w:r>
-              <w:rPr>
-                <w:rFonts w:eastAsia="黑体"/>
-                <w:bCs/>
-                <w:szCs w:val="21"/>
-              </w:rPr>
-              <w:t>追踪关系</w:t>
-            </w:r>
-          </w:p>
-        </w:tc>
-        <w:tc>
-          <w:tcPr>
-            <w:tcW w:w="12145" w:type="dxa"/>
-            <w:gridSpan w:val="7"/>
-          </w:tcPr>
-          <w:p>
-            <w:pPr>
-              <w:rPr>
-                <w:noProof/>
-                <w:szCs w:val="21"/>
-              </w:rPr>
-            </w:pPr>
-            <w:r>
-              <w:rPr>
-                <w:noProof/>
-                <w:szCs w:val="21"/>
-              </w:rPr>
-              <w:t>软件测试依据：</w:t>
-            </w:r>
-            <w:r>
-              <w:rPr>
-                <w:rFonts w:hint="eastAsia"/>
-                <w:noProof/>
-                <w:szCs w:val="21"/>
-              </w:rPr>
-              <w:t>测评大纲</w:t>
-            </w:r>
-          </w:p>
-          <w:p>
-            <w:pPr>
-              <w:rPr>
-                <w:noProof/>
-                <w:szCs w:val="21"/>
-              </w:rPr>
-            </w:pPr>
-            <w:r>
-              <w:rPr>
-                <w:noProof/>
-                <w:szCs w:val="21"/>
-              </w:rPr>
-              <w:t>测试需求分析：（</w:t>
-            </w:r>
-            <w:r>
-              <w:rPr>
-                <w:rFonts w:hint="eastAsia"/>
-                <w:noProof/>
-                <w:szCs w:val="21"/>
-              </w:rPr>
-              <w:t xml:space="preserve">6.2.5.5</w:t>
-            </w:r>
-            <w:r>
-              <w:rPr>
-                <w:noProof/>
-                <w:szCs w:val="21"/>
-              </w:rPr>
-              <w:t>）</w:t>
-            </w:r>
-            <w:r>
-              <w:rPr>
-                <w:rFonts w:hint="eastAsia"/>
-                <w:noProof/>
-                <w:szCs w:val="21"/>
-              </w:rPr>
-              <w:t xml:space="preserve">人机交互界面操作测试测试</w:t>
-            </w:r>
-          </w:p>
-          <w:p>
-            <w:pPr>
-              <w:rPr>
-                <w:i/>
-                <w:szCs w:val="21"/>
-              </w:rPr>
-            </w:pPr>
-            <w:r>
-              <w:rPr>
-                <w:noProof/>
-                <w:szCs w:val="21"/>
-              </w:rPr>
-              <w:t>测试需求标识：</w:t>
-            </w:r>
-            <w:r>
-              <w:rPr>
-                <w:rFonts w:hint="eastAsia"/>
-                <w:noProof/>
-                <w:szCs w:val="21"/>
-              </w:rPr>
-              <w:t xml:space="preserve">XQ_GUI_CZCC</w:t>
-            </w:r>
-          </w:p>
-        </w:tc>
-      </w:tr>
-      <w:tr>
-        <w:tc>
-          <w:tcPr>
-            <w:tcW w:w="1827" w:type="dxa"/>
-            <w:gridSpan w:val="2"/>
-            <w:hideMark/>
-          </w:tcPr>
-          <w:p>
-            <w:pPr>
-              <w:jc w:val="center"/>
-              <w:rPr>
-                <w:rFonts w:eastAsia="黑体"/>
-                <w:bCs/>
-                <w:szCs w:val="21"/>
-              </w:rPr>
-            </w:pPr>
-            <w:r>
-              <w:rPr>
-                <w:rFonts w:eastAsia="黑体"/>
-                <w:bCs/>
-                <w:szCs w:val="21"/>
-              </w:rPr>
-              <w:t>测试用例综述</w:t>
-            </w:r>
-          </w:p>
-        </w:tc>
-        <w:tc>
-          <w:tcPr>
-            <w:tcW w:w="12145" w:type="dxa"/>
-            <w:gridSpan w:val="7"/>
-          </w:tcPr>
-          <w:p>
-            <w:pPr>
-              <w:rPr>
-                <w:szCs w:val="21"/>
-              </w:rPr>
-            </w:pPr>
-            <w:r>
-              <w:rPr>
-                <w:rFonts w:hint="eastAsia"/>
-                <w:szCs w:val="21"/>
-              </w:rPr>
-              <w:t xml:space="preserve">测试软件人机交互的界面操作测试</w:t>
-            </w:r>
-          </w:p>
-        </w:tc>
-      </w:tr>
-      <w:tr>
-        <w:tc>
-          <w:tcPr>
-            <w:tcW w:w="1827" w:type="dxa"/>
-            <w:gridSpan w:val="2"/>
-            <w:hideMark/>
-          </w:tcPr>
-          <w:p>
-            <w:pPr>
-              <w:jc w:val="center"/>
-              <w:rPr>
-                <w:rFonts w:eastAsia="黑体"/>
-                <w:bCs/>
-                <w:szCs w:val="21"/>
-              </w:rPr>
-            </w:pPr>
-            <w:r>
-              <w:rPr>
-                <w:rFonts w:eastAsia="黑体"/>
-                <w:bCs/>
-                <w:szCs w:val="21"/>
-              </w:rPr>
-              <w:t>用例初始化</w:t>
-            </w:r>
-          </w:p>
-        </w:tc>
-        <w:tc>
-          <w:tcPr>
-            <w:tcW w:w="12145" w:type="dxa"/>
-            <w:gridSpan w:val="7"/>
-          </w:tcPr>
-          <w:p>
-            <w:pPr>
-              <w:rPr>
-                <w:szCs w:val="21"/>
-              </w:rPr>
-            </w:pPr>
-            <w:r>
-              <w:rPr>
-                <w:rFonts w:hint="eastAsia"/>
-                <w:szCs w:val="21"/>
-              </w:rPr>
-              <w:t xml:space="preserve">已获取被测件的用户手册</w:t>
-            </w:r>
-          </w:p>
-        </w:tc>
-      </w:tr>
-      <w:tr>
-        <w:tc>
-          <w:tcPr>
-            <w:tcW w:w="1827" w:type="dxa"/>
-            <w:gridSpan w:val="2"/>
-            <w:hideMark/>
-          </w:tcPr>
-          <w:p>
-            <w:pPr>
-              <w:jc w:val="center"/>
-              <w:rPr>
-                <w:rFonts w:eastAsia="黑体"/>
-                <w:bCs/>
-                <w:szCs w:val="21"/>
-              </w:rPr>
-            </w:pPr>
-            <w:r>
-              <w:rPr>
-                <w:rFonts w:eastAsia="黑体"/>
-                <w:bCs/>
-                <w:szCs w:val="21"/>
-              </w:rPr>
-              <w:t>前提和约束</w:t>
-            </w:r>
-          </w:p>
-        </w:tc>
-        <w:tc>
-          <w:tcPr>
-            <w:tcW w:w="12145" w:type="dxa"/>
-            <w:gridSpan w:val="7"/>
-          </w:tcPr>
-          <w:p>
-            <w:pPr>
-              <w:rPr>
-                <w:szCs w:val="21"/>
-              </w:rPr>
-            </w:pPr>
-            <w:r>
-              <w:rPr>
-                <w:rFonts w:hint="eastAsia"/>
-                <w:szCs w:val="21"/>
-              </w:rPr>
-              <w:t xml:space="preserve">软件可正常运行，界面初始化完成</w:t>
-            </w:r>
-          </w:p>
-        </w:tc>
-      </w:tr>
-      <w:tr>
-        <w:tc>
-          <w:tcPr>
-            <w:tcW w:w="13972" w:type="dxa"/>
-            <w:gridSpan w:val="9"/>
-            <w:hideMark/>
-          </w:tcPr>
-          <w:p>
-            <w:pPr>
-              <w:jc w:val="center"/>
-              <w:rPr>
-                <w:rFonts w:eastAsia="黑体"/>
-                <w:bCs/>
-                <w:szCs w:val="21"/>
-              </w:rPr>
-            </w:pPr>
-            <w:r>
-              <w:rPr>
-                <w:rFonts w:eastAsia="黑体"/>
-                <w:bCs/>
-                <w:szCs w:val="21"/>
-              </w:rPr>
-              <w:t>测试步骤</w:t>
-            </w:r>
-          </w:p>
-        </w:tc>
-      </w:tr>
-      <w:tr>
-        <w:tc>
-          <w:tcPr>
-            <w:tcW w:w="1181" w:type="dxa"/>
-            <w:hideMark/>
-          </w:tcPr>
-          <w:p>
-            <w:pPr>
-              <w:jc w:val="center"/>
-              <w:rPr>
-                <w:rFonts w:eastAsia="黑体"/>
-                <w:bCs/>
-                <w:szCs w:val="21"/>
-              </w:rPr>
-            </w:pPr>
-            <w:r>
-              <w:rPr>
-                <w:rFonts w:eastAsia="黑体"/>
-                <w:bCs/>
-                <w:szCs w:val="21"/>
-              </w:rPr>
-              <w:t>序号</w:t>
-            </w:r>
-          </w:p>
-        </w:tc>
-        <w:tc>
-          <w:tcPr>
-            <w:tcW w:w="4335" w:type="dxa"/>
-            <w:gridSpan w:val="2"/>
-            <w:hideMark/>
-          </w:tcPr>
-          <w:p>
-            <w:pPr>
-              <w:jc w:val="center"/>
-              <w:rPr>
-                <w:rFonts w:eastAsia="黑体"/>
-                <w:bCs/>
-                <w:szCs w:val="21"/>
-              </w:rPr>
-            </w:pPr>
-            <w:r>
-              <w:rPr>
-                <w:rFonts w:eastAsia="黑体"/>
-                <w:bCs/>
-                <w:szCs w:val="21"/>
-              </w:rPr>
-              <w:t>输入及操作</w:t>
-            </w:r>
-          </w:p>
-        </w:tc>
-        <w:tc>
-          <w:tcPr>
-            <w:tcW w:w="2694" w:type="dxa"/>
-            <w:gridSpan w:val="3"/>
-            <w:hideMark/>
-          </w:tcPr>
-          <w:p>
-            <w:pPr>
-              <w:jc w:val="center"/>
-              <w:rPr>
-                <w:rFonts w:eastAsia="黑体"/>
-                <w:bCs/>
-                <w:szCs w:val="21"/>
-              </w:rPr>
-            </w:pPr>
-            <w:r>
-              <w:rPr>
-                <w:rFonts w:eastAsia="黑体"/>
-                <w:bCs/>
-                <w:szCs w:val="21"/>
-              </w:rPr>
-              <w:t>期望结果与评估标准</w:t>
-            </w:r>
-          </w:p>
-        </w:tc>
-        <w:tc>
-          <w:tcPr>
-            <w:tcW w:w="4703" w:type="dxa"/>
-            <w:gridSpan w:val="2"/>
-            <w:hideMark/>
-          </w:tcPr>
-          <w:p>
-            <w:pPr>
-              <w:jc w:val="center"/>
-              <w:rPr>
-                <w:rFonts w:eastAsia="黑体"/>
-                <w:bCs/>
-                <w:szCs w:val="21"/>
-              </w:rPr>
-            </w:pPr>
-            <w:r>
-              <w:rPr>
-                <w:rFonts w:eastAsia="黑体"/>
-                <w:bCs/>
-                <w:szCs w:val="21"/>
-              </w:rPr>
-              <w:t>实测结果</w:t>
-            </w:r>
-          </w:p>
-        </w:tc>
-        <w:tc>
-          <w:tcPr>
-            <w:tcW w:w="1059" w:type="dxa"/>
-            <w:hideMark/>
-          </w:tcPr>
-          <w:p>
-            <w:pPr>
-              <w:jc w:val="center"/>
-              <w:rPr>
-                <w:rFonts w:eastAsia="黑体"/>
-                <w:bCs/>
-                <w:szCs w:val="21"/>
-              </w:rPr>
-            </w:pPr>
-            <w:r>
-              <w:rPr>
-                <w:rFonts w:eastAsia="黑体"/>
-                <w:bCs/>
-                <w:szCs w:val="21"/>
-              </w:rPr>
-              <w:t>通过</w:t>
-            </w:r>
-          </w:p>
-          <w:p>
-            <w:pPr>
-              <w:jc w:val="center"/>
-              <w:rPr>
-                <w:rFonts w:eastAsia="黑体"/>
-                <w:bCs/>
-                <w:szCs w:val="21"/>
-              </w:rPr>
-            </w:pPr>
-            <w:r>
-              <w:rPr>
-                <w:rFonts w:eastAsia="黑体"/>
-                <w:bCs/>
-                <w:szCs w:val="21"/>
-              </w:rPr>
-              <w:t>与否</w:t>
-            </w:r>
-          </w:p>
-        </w:tc>
-      </w:tr>
-      <w:tr>
-        <w:tc>
-          <w:tcPr>
-            <w:tcW w:w="1181" w:type="dxa"/>
-          </w:tcPr>
-          <w:p>
-            <w:pPr>
-              <w:jc w:val="center"/>
-              <w:rPr>
-                <w:noProof/>
-                <w:szCs w:val="21"/>
-              </w:rPr>
-            </w:pPr>
-            <w:r>
-              <w:rPr>
-                <w:rFonts w:hint="eastAsia"/>
-                <w:noProof/>
-                <w:szCs w:val="21"/>
-              </w:rPr>
-              <w:t xml:space="preserve">1</w:t>
-            </w:r>
-          </w:p>
-        </w:tc>
-        <w:tc>
-          <w:tcPr>
-            <w:tcW w:w="4335" w:type="dxa"/>
-            <w:gridSpan w:val="2"/>
-          </w:tcPr>
-          <w:p>
-            <w:pPr>
-              <w:rPr>
-                <w:szCs w:val="21"/>
-              </w:rPr>
-            </w:pPr>
-            <w:r>
-              <w:rPr>
-                <w:rFonts w:hint="eastAsia"/>
-                <w:szCs w:val="21"/>
-              </w:rPr>
-              <w:t xml:space="preserve">检查按键、编辑框等使能情况（闪烁）</w:t>
-            </w:r>
-          </w:p>
-        </w:tc>
-        <w:tc>
-          <w:tcPr>
-            <w:tcW w:w="2694" w:type="dxa"/>
-            <w:gridSpan w:val="3"/>
-          </w:tcPr>
-          <w:p>
-            <w:pPr>
-              <w:rPr>
-                <w:noProof/>
-                <w:szCs w:val="21"/>
-              </w:rPr>
-            </w:pPr>
-            <w:r>
-              <w:rPr>
-                <w:rFonts w:hint="eastAsia"/>
-                <w:noProof/>
-                <w:szCs w:val="21"/>
-              </w:rPr>
-              <w:lastRenderedPageBreak/>
-              <w:t xml:space="preserve">闪烁</w:t>
-            </w:r>
-          </w:p>
-        </w:tc>
-        <w:tc>
-          <w:tcPr>
-            <w:tcW w:w="4703" w:type="dxa"/>
-            <w:gridSpan w:val="2"/>
-          </w:tcPr>
-          <w:p>
-            <w:pPr>
-              <w:rPr>
-                <w:szCs w:val="21"/>
-              </w:rPr>
-            </w:pPr>
-            <w:r>
-              <w:rPr>
-                <w:rFonts w:hint="eastAsia"/>
-                <w:szCs w:val="21"/>
-              </w:rPr>
-              <w:t xml:space="preserve">界面操作结果符合预期</w:t>
-            </w:r>
-          </w:p>
-        </w:tc>
-        <w:tc>
-          <w:tcPr>
-            <w:tcW w:w="1059" w:type="dxa"/>
-          </w:tcPr>
-          <w:p>
-            <w:pPr>
-              <w:rPr>
-                <w:noProof/>
-                <w:szCs w:val="21"/>
-              </w:rPr>
-            </w:pPr>
-            <w:r>
-              <w:rPr>
-                <w:rFonts w:hint="eastAsia"/>
-                <w:noProof/>
-                <w:szCs w:val="21"/>
-              </w:rPr>
-              <w:lastRenderedPageBreak/>
-              <w:t xml:space="preserve">未执行</w:t>
-            </w:r>
-          </w:p>
-        </w:tc>
-      </w:tr>
-      <w:tr>
-        <w:tc>
-          <w:tcPr>
-            <w:tcW w:w="1181" w:type="dxa"/>
-          </w:tcPr>
-          <w:p>
-            <w:pPr>
-              <w:jc w:val="center"/>
-              <w:rPr>
-                <w:noProof/>
-                <w:szCs w:val="21"/>
-              </w:rPr>
-            </w:pPr>
-            <w:r>
-              <w:rPr>
-                <w:rFonts w:hint="eastAsia"/>
-                <w:noProof/>
-                <w:szCs w:val="21"/>
-              </w:rPr>
-              <w:t xml:space="preserve">2</w:t>
-            </w:r>
-          </w:p>
-        </w:tc>
-        <w:tc>
-          <w:tcPr>
-            <w:tcW w:w="4335" w:type="dxa"/>
-            <w:gridSpan w:val="2"/>
-          </w:tcPr>
-          <w:p>
-            <w:pPr>
-              <w:rPr>
-                <w:szCs w:val="21"/>
-              </w:rPr>
-            </w:pPr>
-            <w:r>
-              <w:rPr>
-                <w:rFonts w:hint="eastAsia"/>
-                <w:szCs w:val="21"/>
-              </w:rPr>
-              <w:t xml:space="preserve">执行任务期间，进行按键的多处连击</w:t>
-            </w:r>
-          </w:p>
-        </w:tc>
-        <w:tc>
-          <w:tcPr>
-            <w:tcW w:w="2694" w:type="dxa"/>
-            <w:gridSpan w:val="3"/>
-          </w:tcPr>
-          <w:p>
-            <w:pPr>
-              <w:rPr>
-                <w:noProof/>
-                <w:szCs w:val="21"/>
-              </w:rPr>
-            </w:pPr>
-            <w:r>
-              <w:rPr>
-                <w:rFonts w:hint="eastAsia"/>
-                <w:noProof/>
-                <w:szCs w:val="21"/>
-              </w:rPr>
-              <w:lastRenderedPageBreak/>
-              <w:t xml:space="preserve">不会出现假死或崩溃</w:t>
-            </w:r>
-          </w:p>
-        </w:tc>
-        <w:tc>
-          <w:tcPr>
-            <w:tcW w:w="4703" w:type="dxa"/>
-            <w:gridSpan w:val="2"/>
-          </w:tcPr>
-          <w:p>
-            <w:pPr>
-              <w:rPr>
-                <w:szCs w:val="21"/>
-              </w:rPr>
-            </w:pPr>
-            <w:r>
-              <w:rPr>
-                <w:rFonts w:hint="eastAsia"/>
-                <w:szCs w:val="21"/>
-              </w:rPr>
-              <w:t xml:space="preserve">界面操作结果符合预期</w:t>
-            </w:r>
-          </w:p>
-        </w:tc>
-        <w:tc>
-          <w:tcPr>
-            <w:tcW w:w="1059" w:type="dxa"/>
-          </w:tcPr>
-          <w:p>
-            <w:pPr>
-              <w:rPr>
-                <w:noProof/>
-                <w:szCs w:val="21"/>
-              </w:rPr>
-            </w:pPr>
-            <w:r>
-              <w:rPr>
-                <w:rFonts w:hint="eastAsia"/>
-                <w:noProof/>
-                <w:szCs w:val="21"/>
-              </w:rPr>
-              <w:lastRenderedPageBreak/>
-              <w:t xml:space="preserve">未执行</w:t>
-            </w:r>
-          </w:p>
-        </w:tc>
-      </w:tr>
-      <w:tr>
-        <w:tc>
-          <w:tcPr>
-            <w:tcW w:w="1181" w:type="dxa"/>
-          </w:tcPr>
-          <w:p>
-            <w:pPr>
-              <w:jc w:val="center"/>
-              <w:rPr>
-                <w:noProof/>
-                <w:szCs w:val="21"/>
-              </w:rPr>
-            </w:pPr>
-            <w:r>
-              <w:rPr>
-                <w:rFonts w:hint="eastAsia"/>
-                <w:noProof/>
-                <w:szCs w:val="21"/>
-              </w:rPr>
-              <w:t xml:space="preserve">3</w:t>
-            </w:r>
-          </w:p>
-        </w:tc>
-        <w:tc>
-          <w:tcPr>
-            <w:tcW w:w="4335" w:type="dxa"/>
-            <w:gridSpan w:val="2"/>
-          </w:tcPr>
-          <w:p>
-            <w:pPr>
-              <w:rPr>
-                <w:szCs w:val="21"/>
-              </w:rPr>
-            </w:pPr>
-            <w:r>
-              <w:rPr>
-                <w:rFonts w:hint="eastAsia"/>
-                <w:szCs w:val="21"/>
-              </w:rPr>
-              <w:t xml:space="preserve">检查列表，列表中的内容允许编辑、数据变更后自动更新显示</w:t>
-            </w:r>
-          </w:p>
-        </w:tc>
-        <w:tc>
-          <w:tcPr>
-            <w:tcW w:w="2694" w:type="dxa"/>
-            <w:gridSpan w:val="3"/>
-          </w:tcPr>
-          <w:p>
-            <w:pPr>
-              <w:rPr>
-                <w:noProof/>
-                <w:szCs w:val="21"/>
-              </w:rPr>
-            </w:pPr>
-            <w:r>
-              <w:rPr>
-                <w:rFonts w:hint="eastAsia"/>
-                <w:noProof/>
-                <w:szCs w:val="21"/>
-              </w:rPr>
-              <w:lastRenderedPageBreak/>
-              <w:t xml:space="preserve">内容允许编辑、数据变更后自动更新显示</w:t>
-            </w:r>
-          </w:p>
-        </w:tc>
-        <w:tc>
-          <w:tcPr>
-            <w:tcW w:w="4703" w:type="dxa"/>
-            <w:gridSpan w:val="2"/>
-          </w:tcPr>
-          <w:p>
-            <w:pPr>
-              <w:rPr>
-                <w:szCs w:val="21"/>
-              </w:rPr>
-            </w:pPr>
-            <w:r>
-              <w:rPr>
-                <w:rFonts w:hint="eastAsia"/>
-                <w:szCs w:val="21"/>
-              </w:rPr>
-              <w:t xml:space="preserve">界面操作结果符合预期</w:t>
-            </w:r>
-          </w:p>
-        </w:tc>
-        <w:tc>
-          <w:tcPr>
-            <w:tcW w:w="1059" w:type="dxa"/>
-          </w:tcPr>
-          <w:p>
-            <w:pPr>
-              <w:rPr>
-                <w:noProof/>
-                <w:szCs w:val="21"/>
-              </w:rPr>
-            </w:pPr>
-            <w:r>
-              <w:rPr>
-                <w:rFonts w:hint="eastAsia"/>
-                <w:noProof/>
-                <w:szCs w:val="21"/>
-              </w:rPr>
-              <w:lastRenderedPageBreak/>
-              <w:t xml:space="preserve">未执行</w:t>
-            </w:r>
-          </w:p>
-        </w:tc>
-      </w:tr>
-      <w:tr>
-        <w:tc>
-          <w:tcPr>
-            <w:tcW w:w="1181" w:type="dxa"/>
-          </w:tcPr>
-          <w:p>
-            <w:pPr>
-              <w:jc w:val="center"/>
-              <w:rPr>
-                <w:noProof/>
-                <w:szCs w:val="21"/>
-              </w:rPr>
-            </w:pPr>
-            <w:r>
-              <w:rPr>
-                <w:rFonts w:hint="eastAsia"/>
-                <w:noProof/>
-                <w:szCs w:val="21"/>
-              </w:rPr>
-              <w:t xml:space="preserve">4</w:t>
-            </w:r>
-          </w:p>
-        </w:tc>
-        <w:tc>
-          <w:tcPr>
-            <w:tcW w:w="4335" w:type="dxa"/>
-            <w:gridSpan w:val="2"/>
-          </w:tcPr>
-          <w:p>
-            <w:pPr>
-              <w:rPr>
-                <w:szCs w:val="21"/>
-              </w:rPr>
-            </w:pPr>
-            <w:r>
-              <w:rPr>
-                <w:rFonts w:hint="eastAsia"/>
-                <w:szCs w:val="21"/>
-              </w:rPr>
-              <w:t xml:space="preserve">能够进行选择和取消，选择及取消后处理正确</w:t>
-            </w:r>
-          </w:p>
-        </w:tc>
-        <w:tc>
-          <w:tcPr>
-            <w:tcW w:w="2694" w:type="dxa"/>
-            <w:gridSpan w:val="3"/>
-          </w:tcPr>
-          <w:p>
-            <w:pPr>
-              <w:rPr>
-                <w:noProof/>
-                <w:szCs w:val="21"/>
-              </w:rPr>
-            </w:pPr>
-            <w:r>
-              <w:rPr>
-                <w:rFonts w:hint="eastAsia"/>
-                <w:noProof/>
-                <w:szCs w:val="21"/>
-              </w:rPr>
-              <w:lastRenderedPageBreak/>
-              <w:t xml:space="preserve">能够进行选择和取消，选择及取消后处理正确</w:t>
-            </w:r>
-          </w:p>
-        </w:tc>
-        <w:tc>
-          <w:tcPr>
-            <w:tcW w:w="4703" w:type="dxa"/>
-            <w:gridSpan w:val="2"/>
-          </w:tcPr>
-          <w:p>
-            <w:pPr>
-              <w:rPr>
-                <w:szCs w:val="21"/>
-              </w:rPr>
-            </w:pPr>
-            <w:r>
-              <w:rPr>
-                <w:rFonts w:hint="eastAsia"/>
-                <w:szCs w:val="21"/>
-              </w:rPr>
-              <w:t xml:space="preserve">界面操作结果符合预期</w:t>
-            </w:r>
-          </w:p>
-        </w:tc>
-        <w:tc>
-          <w:tcPr>
-            <w:tcW w:w="1059" w:type="dxa"/>
-          </w:tcPr>
-          <w:p>
-            <w:pPr>
-              <w:rPr>
-                <w:noProof/>
-                <w:szCs w:val="21"/>
-              </w:rPr>
-            </w:pPr>
-            <w:r>
-              <w:rPr>
-                <w:rFonts w:hint="eastAsia"/>
-                <w:noProof/>
-                <w:szCs w:val="21"/>
-              </w:rPr>
-              <w:lastRenderedPageBreak/>
-              <w:t xml:space="preserve">未执行</w:t>
-            </w:r>
-          </w:p>
-        </w:tc>
-      </w:tr>
-      <w:tr>
-        <w:tc>
-          <w:tcPr>
-            <w:tcW w:w="1181" w:type="dxa"/>
-          </w:tcPr>
-          <w:p>
-            <w:pPr>
-              <w:jc w:val="center"/>
-              <w:rPr>
-                <w:noProof/>
-                <w:szCs w:val="21"/>
-              </w:rPr>
-            </w:pPr>
-            <w:r>
-              <w:rPr>
-                <w:rFonts w:hint="eastAsia"/>
-                <w:noProof/>
-                <w:szCs w:val="21"/>
-              </w:rPr>
-              <w:t xml:space="preserve">5</w:t>
-            </w:r>
-          </w:p>
-        </w:tc>
-        <w:tc>
-          <w:tcPr>
-            <w:tcW w:w="4335" w:type="dxa"/>
-            <w:gridSpan w:val="2"/>
-          </w:tcPr>
-          <w:p>
-            <w:pPr>
-              <w:rPr>
-                <w:szCs w:val="21"/>
-              </w:rPr>
-            </w:pPr>
-            <w:r>
-              <w:rPr>
-                <w:rFonts w:hint="eastAsia"/>
-                <w:szCs w:val="21"/>
-              </w:rPr>
-              <w:t xml:space="preserve">选择或取消某个单选框后再进行复选操作</w:t>
-            </w:r>
-          </w:p>
-        </w:tc>
-        <w:tc>
-          <w:tcPr>
-            <w:tcW w:w="2694" w:type="dxa"/>
-            <w:gridSpan w:val="3"/>
-          </w:tcPr>
-          <w:p>
-            <w:pPr>
-              <w:rPr>
-                <w:noProof/>
-                <w:szCs w:val="21"/>
-              </w:rPr>
-            </w:pPr>
-            <w:r>
-              <w:rPr>
-                <w:rFonts w:hint="eastAsia"/>
-                <w:noProof/>
-                <w:szCs w:val="21"/>
-              </w:rPr>
-              <w:lastRenderedPageBreak/>
-              <w:t xml:space="preserve">操作正确</w:t>
-            </w:r>
-          </w:p>
-        </w:tc>
-        <w:tc>
-          <w:tcPr>
-            <w:tcW w:w="4703" w:type="dxa"/>
-            <w:gridSpan w:val="2"/>
-          </w:tcPr>
-          <w:p>
-            <w:pPr>
-              <w:rPr>
-                <w:szCs w:val="21"/>
-              </w:rPr>
-            </w:pPr>
-            <w:r>
-              <w:rPr>
-                <w:rFonts w:hint="eastAsia"/>
-                <w:szCs w:val="21"/>
-              </w:rPr>
-              <w:t xml:space="preserve">界面操作结果符合预期</w:t>
-            </w:r>
-          </w:p>
-        </w:tc>
-        <w:tc>
-          <w:tcPr>
-            <w:tcW w:w="1059" w:type="dxa"/>
-          </w:tcPr>
-          <w:p>
-            <w:pPr>
-              <w:rPr>
-                <w:noProof/>
-                <w:szCs w:val="21"/>
-              </w:rPr>
-            </w:pPr>
-            <w:r>
-              <w:rPr>
-                <w:rFonts w:hint="eastAsia"/>
-                <w:noProof/>
-                <w:szCs w:val="21"/>
-              </w:rPr>
-              <w:lastRenderedPageBreak/>
-              <w:t xml:space="preserve">未执行</w:t>
-            </w:r>
-          </w:p>
-        </w:tc>
-      </w:tr>
-      <w:tr>
-        <w:tc>
-          <w:tcPr>
-            <w:tcW w:w="1181" w:type="dxa"/>
-          </w:tcPr>
-          <w:p>
-            <w:pPr>
-              <w:jc w:val="center"/>
-              <w:rPr>
-                <w:noProof/>
-                <w:szCs w:val="21"/>
-              </w:rPr>
-            </w:pPr>
-            <w:r>
-              <w:rPr>
-                <w:rFonts w:hint="eastAsia"/>
-                <w:noProof/>
-                <w:szCs w:val="21"/>
-              </w:rPr>
-              <w:t xml:space="preserve">6</w:t>
-            </w:r>
-          </w:p>
-        </w:tc>
-        <w:tc>
-          <w:tcPr>
-            <w:tcW w:w="4335" w:type="dxa"/>
-            <w:gridSpan w:val="2"/>
-          </w:tcPr>
-          <w:p>
-            <w:pPr>
-              <w:rPr>
-                <w:szCs w:val="21"/>
-              </w:rPr>
-            </w:pPr>
-            <w:r>
-              <w:rPr>
-                <w:rFonts w:hint="eastAsia"/>
-                <w:szCs w:val="21"/>
-              </w:rPr>
-              <w:t xml:space="preserve">执行一个任务，查看界面操作及显示的正确性</w:t>
-            </w:r>
-          </w:p>
-        </w:tc>
-        <w:tc>
-          <w:tcPr>
-            <w:tcW w:w="2694" w:type="dxa"/>
-            <w:gridSpan w:val="3"/>
-          </w:tcPr>
-          <w:p>
-            <w:pPr>
-              <w:rPr>
-                <w:noProof/>
-                <w:szCs w:val="21"/>
-              </w:rPr>
-            </w:pPr>
-            <w:r>
-              <w:rPr>
-                <w:rFonts w:hint="eastAsia"/>
-                <w:noProof/>
-                <w:szCs w:val="21"/>
-              </w:rPr>
-              <w:lastRenderedPageBreak/>
-              <w:t xml:space="preserve">界面操作及显示正确</w:t>
-            </w:r>
-          </w:p>
-        </w:tc>
-        <w:tc>
-          <w:tcPr>
-            <w:tcW w:w="4703" w:type="dxa"/>
-            <w:gridSpan w:val="2"/>
-          </w:tcPr>
-          <w:p>
-            <w:pPr>
-              <w:rPr>
-                <w:szCs w:val="21"/>
-              </w:rPr>
-            </w:pPr>
-            <w:r>
-              <w:rPr>
-                <w:rFonts w:hint="eastAsia"/>
-                <w:szCs w:val="21"/>
-              </w:rPr>
-              <w:t xml:space="preserve">界面操作结果符合预期</w:t>
-            </w:r>
-          </w:p>
-        </w:tc>
-        <w:tc>
-          <w:tcPr>
-            <w:tcW w:w="1059" w:type="dxa"/>
-          </w:tcPr>
-          <w:p>
-            <w:pPr>
-              <w:rPr>
-                <w:noProof/>
-                <w:szCs w:val="21"/>
-              </w:rPr>
-            </w:pPr>
-            <w:r>
-              <w:rPr>
-                <w:rFonts w:hint="eastAsia"/>
-                <w:noProof/>
-                <w:szCs w:val="21"/>
-              </w:rPr>
-              <w:lastRenderedPageBreak/>
-              <w:t xml:space="preserve">未执行</w:t>
-            </w:r>
-          </w:p>
-        </w:tc>
-      </w:tr>
-      <w:tr>
-        <w:tc>
-          <w:tcPr>
-            <w:tcW w:w="1181" w:type="dxa"/>
-          </w:tcPr>
-          <w:p>
-            <w:pPr>
-              <w:jc w:val="center"/>
-              <w:rPr>
-                <w:noProof/>
-                <w:szCs w:val="21"/>
-              </w:rPr>
-            </w:pPr>
-            <w:r>
-              <w:rPr>
-                <w:rFonts w:hint="eastAsia"/>
-                <w:noProof/>
-                <w:szCs w:val="21"/>
-              </w:rPr>
-              <w:t xml:space="preserve">7</w:t>
-            </w:r>
-          </w:p>
-        </w:tc>
-        <w:tc>
-          <w:tcPr>
-            <w:tcW w:w="4335" w:type="dxa"/>
-            <w:gridSpan w:val="2"/>
-          </w:tcPr>
-          <w:p>
-            <w:pPr>
-              <w:rPr>
-                <w:szCs w:val="21"/>
-              </w:rPr>
-            </w:pPr>
-            <w:r>
-              <w:rPr>
-                <w:rFonts w:hint="eastAsia"/>
-                <w:szCs w:val="21"/>
-              </w:rPr>
-              <w:t xml:space="preserve">在一个菜单功能项执行过程中用使用按钮选择其他功能</w:t>
-            </w:r>
-          </w:p>
-        </w:tc>
-        <w:tc>
-          <w:tcPr>
-            <w:tcW w:w="2694" w:type="dxa"/>
-            <w:gridSpan w:val="3"/>
-          </w:tcPr>
-          <w:p>
-            <w:pPr>
-              <w:rPr>
-                <w:noProof/>
-                <w:szCs w:val="21"/>
-              </w:rPr>
-            </w:pPr>
-            <w:r>
-              <w:rPr>
-                <w:rFonts w:hint="eastAsia"/>
-                <w:noProof/>
-                <w:szCs w:val="21"/>
-              </w:rPr>
-              <w:lastRenderedPageBreak/>
-              <w:t xml:space="preserve">不会出现假死或崩溃情况</w:t>
-            </w:r>
-          </w:p>
-        </w:tc>
-        <w:tc>
-          <w:tcPr>
-            <w:tcW w:w="4703" w:type="dxa"/>
-            <w:gridSpan w:val="2"/>
-          </w:tcPr>
-          <w:p>
-            <w:pPr>
-              <w:rPr>
-                <w:szCs w:val="21"/>
-              </w:rPr>
-            </w:pPr>
-            <w:r>
-              <w:rPr>
-                <w:rFonts w:hint="eastAsia"/>
-                <w:szCs w:val="21"/>
-              </w:rPr>
-              <w:t xml:space="preserve">界面操作结果符合预期</w:t>
-            </w:r>
-          </w:p>
-        </w:tc>
-        <w:tc>
-          <w:tcPr>
-            <w:tcW w:w="1059" w:type="dxa"/>
-          </w:tcPr>
-          <w:p>
-            <w:pPr>
-              <w:rPr>
-                <w:noProof/>
-                <w:szCs w:val="21"/>
-              </w:rPr>
-            </w:pPr>
-            <w:r>
-              <w:rPr>
-                <w:rFonts w:hint="eastAsia"/>
-                <w:noProof/>
-                <w:szCs w:val="21"/>
-              </w:rPr>
-              <w:lastRenderedPageBreak/>
-              <w:t xml:space="preserve">未执行</w:t>
-            </w:r>
-          </w:p>
-        </w:tc>
-      </w:tr>
-      <w:tr>
-        <w:tc>
-          <w:tcPr>
-            <w:tcW w:w="1827" w:type="dxa"/>
-            <w:gridSpan w:val="2"/>
-            <w:hideMark/>
-          </w:tcPr>
-          <w:p>
-            <w:pPr>
-              <w:jc w:val="center"/>
-              <w:rPr>
-                <w:rFonts w:eastAsia="黑体"/>
-                <w:bCs/>
-                <w:szCs w:val="21"/>
-              </w:rPr>
-            </w:pPr>
-            <w:r>
-              <w:rPr>
-                <w:rFonts w:eastAsia="黑体"/>
-                <w:bCs/>
-                <w:szCs w:val="21"/>
-              </w:rPr>
-              <w:t>执行状态</w:t>
-            </w:r>
-          </w:p>
-        </w:tc>
-        <w:tc>
-          <w:tcPr>
-            <w:tcW w:w="4086" w:type="dxa"/>
-            <w:gridSpan w:val="2"/>
-          </w:tcPr>
-          <w:p>
-            <w:pPr>
-              <w:rPr>
-                <w:szCs w:val="21"/>
-              </w:rPr>
-            </w:pPr>
-            <w:r>
-              <w:rPr>
-                <w:rFonts w:hint="eastAsia"/>
-                <w:szCs w:val="21"/>
-              </w:rPr>
-              <w:t>已执行</w:t>
-            </w:r>
-          </w:p>
-        </w:tc>
-        <w:tc>
-          <w:tcPr>
-            <w:tcW w:w="2297" w:type="dxa"/>
-            <w:gridSpan w:val="2"/>
-            <w:hideMark/>
-          </w:tcPr>
-          <w:p>
-            <w:pPr>
-              <w:jc w:val="center"/>
-              <w:rPr>
-                <w:rFonts w:eastAsia="黑体"/>
-                <w:bCs/>
-                <w:szCs w:val="21"/>
-              </w:rPr>
-            </w:pPr>
-            <w:r>
-              <w:rPr>
-                <w:rFonts w:eastAsia="黑体"/>
-                <w:bCs/>
-                <w:szCs w:val="21"/>
-              </w:rPr>
-              <w:t>测试时间</w:t>
-            </w:r>
-          </w:p>
-        </w:tc>
-        <w:tc>
-          <w:tcPr>
-            <w:tcW w:w="5762" w:type="dxa"/>
-            <w:gridSpan w:val="3"/>
-          </w:tcPr>
-          <w:p>
-            <w:pPr>
-              <w:rPr>
-                <w:noProof/>
-                <w:szCs w:val="21"/>
-              </w:rPr>
-            </w:pPr>
-            <w:r>
-              <w:rPr>
-                <w:rFonts w:hint="eastAsia"/>
-                <w:noProof/>
-                <w:szCs w:val="21"/>
-              </w:rPr>
-              <w:t xml:space="preserve">2026-04-16</w:t>
-            </w:r>
-          </w:p>
-        </w:tc>
-      </w:tr>
-      <w:tr>
-        <w:tc>
-          <w:tcPr>
-            <w:tcW w:w="1827" w:type="dxa"/>
-            <w:gridSpan w:val="2"/>
-            <w:hideMark/>
-          </w:tcPr>
-          <w:p>
-            <w:pPr>
-              <w:jc w:val="center"/>
-              <w:rPr>
-                <w:rFonts w:eastAsia="黑体"/>
-                <w:bCs/>
-                <w:szCs w:val="21"/>
-              </w:rPr>
-            </w:pPr>
-            <w:r>
-              <w:rPr>
-                <w:rFonts w:eastAsia="黑体"/>
-                <w:bCs/>
-                <w:szCs w:val="21"/>
-              </w:rPr>
-              <w:t>测试人员</w:t>
-            </w:r>
-          </w:p>
-        </w:tc>
-        <w:tc>
-          <w:tcPr>
-            <w:tcW w:w="4086" w:type="dxa"/>
-            <w:gridSpan w:val="2"/>
-          </w:tcPr>
-          <w:p>
-            <w:pPr>
-              <w:rPr>
-                <w:noProof/>
-                <w:szCs w:val="21"/>
-              </w:rPr>
-            </w:pPr>
-            <w:r>
-              <w:rPr>
-                <w:rFonts w:hint="eastAsia"/>
-                <w:noProof/>
-                <w:szCs w:val="21"/>
-              </w:rPr>
-              <w:t xml:space="preserve">陈俊亦</w:t>
-            </w:r>
-          </w:p>
-        </w:tc>
-        <w:tc>
-          <w:tcPr>
-            <w:tcW w:w="2297" w:type="dxa"/>
-            <w:gridSpan w:val="2"/>
-          </w:tcPr>
-          <w:p>
-            <w:pPr>
-              <w:jc w:val="center"/>
-              <w:rPr>
-                <w:rFonts w:eastAsia="黑体"/>
-                <w:bCs/>
-                <w:szCs w:val="21"/>
-              </w:rPr>
-            </w:pPr>
-            <w:r>
-              <w:rPr>
-                <w:rFonts w:eastAsia="黑体"/>
-                <w:bCs/>
-                <w:szCs w:val="21"/>
-              </w:rPr>
-              <w:t>监测人员</w:t>
-            </w:r>
-          </w:p>
-        </w:tc>
-        <w:tc>
-          <w:tcPr>
-            <w:tcW w:w="5762" w:type="dxa"/>
-            <w:gridSpan w:val="3"/>
-          </w:tcPr>
-          <w:p>
-            <w:pPr>
-              <w:rPr>
-                <w:noProof/>
-                <w:szCs w:val="21"/>
-              </w:rPr>
-            </w:pPr>
-            <w:r>
-              <w:rPr>
-                <w:rFonts w:hint="eastAsia"/>
-                <w:noProof/>
-                <w:szCs w:val="21"/>
-              </w:rPr>
-              <w:t xml:space="preserve">陈俊亦</w:t>
-            </w:r>
-          </w:p>
-        </w:tc>
-      </w:tr>
-      <w:tr>
-        <w:tc>
-          <w:tcPr>
-            <w:tcW w:w="1827" w:type="dxa"/>
-            <w:gridSpan w:val="2"/>
-            <w:hideMark/>
-          </w:tcPr>
-          <w:p>
-            <w:pPr>
-              <w:jc w:val="center"/>
-              <w:rPr>
-                <w:rFonts w:eastAsia="黑体"/>
-                <w:bCs/>
-                <w:szCs w:val="21"/>
-              </w:rPr>
-            </w:pPr>
-            <w:r>
-              <w:rPr>
-                <w:rFonts w:eastAsia="黑体"/>
-                <w:bCs/>
-                <w:szCs w:val="21"/>
-              </w:rPr>
-              <w:t>问题单标识</w:t>
-            </w:r>
-          </w:p>
-        </w:tc>
-        <w:tc>
-          <w:tcPr>
-            <w:tcW w:w="12145" w:type="dxa"/>
-            <w:gridSpan w:val="7"/>
-          </w:tcPr>
-          <w:p>
-            <w:pPr>
-              <w:rPr>
-                <w:noProof/>
-                <w:szCs w:val="21"/>
-              </w:rPr>
-            </w:pPr>
-            <w:r>
-              <w:rPr>
-                <w:rFonts w:hint="eastAsia"/>
-                <w:noProof/>
-                <w:szCs w:val="21"/>
-              </w:rPr>
-              <w:t xml:space="preserve"/>
-            </w:r>
-          </w:p>
-        </w:tc>
-      </w:tr>
-      <w:tr>
-        <w:tc>
-          <w:tcPr>
-            <w:tcW w:w="1827" w:type="dxa"/>
-            <w:gridSpan w:val="2"/>
-          </w:tcPr>
-          <w:p>
-            <w:pPr>
-              <w:jc w:val="center"/>
-              <w:rPr>
-                <w:rFonts w:eastAsia="黑体"/>
-                <w:bCs/>
-                <w:szCs w:val="21"/>
-              </w:rPr>
-            </w:pPr>
-            <w:r>
-              <w:rPr>
-                <w:rFonts w:eastAsia="黑体"/>
-                <w:bCs/>
-                <w:szCs w:val="21"/>
-              </w:rPr>
-              <w:t>备注</w:t>
-            </w:r>
-          </w:p>
-        </w:tc>
-        <w:tc>
-          <w:tcPr>
-            <w:tcW w:w="12145" w:type="dxa"/>
-            <w:gridSpan w:val="7"/>
-          </w:tcPr>
-          <w:p>
-            <w:pPr>
-              <w:rPr>
-                <w:noProof/>
-                <w:szCs w:val="21"/>
-              </w:rPr>
-            </w:pPr>
-            <w:r>
-              <w:rPr>
-                <w:rFonts w:hint="eastAsia"/>
-                <w:noProof/>
-                <w:szCs w:val="21"/>
-              </w:rPr>
-              <w:t>/</w:t>
-            </w:r>
-          </w:p>
-        </w:tc>
-      </w:tr>
-    </w:tbl>
-    <w:bookmarkEnd w:id="3"/>
     <w:sectPr>
       <w:headerReference w:type="even" r:id="rId8"/>
       <w:footerReference w:type="even" r:id="rId9"/>
